--- a/relatorio.docx
+++ b/relatorio.docx
@@ -60,16 +60,16 @@
         <w:rPr>
           <w:b w:val="0"/>
           <w:bCs w:val="0"/>
-          <w:sz w:val="28"/>
-          <w:szCs w:val="28"/>
-        </w:rPr>
-      </w:pPr>
-      <w:r>
-        <w:rPr>
-          <w:b w:val="0"/>
-          <w:bCs w:val="0"/>
-          <w:sz w:val="28"/>
-          <w:szCs w:val="28"/>
+          <w:sz w:val="24"/>
+          <w:szCs w:val="24"/>
+        </w:rPr>
+      </w:pPr>
+      <w:r>
+        <w:rPr>
+          <w:b w:val="0"/>
+          <w:bCs w:val="0"/>
+          <w:sz w:val="24"/>
+          <w:szCs w:val="24"/>
         </w:rPr>
         <w:t>dificuldades durante a normalização e merge dos dados:</w:t>
       </w:r>
@@ -78,43 +78,211 @@
       <w:pPr>
         <w:pStyle w:val="Normal"/>
         <w:jc w:val="both"/>
-      </w:pPr>
-      <w:r>
-        <w:rPr>
-          <w:b w:val="0"/>
-          <w:bCs w:val="0"/>
-          <w:sz w:val="28"/>
-          <w:szCs w:val="28"/>
+        <w:rPr>
+          <w:b w:val="0"/>
+          <w:bCs w:val="0"/>
+          <w:sz w:val="24"/>
+          <w:szCs w:val="24"/>
+        </w:rPr>
+      </w:pPr>
+      <w:r>
+        <w:rPr>
+          <w:b w:val="0"/>
+          <w:bCs w:val="0"/>
+          <w:sz w:val="24"/>
+          <w:szCs w:val="24"/>
+        </w:rPr>
+        <w:t>A normalização de nomes foi feita como u</w:t>
+      </w:r>
+      <w:r>
+        <w:rPr>
+          <w:b w:val="0"/>
+          <w:bCs w:val="0"/>
+          <w:sz w:val="24"/>
+          <w:szCs w:val="24"/>
+        </w:rPr>
+        <w:t>ma função</w:t>
+      </w:r>
+      <w:r>
+        <w:rPr>
+          <w:b w:val="0"/>
+          <w:bCs w:val="0"/>
+          <w:sz w:val="24"/>
+          <w:szCs w:val="24"/>
+        </w:rPr>
+        <w:t>, que serve para c</w:t>
+      </w:r>
+      <w:r>
+        <w:rPr>
+          <w:rFonts w:ascii="Aptos" w:hAnsi="Aptos" w:eastAsia="Aptos" w:cs="Aptos"/>
+          <w:noProof w:val="0"/>
+          <w:sz w:val="24"/>
+          <w:szCs w:val="24"/>
+          <w:lang w:val="pt-BR"/>
+        </w:rPr>
+        <w:t xml:space="preserve">onverter para minúsculas, remover espaços </w:t>
+      </w:r>
+      <w:r>
+        <w:rPr>
+          <w:rFonts w:ascii="Aptos" w:hAnsi="Aptos" w:eastAsia="Aptos" w:cs="Aptos"/>
+          <w:noProof w:val="0"/>
+          <w:sz w:val="24"/>
+          <w:szCs w:val="24"/>
+          <w:lang w:val="pt-BR"/>
+        </w:rPr>
+        <w:t xml:space="preserve">extras </w:t>
+      </w:r>
+      <w:r>
+        <w:rPr>
+          <w:rFonts w:ascii="Aptos" w:hAnsi="Aptos" w:eastAsia="Aptos" w:cs="Aptos"/>
+          <w:noProof w:val="0"/>
+          <w:sz w:val="24"/>
+          <w:szCs w:val="24"/>
+          <w:lang w:val="pt-BR"/>
+        </w:rPr>
+        <w:t xml:space="preserve">e </w:t>
+      </w:r>
+      <w:r>
+        <w:rPr>
+          <w:rFonts w:ascii="Aptos" w:hAnsi="Aptos" w:eastAsia="Aptos" w:cs="Aptos"/>
+          <w:noProof w:val="0"/>
+          <w:sz w:val="24"/>
+          <w:szCs w:val="24"/>
+          <w:lang w:val="pt-BR"/>
+        </w:rPr>
+        <w:t>remover</w:t>
+      </w:r>
+      <w:r>
+        <w:rPr>
+          <w:rFonts w:ascii="Aptos" w:hAnsi="Aptos" w:eastAsia="Aptos" w:cs="Aptos"/>
+          <w:noProof w:val="0"/>
+          <w:sz w:val="24"/>
+          <w:szCs w:val="24"/>
+          <w:lang w:val="pt-BR"/>
         </w:rPr>
         <w:t xml:space="preserve"> </w:t>
       </w:r>
-    </w:p>
-    <w:p>
-      <w:pPr>
-        <w:pStyle w:val="Normal"/>
-        <w:jc w:val="both"/>
-      </w:pPr>
-      <w:r>
-        <w:rPr>
-          <w:b w:val="0"/>
-          <w:bCs w:val="0"/>
-          <w:sz w:val="28"/>
-          <w:szCs w:val="28"/>
-        </w:rPr>
-        <w:t>foram encontrados jogadores com nomes iguais e até mesmo que jogam no mesmo time, como é o exemplo dos "Carlos Eduardos", que jogam no mirassol. Como também os "Matheusinhos" do Vitória</w:t>
-      </w:r>
-    </w:p>
-    <w:p>
-      <w:pPr>
-        <w:pStyle w:val="Normal"/>
-        <w:jc w:val="both"/>
-      </w:pPr>
-      <w:r>
-        <w:rPr>
-          <w:b w:val="0"/>
-          <w:bCs w:val="0"/>
-          <w:sz w:val="28"/>
-          <w:szCs w:val="28"/>
+      <w:r>
+        <w:rPr>
+          <w:rFonts w:ascii="Aptos" w:hAnsi="Aptos" w:eastAsia="Aptos" w:cs="Aptos"/>
+          <w:noProof w:val="0"/>
+          <w:sz w:val="24"/>
+          <w:szCs w:val="24"/>
+          <w:lang w:val="pt-BR"/>
+        </w:rPr>
+        <w:t>acentos.</w:t>
+      </w:r>
+    </w:p>
+    <w:p>
+      <w:pPr>
+        <w:pStyle w:val="Normal"/>
+        <w:jc w:val="both"/>
+        <w:rPr>
+          <w:b w:val="0"/>
+          <w:bCs w:val="0"/>
+          <w:sz w:val="24"/>
+          <w:szCs w:val="24"/>
+        </w:rPr>
+      </w:pPr>
+      <w:r>
+        <w:rPr>
+          <w:b w:val="0"/>
+          <w:bCs w:val="0"/>
+          <w:sz w:val="24"/>
+          <w:szCs w:val="24"/>
+        </w:rPr>
+        <w:t>F</w:t>
+      </w:r>
+      <w:r>
+        <w:rPr>
+          <w:b w:val="0"/>
+          <w:bCs w:val="0"/>
+          <w:sz w:val="24"/>
+          <w:szCs w:val="24"/>
+        </w:rPr>
+        <w:t xml:space="preserve">oram encontrados jogadores com nomes iguais e até mesmo que jogam no mesmo time, como é o exemplo dos "Carlos </w:t>
+      </w:r>
+      <w:r>
+        <w:rPr>
+          <w:b w:val="0"/>
+          <w:bCs w:val="0"/>
+          <w:sz w:val="24"/>
+          <w:szCs w:val="24"/>
+        </w:rPr>
+        <w:t>Eduardos</w:t>
+      </w:r>
+      <w:r>
+        <w:rPr>
+          <w:b w:val="0"/>
+          <w:bCs w:val="0"/>
+          <w:sz w:val="24"/>
+          <w:szCs w:val="24"/>
+        </w:rPr>
+        <w:t xml:space="preserve">", que jogam no </w:t>
+      </w:r>
+      <w:r>
+        <w:rPr>
+          <w:b w:val="0"/>
+          <w:bCs w:val="0"/>
+          <w:sz w:val="24"/>
+          <w:szCs w:val="24"/>
+        </w:rPr>
+        <w:t>Mirassol</w:t>
+      </w:r>
+      <w:r>
+        <w:rPr>
+          <w:b w:val="0"/>
+          <w:bCs w:val="0"/>
+          <w:sz w:val="24"/>
+          <w:szCs w:val="24"/>
+        </w:rPr>
+        <w:t>. Como também os "</w:t>
+      </w:r>
+      <w:r>
+        <w:rPr>
+          <w:b w:val="0"/>
+          <w:bCs w:val="0"/>
+          <w:sz w:val="24"/>
+          <w:szCs w:val="24"/>
+        </w:rPr>
+        <w:t>Matheusinhos</w:t>
+      </w:r>
+      <w:r>
+        <w:rPr>
+          <w:b w:val="0"/>
+          <w:bCs w:val="0"/>
+          <w:sz w:val="24"/>
+          <w:szCs w:val="24"/>
+        </w:rPr>
+        <w:t>" do Vitória</w:t>
+      </w:r>
+      <w:r>
+        <w:rPr>
+          <w:b w:val="0"/>
+          <w:bCs w:val="0"/>
+          <w:sz w:val="24"/>
+          <w:szCs w:val="24"/>
+        </w:rPr>
+        <w:t>.</w:t>
+      </w:r>
+    </w:p>
+    <w:p>
+      <w:pPr>
+        <w:pStyle w:val="Normal"/>
+        <w:jc w:val="both"/>
+        <w:rPr>
+          <w:b w:val="0"/>
+          <w:bCs w:val="0"/>
+          <w:sz w:val="24"/>
+          <w:szCs w:val="24"/>
+        </w:rPr>
+      </w:pPr>
+      <w:r>
+        <w:rPr>
+          <w:b w:val="0"/>
+          <w:bCs w:val="0"/>
+          <w:sz w:val="24"/>
+          <w:szCs w:val="24"/>
         </w:rPr>
         <w:t>também foram encontradas linhas repetidas. Os "</w:t>
       </w:r>
@@ -122,8 +290,8 @@
         <w:rPr>
           <w:b w:val="0"/>
           <w:bCs w:val="0"/>
-          <w:sz w:val="28"/>
-          <w:szCs w:val="28"/>
+          <w:sz w:val="24"/>
+          <w:szCs w:val="24"/>
         </w:rPr>
         <w:t>Mateusinhos</w:t>
       </w:r>
@@ -131,8 +299,8 @@
         <w:rPr>
           <w:b w:val="0"/>
           <w:bCs w:val="0"/>
-          <w:sz w:val="28"/>
-          <w:szCs w:val="28"/>
+          <w:sz w:val="24"/>
+          <w:szCs w:val="24"/>
         </w:rPr>
         <w:t xml:space="preserve">" do Vitória e os "Carlos </w:t>
       </w:r>
@@ -140,8 +308,8 @@
         <w:rPr>
           <w:b w:val="0"/>
           <w:bCs w:val="0"/>
-          <w:sz w:val="28"/>
-          <w:szCs w:val="28"/>
+          <w:sz w:val="24"/>
+          <w:szCs w:val="24"/>
         </w:rPr>
         <w:t>Eduardos</w:t>
       </w:r>
@@ -149,8 +317,8 @@
         <w:rPr>
           <w:b w:val="0"/>
           <w:bCs w:val="0"/>
-          <w:sz w:val="28"/>
-          <w:szCs w:val="28"/>
+          <w:sz w:val="24"/>
+          <w:szCs w:val="24"/>
         </w:rPr>
         <w:t>" do Mirassol tiveram registros repetidos 8x cada, gerando uma repetição de 16</w:t>
       </w:r>
@@ -158,8 +326,8 @@
         <w:rPr>
           <w:b w:val="0"/>
           <w:bCs w:val="0"/>
-          <w:sz w:val="28"/>
-          <w:szCs w:val="28"/>
+          <w:sz w:val="24"/>
+          <w:szCs w:val="24"/>
         </w:rPr>
         <w:t>x desses</w:t>
       </w:r>
@@ -167,8 +335,8 @@
         <w:rPr>
           <w:b w:val="0"/>
           <w:bCs w:val="0"/>
-          <w:sz w:val="28"/>
-          <w:szCs w:val="28"/>
+          <w:sz w:val="24"/>
+          <w:szCs w:val="24"/>
         </w:rPr>
         <w:t xml:space="preserve"> nomes, como mostrado na tabela:</w:t>
       </w:r>
@@ -177,463 +345,769 @@
       <w:pPr>
         <w:pStyle w:val="Normal"/>
         <w:jc w:val="both"/>
-      </w:pPr>
-      <w:r>
-        <w:rPr>
-          <w:b w:val="0"/>
-          <w:bCs w:val="0"/>
-          <w:sz w:val="28"/>
-          <w:szCs w:val="28"/>
+        <w:rPr>
+          <w:b w:val="0"/>
+          <w:bCs w:val="0"/>
+          <w:sz w:val="24"/>
+          <w:szCs w:val="24"/>
+        </w:rPr>
+      </w:pPr>
+      <w:r>
+        <w:rPr>
+          <w:b w:val="0"/>
+          <w:bCs w:val="0"/>
+          <w:sz w:val="24"/>
+          <w:szCs w:val="24"/>
         </w:rPr>
         <w:t>Player</w:t>
       </w:r>
     </w:p>
     <w:p>
       <w:pPr>
-        <w:pStyle w:val="Normal"/>
-        <w:jc w:val="both"/>
-      </w:pPr>
-      <w:r>
-        <w:rPr>
-          <w:b w:val="0"/>
-          <w:bCs w:val="0"/>
-          <w:sz w:val="28"/>
-          <w:szCs w:val="28"/>
+        <w:pStyle w:val="ListParagraph"/>
+        <w:numPr>
+          <w:ilvl w:val="0"/>
+          <w:numId w:val="3"/>
+        </w:numPr>
+        <w:jc w:val="both"/>
+        <w:rPr>
+          <w:b w:val="0"/>
+          <w:bCs w:val="0"/>
+          <w:sz w:val="24"/>
+          <w:szCs w:val="24"/>
+        </w:rPr>
+      </w:pPr>
+      <w:r>
+        <w:rPr>
+          <w:b w:val="0"/>
+          <w:bCs w:val="0"/>
+          <w:sz w:val="24"/>
+          <w:szCs w:val="24"/>
         </w:rPr>
         <w:t>Matheusinho                16</w:t>
       </w:r>
     </w:p>
     <w:p>
       <w:pPr>
-        <w:pStyle w:val="Normal"/>
-        <w:jc w:val="both"/>
-      </w:pPr>
-      <w:r>
-        <w:rPr>
-          <w:b w:val="0"/>
-          <w:bCs w:val="0"/>
-          <w:sz w:val="28"/>
-          <w:szCs w:val="28"/>
+        <w:pStyle w:val="ListParagraph"/>
+        <w:numPr>
+          <w:ilvl w:val="0"/>
+          <w:numId w:val="3"/>
+        </w:numPr>
+        <w:jc w:val="both"/>
+        <w:rPr>
+          <w:b w:val="0"/>
+          <w:bCs w:val="0"/>
+          <w:sz w:val="24"/>
+          <w:szCs w:val="24"/>
+        </w:rPr>
+      </w:pPr>
+      <w:r>
+        <w:rPr>
+          <w:b w:val="0"/>
+          <w:bCs w:val="0"/>
+          <w:sz w:val="24"/>
+          <w:szCs w:val="24"/>
         </w:rPr>
         <w:t>Carlos Eduardo             16</w:t>
       </w:r>
     </w:p>
     <w:p>
       <w:pPr>
-        <w:pStyle w:val="Normal"/>
-        <w:jc w:val="both"/>
-      </w:pPr>
-      <w:r>
-        <w:rPr>
-          <w:b w:val="0"/>
-          <w:bCs w:val="0"/>
-          <w:sz w:val="28"/>
-          <w:szCs w:val="28"/>
+        <w:pStyle w:val="ListParagraph"/>
+        <w:numPr>
+          <w:ilvl w:val="0"/>
+          <w:numId w:val="3"/>
+        </w:numPr>
+        <w:jc w:val="both"/>
+        <w:rPr>
+          <w:b w:val="0"/>
+          <w:bCs w:val="0"/>
+          <w:sz w:val="24"/>
+          <w:szCs w:val="24"/>
+        </w:rPr>
+      </w:pPr>
+      <w:r>
+        <w:rPr>
+          <w:b w:val="0"/>
+          <w:bCs w:val="0"/>
+          <w:sz w:val="24"/>
+          <w:szCs w:val="24"/>
         </w:rPr>
         <w:t>Gabriel                     4</w:t>
       </w:r>
     </w:p>
     <w:p>
       <w:pPr>
-        <w:pStyle w:val="Normal"/>
-        <w:jc w:val="both"/>
-      </w:pPr>
-      <w:r>
-        <w:rPr>
-          <w:b w:val="0"/>
-          <w:bCs w:val="0"/>
-          <w:sz w:val="28"/>
-          <w:szCs w:val="28"/>
+        <w:pStyle w:val="ListParagraph"/>
+        <w:numPr>
+          <w:ilvl w:val="0"/>
+          <w:numId w:val="3"/>
+        </w:numPr>
+        <w:jc w:val="both"/>
+        <w:rPr>
+          <w:b w:val="0"/>
+          <w:bCs w:val="0"/>
+          <w:sz w:val="24"/>
+          <w:szCs w:val="24"/>
+        </w:rPr>
+      </w:pPr>
+      <w:r>
+        <w:rPr>
+          <w:b w:val="0"/>
+          <w:bCs w:val="0"/>
+          <w:sz w:val="24"/>
+          <w:szCs w:val="24"/>
         </w:rPr>
         <w:t>João Pedro                  3</w:t>
       </w:r>
     </w:p>
     <w:p>
       <w:pPr>
-        <w:pStyle w:val="Normal"/>
-        <w:jc w:val="both"/>
-      </w:pPr>
-      <w:r>
-        <w:rPr>
-          <w:b w:val="0"/>
-          <w:bCs w:val="0"/>
-          <w:sz w:val="28"/>
-          <w:szCs w:val="28"/>
+        <w:pStyle w:val="ListParagraph"/>
+        <w:numPr>
+          <w:ilvl w:val="0"/>
+          <w:numId w:val="3"/>
+        </w:numPr>
+        <w:jc w:val="both"/>
+        <w:rPr>
+          <w:b w:val="0"/>
+          <w:bCs w:val="0"/>
+          <w:sz w:val="24"/>
+          <w:szCs w:val="24"/>
+        </w:rPr>
+      </w:pPr>
+      <w:r>
+        <w:rPr>
+          <w:b w:val="0"/>
+          <w:bCs w:val="0"/>
+          <w:sz w:val="24"/>
+          <w:szCs w:val="24"/>
         </w:rPr>
         <w:t>Vitinho                     3</w:t>
       </w:r>
     </w:p>
     <w:p>
       <w:pPr>
-        <w:pStyle w:val="Normal"/>
-        <w:jc w:val="both"/>
-      </w:pPr>
-      <w:r>
-        <w:rPr>
-          <w:b w:val="0"/>
-          <w:bCs w:val="0"/>
-          <w:sz w:val="28"/>
-          <w:szCs w:val="28"/>
+        <w:pStyle w:val="ListParagraph"/>
+        <w:numPr>
+          <w:ilvl w:val="0"/>
+          <w:numId w:val="3"/>
+        </w:numPr>
+        <w:jc w:val="both"/>
+        <w:rPr>
+          <w:b w:val="0"/>
+          <w:bCs w:val="0"/>
+          <w:sz w:val="24"/>
+          <w:szCs w:val="24"/>
+        </w:rPr>
+      </w:pPr>
+      <w:r>
+        <w:rPr>
+          <w:b w:val="0"/>
+          <w:bCs w:val="0"/>
+          <w:sz w:val="24"/>
+          <w:szCs w:val="24"/>
         </w:rPr>
         <w:t>Dudu                        3</w:t>
       </w:r>
     </w:p>
     <w:p>
       <w:pPr>
-        <w:pStyle w:val="Normal"/>
-        <w:jc w:val="both"/>
-      </w:pPr>
-      <w:r>
-        <w:rPr>
-          <w:b w:val="0"/>
-          <w:bCs w:val="0"/>
-          <w:sz w:val="28"/>
-          <w:szCs w:val="28"/>
+        <w:pStyle w:val="ListParagraph"/>
+        <w:numPr>
+          <w:ilvl w:val="0"/>
+          <w:numId w:val="3"/>
+        </w:numPr>
+        <w:jc w:val="both"/>
+        <w:rPr>
+          <w:b w:val="0"/>
+          <w:bCs w:val="0"/>
+          <w:sz w:val="24"/>
+          <w:szCs w:val="24"/>
+        </w:rPr>
+      </w:pPr>
+      <w:r>
+        <w:rPr>
+          <w:b w:val="0"/>
+          <w:bCs w:val="0"/>
+          <w:sz w:val="24"/>
+          <w:szCs w:val="24"/>
         </w:rPr>
         <w:t>Allan                       3</w:t>
       </w:r>
     </w:p>
     <w:p>
       <w:pPr>
-        <w:pStyle w:val="Normal"/>
-        <w:jc w:val="both"/>
-      </w:pPr>
-      <w:r>
-        <w:rPr>
-          <w:b w:val="0"/>
-          <w:bCs w:val="0"/>
-          <w:sz w:val="28"/>
-          <w:szCs w:val="28"/>
+        <w:pStyle w:val="ListParagraph"/>
+        <w:numPr>
+          <w:ilvl w:val="0"/>
+          <w:numId w:val="3"/>
+        </w:numPr>
+        <w:jc w:val="both"/>
+        <w:rPr>
+          <w:b w:val="0"/>
+          <w:bCs w:val="0"/>
+          <w:sz w:val="24"/>
+          <w:szCs w:val="24"/>
+        </w:rPr>
+      </w:pPr>
+      <w:r>
+        <w:rPr>
+          <w:b w:val="0"/>
+          <w:bCs w:val="0"/>
+          <w:sz w:val="24"/>
+          <w:szCs w:val="24"/>
         </w:rPr>
         <w:t>Pascal Groß                 2</w:t>
       </w:r>
     </w:p>
     <w:p>
       <w:pPr>
-        <w:pStyle w:val="Normal"/>
-        <w:jc w:val="both"/>
-      </w:pPr>
-      <w:r>
-        <w:rPr>
-          <w:b w:val="0"/>
-          <w:bCs w:val="0"/>
-          <w:sz w:val="28"/>
-          <w:szCs w:val="28"/>
+        <w:pStyle w:val="ListParagraph"/>
+        <w:numPr>
+          <w:ilvl w:val="0"/>
+          <w:numId w:val="3"/>
+        </w:numPr>
+        <w:jc w:val="both"/>
+        <w:rPr>
+          <w:b w:val="0"/>
+          <w:bCs w:val="0"/>
+          <w:sz w:val="24"/>
+          <w:szCs w:val="24"/>
+        </w:rPr>
+      </w:pPr>
+      <w:r>
+        <w:rPr>
+          <w:b w:val="0"/>
+          <w:bCs w:val="0"/>
+          <w:sz w:val="24"/>
+          <w:szCs w:val="24"/>
         </w:rPr>
         <w:t>Brajan Gruda                2</w:t>
       </w:r>
     </w:p>
     <w:p>
       <w:pPr>
-        <w:pStyle w:val="Normal"/>
-        <w:jc w:val="both"/>
-      </w:pPr>
-      <w:r>
-        <w:rPr>
-          <w:b w:val="0"/>
-          <w:bCs w:val="0"/>
-          <w:sz w:val="28"/>
-          <w:szCs w:val="28"/>
+        <w:pStyle w:val="ListParagraph"/>
+        <w:numPr>
+          <w:ilvl w:val="0"/>
+          <w:numId w:val="3"/>
+        </w:numPr>
+        <w:jc w:val="both"/>
+        <w:rPr>
+          <w:b w:val="0"/>
+          <w:bCs w:val="0"/>
+          <w:sz w:val="24"/>
+          <w:szCs w:val="24"/>
+        </w:rPr>
+      </w:pPr>
+      <w:r>
+        <w:rPr>
+          <w:b w:val="0"/>
+          <w:bCs w:val="0"/>
+          <w:sz w:val="24"/>
+          <w:szCs w:val="24"/>
         </w:rPr>
         <w:t>Sandi Lovrić                2</w:t>
       </w:r>
     </w:p>
     <w:p>
       <w:pPr>
-        <w:pStyle w:val="Normal"/>
-        <w:jc w:val="both"/>
-      </w:pPr>
-      <w:r>
-        <w:rPr>
-          <w:b w:val="0"/>
-          <w:bCs w:val="0"/>
-          <w:sz w:val="28"/>
-          <w:szCs w:val="28"/>
+        <w:pStyle w:val="ListParagraph"/>
+        <w:numPr>
+          <w:ilvl w:val="0"/>
+          <w:numId w:val="3"/>
+        </w:numPr>
+        <w:jc w:val="both"/>
+        <w:rPr>
+          <w:b w:val="0"/>
+          <w:bCs w:val="0"/>
+          <w:sz w:val="24"/>
+          <w:szCs w:val="24"/>
+        </w:rPr>
+      </w:pPr>
+      <w:r>
+        <w:rPr>
+          <w:b w:val="0"/>
+          <w:bCs w:val="0"/>
+          <w:sz w:val="24"/>
+          <w:szCs w:val="24"/>
         </w:rPr>
         <w:t>Eren Dinkçi                 2</w:t>
       </w:r>
     </w:p>
     <w:p>
       <w:pPr>
-        <w:pStyle w:val="Normal"/>
-        <w:jc w:val="both"/>
-      </w:pPr>
-      <w:r>
-        <w:rPr>
-          <w:b w:val="0"/>
-          <w:bCs w:val="0"/>
-          <w:sz w:val="28"/>
-          <w:szCs w:val="28"/>
+        <w:pStyle w:val="ListParagraph"/>
+        <w:numPr>
+          <w:ilvl w:val="0"/>
+          <w:numId w:val="3"/>
+        </w:numPr>
+        <w:jc w:val="both"/>
+        <w:rPr>
+          <w:b w:val="0"/>
+          <w:bCs w:val="0"/>
+          <w:sz w:val="24"/>
+          <w:szCs w:val="24"/>
+        </w:rPr>
+      </w:pPr>
+      <w:r>
+        <w:rPr>
+          <w:b w:val="0"/>
+          <w:bCs w:val="0"/>
+          <w:sz w:val="24"/>
+          <w:szCs w:val="24"/>
         </w:rPr>
         <w:t>Albert Grønbaek             2</w:t>
       </w:r>
     </w:p>
     <w:p>
       <w:pPr>
-        <w:pStyle w:val="Normal"/>
-        <w:jc w:val="both"/>
-      </w:pPr>
-      <w:r>
-        <w:rPr>
-          <w:b w:val="0"/>
-          <w:bCs w:val="0"/>
-          <w:sz w:val="28"/>
-          <w:szCs w:val="28"/>
+        <w:pStyle w:val="ListParagraph"/>
+        <w:numPr>
+          <w:ilvl w:val="0"/>
+          <w:numId w:val="3"/>
+        </w:numPr>
+        <w:jc w:val="both"/>
+        <w:rPr>
+          <w:b w:val="0"/>
+          <w:bCs w:val="0"/>
+          <w:sz w:val="24"/>
+          <w:szCs w:val="24"/>
+        </w:rPr>
+      </w:pPr>
+      <w:r>
+        <w:rPr>
+          <w:b w:val="0"/>
+          <w:bCs w:val="0"/>
+          <w:sz w:val="24"/>
+          <w:szCs w:val="24"/>
         </w:rPr>
         <w:t>Martin Satriano             2</w:t>
       </w:r>
     </w:p>
     <w:p>
       <w:pPr>
-        <w:pStyle w:val="Normal"/>
-        <w:jc w:val="both"/>
-      </w:pPr>
-      <w:r>
-        <w:rPr>
-          <w:b w:val="0"/>
-          <w:bCs w:val="0"/>
-          <w:sz w:val="28"/>
-          <w:szCs w:val="28"/>
+        <w:pStyle w:val="ListParagraph"/>
+        <w:numPr>
+          <w:ilvl w:val="0"/>
+          <w:numId w:val="3"/>
+        </w:numPr>
+        <w:jc w:val="both"/>
+        <w:rPr>
+          <w:b w:val="0"/>
+          <w:bCs w:val="0"/>
+          <w:sz w:val="24"/>
+          <w:szCs w:val="24"/>
+        </w:rPr>
+      </w:pPr>
+      <w:r>
+        <w:rPr>
+          <w:b w:val="0"/>
+          <w:bCs w:val="0"/>
+          <w:sz w:val="24"/>
+          <w:szCs w:val="24"/>
         </w:rPr>
         <w:t>Mamadou Sarr                2</w:t>
       </w:r>
     </w:p>
     <w:p>
       <w:pPr>
-        <w:pStyle w:val="Normal"/>
-        <w:jc w:val="both"/>
-      </w:pPr>
-      <w:r>
-        <w:rPr>
-          <w:b w:val="0"/>
-          <w:bCs w:val="0"/>
-          <w:sz w:val="28"/>
-          <w:szCs w:val="28"/>
+        <w:pStyle w:val="ListParagraph"/>
+        <w:numPr>
+          <w:ilvl w:val="0"/>
+          <w:numId w:val="3"/>
+        </w:numPr>
+        <w:jc w:val="both"/>
+        <w:rPr>
+          <w:b w:val="0"/>
+          <w:bCs w:val="0"/>
+          <w:sz w:val="24"/>
+          <w:szCs w:val="24"/>
+        </w:rPr>
+      </w:pPr>
+      <w:r>
+        <w:rPr>
+          <w:b w:val="0"/>
+          <w:bCs w:val="0"/>
+          <w:sz w:val="24"/>
+          <w:szCs w:val="24"/>
         </w:rPr>
         <w:t>Marc Guéhi                  2</w:t>
       </w:r>
     </w:p>
     <w:p>
       <w:pPr>
-        <w:pStyle w:val="Normal"/>
-        <w:jc w:val="both"/>
-      </w:pPr>
-      <w:r>
-        <w:rPr>
-          <w:b w:val="0"/>
-          <w:bCs w:val="0"/>
-          <w:sz w:val="28"/>
-          <w:szCs w:val="28"/>
+        <w:pStyle w:val="ListParagraph"/>
+        <w:numPr>
+          <w:ilvl w:val="0"/>
+          <w:numId w:val="3"/>
+        </w:numPr>
+        <w:jc w:val="both"/>
+        <w:rPr>
+          <w:b w:val="0"/>
+          <w:bCs w:val="0"/>
+          <w:sz w:val="24"/>
+          <w:szCs w:val="24"/>
+        </w:rPr>
+      </w:pPr>
+      <w:r>
+        <w:rPr>
+          <w:b w:val="0"/>
+          <w:bCs w:val="0"/>
+          <w:sz w:val="24"/>
+          <w:szCs w:val="24"/>
         </w:rPr>
         <w:t>Fer López                   2</w:t>
       </w:r>
     </w:p>
     <w:p>
       <w:pPr>
-        <w:pStyle w:val="Normal"/>
-        <w:jc w:val="both"/>
-      </w:pPr>
-      <w:r>
-        <w:rPr>
-          <w:b w:val="0"/>
-          <w:bCs w:val="0"/>
-          <w:sz w:val="28"/>
-          <w:szCs w:val="28"/>
+        <w:pStyle w:val="ListParagraph"/>
+        <w:numPr>
+          <w:ilvl w:val="0"/>
+          <w:numId w:val="3"/>
+        </w:numPr>
+        <w:jc w:val="both"/>
+        <w:rPr>
+          <w:b w:val="0"/>
+          <w:bCs w:val="0"/>
+          <w:sz w:val="24"/>
+          <w:szCs w:val="24"/>
+        </w:rPr>
+      </w:pPr>
+      <w:r>
+        <w:rPr>
+          <w:b w:val="0"/>
+          <w:bCs w:val="0"/>
+          <w:sz w:val="24"/>
+          <w:szCs w:val="24"/>
         </w:rPr>
         <w:t>Arnaud Nordin               2</w:t>
       </w:r>
     </w:p>
     <w:p>
       <w:pPr>
-        <w:pStyle w:val="Normal"/>
-        <w:jc w:val="both"/>
-      </w:pPr>
-      <w:r>
-        <w:rPr>
-          <w:b w:val="0"/>
-          <w:bCs w:val="0"/>
-          <w:sz w:val="28"/>
-          <w:szCs w:val="28"/>
+        <w:pStyle w:val="ListParagraph"/>
+        <w:numPr>
+          <w:ilvl w:val="0"/>
+          <w:numId w:val="3"/>
+        </w:numPr>
+        <w:jc w:val="both"/>
+        <w:rPr>
+          <w:b w:val="0"/>
+          <w:bCs w:val="0"/>
+          <w:sz w:val="24"/>
+          <w:szCs w:val="24"/>
+        </w:rPr>
+      </w:pPr>
+      <w:r>
+        <w:rPr>
+          <w:b w:val="0"/>
+          <w:bCs w:val="0"/>
+          <w:sz w:val="24"/>
+          <w:szCs w:val="24"/>
         </w:rPr>
         <w:t>Hans Nicolussi Caviglia     2</w:t>
       </w:r>
     </w:p>
     <w:p>
       <w:pPr>
-        <w:pStyle w:val="Normal"/>
-        <w:jc w:val="both"/>
-      </w:pPr>
-      <w:r>
-        <w:rPr>
-          <w:b w:val="0"/>
-          <w:bCs w:val="0"/>
-          <w:sz w:val="28"/>
-          <w:szCs w:val="28"/>
+        <w:pStyle w:val="ListParagraph"/>
+        <w:numPr>
+          <w:ilvl w:val="0"/>
+          <w:numId w:val="3"/>
+        </w:numPr>
+        <w:jc w:val="both"/>
+        <w:rPr>
+          <w:b w:val="0"/>
+          <w:bCs w:val="0"/>
+          <w:sz w:val="24"/>
+          <w:szCs w:val="24"/>
+        </w:rPr>
+      </w:pPr>
+      <w:r>
+        <w:rPr>
+          <w:b w:val="0"/>
+          <w:bCs w:val="0"/>
+          <w:sz w:val="24"/>
+          <w:szCs w:val="24"/>
         </w:rPr>
         <w:t>Ademola Lookman             2</w:t>
       </w:r>
     </w:p>
     <w:p>
       <w:pPr>
-        <w:pStyle w:val="Normal"/>
-        <w:jc w:val="both"/>
-      </w:pPr>
-      <w:r>
-        <w:rPr>
-          <w:b w:val="0"/>
-          <w:bCs w:val="0"/>
-          <w:sz w:val="28"/>
-          <w:szCs w:val="28"/>
+        <w:pStyle w:val="ListParagraph"/>
+        <w:numPr>
+          <w:ilvl w:val="0"/>
+          <w:numId w:val="3"/>
+        </w:numPr>
+        <w:jc w:val="both"/>
+        <w:rPr>
+          <w:b w:val="0"/>
+          <w:bCs w:val="0"/>
+          <w:sz w:val="24"/>
+          <w:szCs w:val="24"/>
+        </w:rPr>
+      </w:pPr>
+      <w:r>
+        <w:rPr>
+          <w:b w:val="0"/>
+          <w:bCs w:val="0"/>
+          <w:sz w:val="24"/>
+          <w:szCs w:val="24"/>
         </w:rPr>
         <w:t>Evann Guessand              2</w:t>
       </w:r>
     </w:p>
     <w:p>
       <w:pPr>
-        <w:pStyle w:val="Normal"/>
-        <w:jc w:val="both"/>
-      </w:pPr>
-      <w:r>
-        <w:rPr>
-          <w:b w:val="0"/>
-          <w:bCs w:val="0"/>
-          <w:sz w:val="28"/>
-          <w:szCs w:val="28"/>
+        <w:pStyle w:val="ListParagraph"/>
+        <w:numPr>
+          <w:ilvl w:val="0"/>
+          <w:numId w:val="3"/>
+        </w:numPr>
+        <w:jc w:val="both"/>
+        <w:rPr>
+          <w:b w:val="0"/>
+          <w:bCs w:val="0"/>
+          <w:sz w:val="24"/>
+          <w:szCs w:val="24"/>
+        </w:rPr>
+      </w:pPr>
+      <w:r>
+        <w:rPr>
+          <w:b w:val="0"/>
+          <w:bCs w:val="0"/>
+          <w:sz w:val="24"/>
+          <w:szCs w:val="24"/>
         </w:rPr>
         <w:t>Idrissa Guèye               2</w:t>
       </w:r>
     </w:p>
     <w:p>
       <w:pPr>
-        <w:pStyle w:val="Normal"/>
-        <w:jc w:val="both"/>
-      </w:pPr>
-      <w:r>
-        <w:rPr>
-          <w:b w:val="0"/>
-          <w:bCs w:val="0"/>
-          <w:sz w:val="28"/>
-          <w:szCs w:val="28"/>
+        <w:pStyle w:val="ListParagraph"/>
+        <w:numPr>
+          <w:ilvl w:val="0"/>
+          <w:numId w:val="3"/>
+        </w:numPr>
+        <w:jc w:val="both"/>
+        <w:rPr>
+          <w:b w:val="0"/>
+          <w:bCs w:val="0"/>
+          <w:sz w:val="24"/>
+          <w:szCs w:val="24"/>
+        </w:rPr>
+      </w:pPr>
+      <w:r>
+        <w:rPr>
+          <w:b w:val="0"/>
+          <w:bCs w:val="0"/>
+          <w:sz w:val="24"/>
+          <w:szCs w:val="24"/>
         </w:rPr>
         <w:t>Álvaro Núñez                2</w:t>
       </w:r>
     </w:p>
     <w:p>
       <w:pPr>
-        <w:pStyle w:val="Normal"/>
-        <w:jc w:val="both"/>
-      </w:pPr>
-      <w:r>
-        <w:rPr>
-          <w:b w:val="0"/>
-          <w:bCs w:val="0"/>
-          <w:sz w:val="28"/>
-          <w:szCs w:val="28"/>
+        <w:pStyle w:val="ListParagraph"/>
+        <w:numPr>
+          <w:ilvl w:val="0"/>
+          <w:numId w:val="3"/>
+        </w:numPr>
+        <w:jc w:val="both"/>
+        <w:rPr>
+          <w:b w:val="0"/>
+          <w:bCs w:val="0"/>
+          <w:sz w:val="24"/>
+          <w:szCs w:val="24"/>
+        </w:rPr>
+      </w:pPr>
+      <w:r>
+        <w:rPr>
+          <w:b w:val="0"/>
+          <w:bCs w:val="0"/>
+          <w:sz w:val="24"/>
+          <w:szCs w:val="24"/>
         </w:rPr>
         <w:t>Unai Núñez                  2</w:t>
       </w:r>
     </w:p>
     <w:p>
       <w:pPr>
-        <w:pStyle w:val="Normal"/>
-        <w:jc w:val="both"/>
-      </w:pPr>
-      <w:r>
-        <w:rPr>
-          <w:b w:val="0"/>
-          <w:bCs w:val="0"/>
-          <w:sz w:val="28"/>
-          <w:szCs w:val="28"/>
+        <w:pStyle w:val="ListParagraph"/>
+        <w:numPr>
+          <w:ilvl w:val="0"/>
+          <w:numId w:val="3"/>
+        </w:numPr>
+        <w:jc w:val="both"/>
+        <w:rPr>
+          <w:b w:val="0"/>
+          <w:bCs w:val="0"/>
+          <w:sz w:val="24"/>
+          <w:szCs w:val="24"/>
+        </w:rPr>
+      </w:pPr>
+      <w:r>
+        <w:rPr>
+          <w:b w:val="0"/>
+          <w:bCs w:val="0"/>
+          <w:sz w:val="24"/>
+          <w:szCs w:val="24"/>
         </w:rPr>
         <w:t>Ethan Nwaneri               2</w:t>
       </w:r>
     </w:p>
     <w:p>
       <w:pPr>
-        <w:pStyle w:val="Normal"/>
-        <w:jc w:val="both"/>
-      </w:pPr>
-      <w:r>
-        <w:rPr>
-          <w:b w:val="0"/>
-          <w:bCs w:val="0"/>
-          <w:sz w:val="28"/>
-          <w:szCs w:val="28"/>
+        <w:pStyle w:val="ListParagraph"/>
+        <w:numPr>
+          <w:ilvl w:val="0"/>
+          <w:numId w:val="3"/>
+        </w:numPr>
+        <w:jc w:val="both"/>
+        <w:rPr>
+          <w:b w:val="0"/>
+          <w:bCs w:val="0"/>
+          <w:sz w:val="24"/>
+          <w:szCs w:val="24"/>
+        </w:rPr>
+      </w:pPr>
+      <w:r>
+        <w:rPr>
+          <w:b w:val="0"/>
+          <w:bCs w:val="0"/>
+          <w:sz w:val="24"/>
+          <w:szCs w:val="24"/>
         </w:rPr>
         <w:t>M'Bala Nzola                2</w:t>
       </w:r>
     </w:p>
     <w:p>
       <w:pPr>
-        <w:pStyle w:val="Normal"/>
-        <w:jc w:val="both"/>
-      </w:pPr>
-      <w:r>
-        <w:rPr>
-          <w:b w:val="0"/>
-          <w:bCs w:val="0"/>
-          <w:sz w:val="28"/>
-          <w:szCs w:val="28"/>
+        <w:pStyle w:val="ListParagraph"/>
+        <w:numPr>
+          <w:ilvl w:val="0"/>
+          <w:numId w:val="3"/>
+        </w:numPr>
+        <w:jc w:val="both"/>
+        <w:rPr>
+          <w:b w:val="0"/>
+          <w:bCs w:val="0"/>
+          <w:sz w:val="24"/>
+          <w:szCs w:val="24"/>
+        </w:rPr>
+      </w:pPr>
+      <w:r>
+        <w:rPr>
+          <w:b w:val="0"/>
+          <w:bCs w:val="0"/>
+          <w:sz w:val="24"/>
+          <w:szCs w:val="24"/>
         </w:rPr>
         <w:t>Robinio Vaz                 2</w:t>
       </w:r>
     </w:p>
     <w:p>
       <w:pPr>
-        <w:pStyle w:val="Normal"/>
-        <w:jc w:val="both"/>
-      </w:pPr>
-      <w:r>
-        <w:rPr>
-          <w:b w:val="0"/>
-          <w:bCs w:val="0"/>
-          <w:sz w:val="28"/>
-          <w:szCs w:val="28"/>
+        <w:pStyle w:val="ListParagraph"/>
+        <w:numPr>
+          <w:ilvl w:val="0"/>
+          <w:numId w:val="3"/>
+        </w:numPr>
+        <w:jc w:val="both"/>
+        <w:rPr>
+          <w:b w:val="0"/>
+          <w:bCs w:val="0"/>
+          <w:sz w:val="24"/>
+          <w:szCs w:val="24"/>
+        </w:rPr>
+      </w:pPr>
+      <w:r>
+        <w:rPr>
+          <w:b w:val="0"/>
+          <w:bCs w:val="0"/>
+          <w:sz w:val="24"/>
+          <w:szCs w:val="24"/>
         </w:rPr>
         <w:t>Matt O'Riley                2</w:t>
       </w:r>
     </w:p>
     <w:p>
       <w:pPr>
-        <w:pStyle w:val="Normal"/>
-        <w:jc w:val="both"/>
-      </w:pPr>
-      <w:r>
-        <w:rPr>
-          <w:b w:val="0"/>
-          <w:bCs w:val="0"/>
-          <w:sz w:val="28"/>
-          <w:szCs w:val="28"/>
+        <w:pStyle w:val="ListParagraph"/>
+        <w:numPr>
+          <w:ilvl w:val="0"/>
+          <w:numId w:val="3"/>
+        </w:numPr>
+        <w:jc w:val="both"/>
+        <w:rPr>
+          <w:b w:val="0"/>
+          <w:bCs w:val="0"/>
+          <w:sz w:val="24"/>
+          <w:szCs w:val="24"/>
+        </w:rPr>
+      </w:pPr>
+      <w:r>
+        <w:rPr>
+          <w:b w:val="0"/>
+          <w:bCs w:val="0"/>
+          <w:sz w:val="24"/>
+          <w:szCs w:val="24"/>
         </w:rPr>
         <w:t>Sheraldo Becker             2</w:t>
       </w:r>
     </w:p>
     <w:p>
       <w:pPr>
-        <w:pStyle w:val="Normal"/>
-        <w:jc w:val="both"/>
-      </w:pPr>
-      <w:r>
-        <w:rPr>
-          <w:b w:val="0"/>
-          <w:bCs w:val="0"/>
-          <w:sz w:val="28"/>
-          <w:szCs w:val="28"/>
+        <w:pStyle w:val="ListParagraph"/>
+        <w:numPr>
+          <w:ilvl w:val="0"/>
+          <w:numId w:val="3"/>
+        </w:numPr>
+        <w:jc w:val="both"/>
+        <w:rPr>
+          <w:b w:val="0"/>
+          <w:bCs w:val="0"/>
+          <w:sz w:val="24"/>
+          <w:szCs w:val="24"/>
+        </w:rPr>
+      </w:pPr>
+      <w:r>
+        <w:rPr>
+          <w:b w:val="0"/>
+          <w:bCs w:val="0"/>
+          <w:sz w:val="24"/>
+          <w:szCs w:val="24"/>
         </w:rPr>
         <w:t>Matías Vecino               2</w:t>
       </w:r>
     </w:p>
     <w:p>
       <w:pPr>
-        <w:pStyle w:val="Normal"/>
-        <w:jc w:val="both"/>
-      </w:pPr>
-      <w:r>
-        <w:rPr>
-          <w:b w:val="0"/>
-          <w:bCs w:val="0"/>
-          <w:sz w:val="28"/>
-          <w:szCs w:val="28"/>
+        <w:pStyle w:val="ListParagraph"/>
+        <w:numPr>
+          <w:ilvl w:val="0"/>
+          <w:numId w:val="3"/>
+        </w:numPr>
+        <w:jc w:val="both"/>
+        <w:rPr>
+          <w:b w:val="0"/>
+          <w:bCs w:val="0"/>
+          <w:sz w:val="24"/>
+          <w:szCs w:val="24"/>
+        </w:rPr>
+      </w:pPr>
+      <w:r>
+        <w:rPr>
+          <w:b w:val="0"/>
+          <w:bCs w:val="0"/>
+          <w:sz w:val="24"/>
+          <w:szCs w:val="24"/>
         </w:rPr>
         <w:t>David López                 2</w:t>
       </w:r>
@@ -642,13 +1116,19 @@
       <w:pPr>
         <w:pStyle w:val="Normal"/>
         <w:jc w:val="both"/>
-      </w:pPr>
-      <w:r>
-        <w:rPr>
-          <w:b w:val="0"/>
-          <w:bCs w:val="0"/>
-          <w:sz w:val="28"/>
-          <w:szCs w:val="28"/>
+        <w:rPr>
+          <w:b w:val="0"/>
+          <w:bCs w:val="0"/>
+          <w:sz w:val="24"/>
+          <w:szCs w:val="24"/>
+        </w:rPr>
+      </w:pPr>
+      <w:r>
+        <w:rPr>
+          <w:b w:val="0"/>
+          <w:bCs w:val="0"/>
+          <w:sz w:val="24"/>
+          <w:szCs w:val="24"/>
         </w:rPr>
         <w:t xml:space="preserve"> </w:t>
       </w:r>
@@ -660,16 +1140,16 @@
         <w:rPr>
           <w:b w:val="0"/>
           <w:bCs w:val="0"/>
-          <w:sz w:val="28"/>
-          <w:szCs w:val="28"/>
-        </w:rPr>
-      </w:pPr>
-      <w:r>
-        <w:rPr>
-          <w:b w:val="0"/>
-          <w:bCs w:val="0"/>
-          <w:sz w:val="28"/>
-          <w:szCs w:val="28"/>
+          <w:sz w:val="24"/>
+          <w:szCs w:val="24"/>
+        </w:rPr>
+      </w:pPr>
+      <w:r>
+        <w:rPr>
+          <w:b w:val="0"/>
+          <w:bCs w:val="0"/>
+          <w:sz w:val="24"/>
+          <w:szCs w:val="24"/>
         </w:rPr>
         <w:t xml:space="preserve">Durante a análise exploratória identificou-se que a coluna </w:t>
       </w:r>
@@ -677,8 +1157,8 @@
         <w:rPr>
           <w:b w:val="0"/>
           <w:bCs w:val="0"/>
-          <w:sz w:val="28"/>
-          <w:szCs w:val="28"/>
+          <w:sz w:val="24"/>
+          <w:szCs w:val="24"/>
         </w:rPr>
         <w:t>Rk</w:t>
       </w:r>
@@ -686,8 +1166,8 @@
         <w:rPr>
           <w:b w:val="0"/>
           <w:bCs w:val="0"/>
-          <w:sz w:val="28"/>
-          <w:szCs w:val="28"/>
+          <w:sz w:val="24"/>
+          <w:szCs w:val="24"/>
         </w:rPr>
         <w:t xml:space="preserve"> não representa um identificador único de jogador, apresentando múltiplas ocorrências para atletas distintos. Também foram observadas duplicações parciais de registros, exigindo tratamento antes da integração das fontes. Ou seja, </w:t>
       </w:r>
@@ -695,8 +1175,8 @@
         <w:rPr>
           <w:b w:val="0"/>
           <w:bCs w:val="0"/>
-          <w:sz w:val="28"/>
-          <w:szCs w:val="28"/>
+          <w:sz w:val="24"/>
+          <w:szCs w:val="24"/>
         </w:rPr>
         <w:t>não tínhamos nenhum tipo de identificador único.</w:t>
       </w:r>
@@ -708,19 +1188,23 @@
         <w:rPr>
           <w:b w:val="0"/>
           <w:bCs w:val="0"/>
-          <w:sz w:val="28"/>
-          <w:szCs w:val="28"/>
-        </w:rPr>
-      </w:pPr>
-    </w:p>
-    <w:p>
-      <w:pPr>
-        <w:pStyle w:val="Normal"/>
-        <w:jc w:val="both"/>
+          <w:sz w:val="24"/>
+          <w:szCs w:val="24"/>
+        </w:rPr>
+      </w:pPr>
+    </w:p>
+    <w:p>
+      <w:pPr>
+        <w:pStyle w:val="Normal"/>
+        <w:jc w:val="both"/>
+        <w:rPr>
+          <w:sz w:val="24"/>
+          <w:szCs w:val="24"/>
+        </w:rPr>
       </w:pPr>
       <w:r>
         <w:drawing>
-          <wp:inline wp14:editId="70D1C1CB" wp14:anchorId="5BF94FEA">
+          <wp:inline wp14:editId="00E2030C" wp14:anchorId="5BF94FEA">
             <wp:extent cx="2762636" cy="1914792"/>
             <wp:effectExtent l="0" t="0" r="0" b="0"/>
             <wp:docPr id="264765289" name="drawing"/>
@@ -766,14 +1250,16 @@
       <w:pPr>
         <w:pStyle w:val="Normal"/>
         <w:jc w:val="both"/>
-      </w:pPr>
-    </w:p>
-    <w:p>
-      <w:pPr>
-        <w:pStyle w:val="Normal"/>
-        <w:jc w:val="both"/>
-      </w:pPr>
-      <w:r>
+        <w:rPr>
+          <w:sz w:val="24"/>
+          <w:szCs w:val="24"/>
+        </w:rPr>
+      </w:pPr>
+    </w:p>
+    <w:p>
+      <w:pPr>
+        <w:pStyle w:val="Normal"/>
+        <w:jc w:val="both"/>
         <w:rPr>
           <w:rFonts w:ascii="Aptos" w:hAnsi="Aptos" w:eastAsia="Aptos" w:cs="Aptos"/>
           <w:noProof w:val="0"/>
@@ -781,13 +1267,8 @@
           <w:szCs w:val="24"/>
           <w:lang w:val="pt-BR"/>
         </w:rPr>
-        <w:t>Durante a inspeção dos dados foram identificados quatro jogadores com oito registros duplicados cada, totalizando 32 linhas inconsistentes. A análise mostrou que as duplicações resultavam de combinações conflitantes de estatísticas ofensivas e defensivas para o mesmo atleta. Como esses casos representavam apenas 0,13% da base, optou-se por manter apenas um registro por combinação (jogador, ano de nascimento e clube), removendo as duplicidades antes das etapas de integração e modelagem.</w:t>
-      </w:r>
-    </w:p>
-    <w:p>
-      <w:pPr>
-        <w:pStyle w:val="Normal"/>
-        <w:jc w:val="both"/>
+      </w:pPr>
+      <w:r>
         <w:rPr>
           <w:rFonts w:ascii="Aptos" w:hAnsi="Aptos" w:eastAsia="Aptos" w:cs="Aptos"/>
           <w:noProof w:val="0"/>
@@ -795,16 +1276,34 @@
           <w:szCs w:val="24"/>
           <w:lang w:val="pt-BR"/>
         </w:rPr>
-      </w:pPr>
-    </w:p>
-    <w:p>
-      <w:pPr>
-        <w:pStyle w:val="Normal"/>
-        <w:jc w:val="both"/>
+        <w:t>Durante a inspeção dos dados foram identificados quatro jogadores com oito registros duplicados cada, totalizando 32 linhas inconsistentes. A análise mostrou que as duplicações resultavam de combinações conflitantes de estatísticas ofensivas e defensivas para o mesmo atleta. Como esses casos representavam apenas 0,13% da base, optou-se por manter apenas um registro por combinação (jogador, ano de nascimento e clube), removendo as duplicidades antes das etapas de integração e modelagem.</w:t>
+      </w:r>
+    </w:p>
+    <w:p>
+      <w:pPr>
+        <w:pStyle w:val="Normal"/>
+        <w:jc w:val="both"/>
+        <w:rPr>
+          <w:rFonts w:ascii="Aptos" w:hAnsi="Aptos" w:eastAsia="Aptos" w:cs="Aptos"/>
+          <w:noProof w:val="0"/>
+          <w:sz w:val="24"/>
+          <w:szCs w:val="24"/>
+          <w:lang w:val="pt-BR"/>
+        </w:rPr>
+      </w:pPr>
+    </w:p>
+    <w:p>
+      <w:pPr>
+        <w:pStyle w:val="Normal"/>
+        <w:jc w:val="both"/>
+        <w:rPr>
+          <w:sz w:val="24"/>
+          <w:szCs w:val="24"/>
+        </w:rPr>
       </w:pPr>
       <w:r>
         <w:drawing>
-          <wp:inline wp14:editId="3BD27631" wp14:anchorId="4826A21F">
+          <wp:inline wp14:editId="6696D23F" wp14:anchorId="4826A21F">
             <wp:extent cx="3991532" cy="3943900"/>
             <wp:effectExtent l="0" t="0" r="0" b="0"/>
             <wp:docPr id="1004578629" name="drawing"/>
@@ -850,10 +1349,14 @@
       <w:pPr>
         <w:pStyle w:val="Normal"/>
         <w:jc w:val="both"/>
+        <w:rPr>
+          <w:sz w:val="24"/>
+          <w:szCs w:val="24"/>
+        </w:rPr>
       </w:pPr>
       <w:r>
         <w:drawing>
-          <wp:inline wp14:editId="57FC43FB" wp14:anchorId="76E9824A">
+          <wp:inline wp14:editId="78A5D6B5" wp14:anchorId="76E9824A">
             <wp:extent cx="4258269" cy="1952898"/>
             <wp:effectExtent l="0" t="0" r="0" b="0"/>
             <wp:docPr id="885699406" name="drawing"/>
@@ -899,114 +1402,896 @@
       <w:pPr>
         <w:pStyle w:val="Normal"/>
         <w:jc w:val="both"/>
-      </w:pPr>
-    </w:p>
-    <w:p>
-      <w:pPr>
-        <w:pStyle w:val="Normal"/>
+        <w:rPr>
+          <w:sz w:val="24"/>
+          <w:szCs w:val="24"/>
+        </w:rPr>
+      </w:pPr>
+    </w:p>
+    <w:p>
+      <w:pPr>
+        <w:pStyle w:val="Normal"/>
+        <w:jc w:val="both"/>
+        <w:rPr>
+          <w:sz w:val="24"/>
+          <w:szCs w:val="24"/>
+        </w:rPr>
+      </w:pPr>
+      <w:r>
+        <w:rPr>
+          <w:sz w:val="24"/>
+          <w:szCs w:val="24"/>
+        </w:rPr>
+        <w:t xml:space="preserve">Encontramos no caminho 3 registros que tinham Nation = </w:t>
+      </w:r>
+      <w:r>
+        <w:rPr>
+          <w:sz w:val="24"/>
+          <w:szCs w:val="24"/>
+        </w:rPr>
+        <w:t>Na</w:t>
+      </w:r>
+      <w:r>
+        <w:rPr>
+          <w:sz w:val="24"/>
+          <w:szCs w:val="24"/>
+        </w:rPr>
+        <w:t>N</w:t>
+      </w:r>
+      <w:r>
+        <w:rPr>
+          <w:sz w:val="24"/>
+          <w:szCs w:val="24"/>
+        </w:rPr>
+        <w:t>, 2 deles sem</w:t>
+      </w:r>
+      <w:r>
+        <w:rPr>
+          <w:sz w:val="24"/>
+          <w:szCs w:val="24"/>
+        </w:rPr>
+        <w:t xml:space="preserve"> valor nos campos</w:t>
+      </w:r>
+      <w:r>
+        <w:rPr>
+          <w:sz w:val="24"/>
+          <w:szCs w:val="24"/>
+        </w:rPr>
+        <w:t xml:space="preserve"> </w:t>
+      </w:r>
+      <w:r>
+        <w:rPr>
+          <w:sz w:val="24"/>
+          <w:szCs w:val="24"/>
+        </w:rPr>
+        <w:t>“</w:t>
+      </w:r>
+      <w:r>
+        <w:rPr>
+          <w:sz w:val="24"/>
+          <w:szCs w:val="24"/>
+        </w:rPr>
+        <w:t>Age</w:t>
+      </w:r>
+      <w:r>
+        <w:rPr>
+          <w:sz w:val="24"/>
+          <w:szCs w:val="24"/>
+        </w:rPr>
+        <w:t>”</w:t>
+      </w:r>
+      <w:r>
+        <w:rPr>
+          <w:sz w:val="24"/>
+          <w:szCs w:val="24"/>
+        </w:rPr>
+        <w:t xml:space="preserve"> </w:t>
+      </w:r>
+      <w:r>
+        <w:rPr>
+          <w:sz w:val="24"/>
+          <w:szCs w:val="24"/>
+        </w:rPr>
+        <w:t>e</w:t>
+      </w:r>
+      <w:r>
+        <w:rPr>
+          <w:sz w:val="24"/>
+          <w:szCs w:val="24"/>
+        </w:rPr>
+        <w:t xml:space="preserve"> </w:t>
+      </w:r>
+      <w:r>
+        <w:rPr>
+          <w:sz w:val="24"/>
+          <w:szCs w:val="24"/>
+        </w:rPr>
+        <w:t>“</w:t>
+      </w:r>
+      <w:r>
+        <w:rPr>
+          <w:sz w:val="24"/>
+          <w:szCs w:val="24"/>
+        </w:rPr>
+        <w:t>Born</w:t>
+      </w:r>
+      <w:r>
+        <w:rPr>
+          <w:sz w:val="24"/>
+          <w:szCs w:val="24"/>
+        </w:rPr>
+        <w:t>”</w:t>
+      </w:r>
+      <w:r>
+        <w:rPr>
+          <w:sz w:val="24"/>
+          <w:szCs w:val="24"/>
+        </w:rPr>
+        <w:t xml:space="preserve">. Optamos por manter como </w:t>
+      </w:r>
+      <w:r>
+        <w:rPr>
+          <w:sz w:val="24"/>
+          <w:szCs w:val="24"/>
+        </w:rPr>
+        <w:t>NaN</w:t>
+      </w:r>
+      <w:r>
+        <w:rPr>
+          <w:sz w:val="24"/>
+          <w:szCs w:val="24"/>
+        </w:rPr>
+        <w:t>, pois não é um dado decisivo.</w:t>
+      </w:r>
+    </w:p>
+    <w:p>
+      <w:pPr>
+        <w:pStyle w:val="Normal"/>
+        <w:jc w:val="both"/>
+        <w:rPr>
+          <w:sz w:val="24"/>
+          <w:szCs w:val="24"/>
+        </w:rPr>
+      </w:pPr>
+      <w:r>
+        <w:rPr>
+          <w:sz w:val="24"/>
+          <w:szCs w:val="24"/>
+        </w:rPr>
+        <w:t xml:space="preserve">Após fazer o merge dos dois </w:t>
+      </w:r>
+      <w:r>
+        <w:rPr>
+          <w:sz w:val="24"/>
+          <w:szCs w:val="24"/>
+        </w:rPr>
+        <w:t>datasets</w:t>
+      </w:r>
+      <w:r>
+        <w:rPr>
+          <w:sz w:val="24"/>
+          <w:szCs w:val="24"/>
+        </w:rPr>
+        <w:t>, foi necessário mudar o nome dos campos para que a compreensão fosse mais fácil e para ficar igual à sugestão do professor</w:t>
+      </w:r>
+      <w:r>
+        <w:rPr>
+          <w:sz w:val="24"/>
+          <w:szCs w:val="24"/>
+        </w:rPr>
+        <w:t>. Fizemos uma lista para definir o nome novo para cada campo, além de fazer outra lista para definir quais os campos serão mostrados (pois existiam muito mais do que os neces</w:t>
+      </w:r>
+      <w:r>
+        <w:rPr>
+          <w:sz w:val="24"/>
+          <w:szCs w:val="24"/>
+        </w:rPr>
+        <w:t xml:space="preserve">sários). Como é um trabalho com relativamente poucos campos, não foi tão desafiador, mas certamente se tivessem muitos campos de interesse, essa etapa levaria muito mais tempo </w:t>
+      </w:r>
+      <w:r>
+        <w:rPr>
+          <w:sz w:val="24"/>
+          <w:szCs w:val="24"/>
+        </w:rPr>
+        <w:t>ou teria que ser feita de uma forma diferente da que foi usada nesse trabalho.</w:t>
+      </w:r>
+    </w:p>
+    <w:p>
+      <w:pPr>
+        <w:pStyle w:val="Normal"/>
+        <w:jc w:val="both"/>
+        <w:rPr>
+          <w:rFonts w:ascii="Aptos" w:hAnsi="Aptos" w:eastAsia="Aptos" w:cs="Aptos"/>
+          <w:noProof w:val="0"/>
+          <w:sz w:val="24"/>
+          <w:szCs w:val="24"/>
+          <w:lang w:val="pt-BR"/>
+        </w:rPr>
+      </w:pPr>
+      <w:r>
+        <w:rPr>
+          <w:rFonts w:ascii="Aptos" w:hAnsi="Aptos" w:eastAsia="Aptos" w:cs="Aptos"/>
+          <w:noProof w:val="0"/>
+          <w:sz w:val="24"/>
+          <w:szCs w:val="24"/>
+          <w:lang w:val="pt-BR"/>
+        </w:rPr>
+        <w:t xml:space="preserve">A integração foi realizada por correspondência de nomes normalizados. Alguns atletas possuem nomes idênticos em clubes distintos (ex.: Vitinha), o que pode gerar associações incorretas de valor de mercado. Essas ocorrências foram consideradas limitações da integração por falta de identificadores únicos compartilhados entre as bases. O </w:t>
+      </w:r>
+      <w:r>
+        <w:rPr>
+          <w:rFonts w:ascii="Aptos" w:hAnsi="Aptos" w:eastAsia="Aptos" w:cs="Aptos"/>
+          <w:noProof w:val="0"/>
+          <w:sz w:val="24"/>
+          <w:szCs w:val="24"/>
+          <w:lang w:val="pt-BR"/>
+        </w:rPr>
+        <w:t>dataset</w:t>
+      </w:r>
+      <w:r>
+        <w:rPr>
+          <w:rFonts w:ascii="Aptos" w:hAnsi="Aptos" w:eastAsia="Aptos" w:cs="Aptos"/>
+          <w:noProof w:val="0"/>
+          <w:sz w:val="24"/>
+          <w:szCs w:val="24"/>
+          <w:lang w:val="pt-BR"/>
+        </w:rPr>
+        <w:t xml:space="preserve"> do </w:t>
+      </w:r>
+      <w:r>
+        <w:rPr>
+          <w:rFonts w:ascii="Aptos" w:hAnsi="Aptos" w:eastAsia="Aptos" w:cs="Aptos"/>
+          <w:noProof w:val="0"/>
+          <w:sz w:val="24"/>
+          <w:szCs w:val="24"/>
+          <w:lang w:val="pt-BR"/>
+        </w:rPr>
+        <w:t>transfermarkt</w:t>
+      </w:r>
+      <w:r>
+        <w:rPr>
+          <w:rFonts w:ascii="Aptos" w:hAnsi="Aptos" w:eastAsia="Aptos" w:cs="Aptos"/>
+          <w:noProof w:val="0"/>
+          <w:sz w:val="24"/>
+          <w:szCs w:val="24"/>
+          <w:lang w:val="pt-BR"/>
+        </w:rPr>
+        <w:t xml:space="preserve"> possui apenas nome e valor, para ser possível diferenciar, seriam necessários mais dados.</w:t>
+      </w:r>
+    </w:p>
+    <w:p>
+      <w:pPr>
+        <w:pStyle w:val="Normal"/>
+        <w:jc w:val="both"/>
+        <w:rPr>
+          <w:sz w:val="24"/>
+          <w:szCs w:val="24"/>
+        </w:rPr>
+      </w:pPr>
+      <w:r>
+        <w:rPr>
+          <w:sz w:val="24"/>
+          <w:szCs w:val="24"/>
+        </w:rPr>
+        <w:t xml:space="preserve"> </w:t>
+      </w:r>
+      <w:r>
+        <w:drawing>
+          <wp:inline wp14:editId="50B9820E" wp14:anchorId="7C737458">
+            <wp:extent cx="3334215" cy="809738"/>
+            <wp:effectExtent l="0" t="0" r="0" b="0"/>
+            <wp:docPr id="788250203" name="drawing"/>
+            <wp:cNvGraphicFramePr>
+              <a:graphicFrameLocks noChangeAspect="1"/>
+            </wp:cNvGraphicFramePr>
+            <a:graphic>
+              <a:graphicData xmlns:a="http://schemas.openxmlformats.org/drawingml/2006/main" uri="http://schemas.openxmlformats.org/drawingml/2006/picture">
+                <pic:pic xmlns:pic="http://schemas.openxmlformats.org/drawingml/2006/picture">
+                  <pic:nvPicPr>
+                    <pic:cNvPr id="788250203" name="Picture 788250203"/>
+                    <pic:cNvPicPr/>
+                  </pic:nvPicPr>
+                  <pic:blipFill>
+                    <a:blip xmlns:r="http://schemas.openxmlformats.org/officeDocument/2006/relationships" r:embed="rId1814214343">
+                      <a:extLst>
+                        <a:ext uri="{28A0092B-C50C-407E-A947-70E740481C1C}">
+                          <a14:useLocalDpi xmlns:a14="http://schemas.microsoft.com/office/drawing/2010/main"/>
+                        </a:ext>
+                      </a:extLst>
+                    </a:blip>
+                    <a:stretch>
+                      <a:fillRect/>
+                    </a:stretch>
+                  </pic:blipFill>
+                  <pic:spPr>
+                    <a:xfrm>
+                      <a:off x="0" y="0"/>
+                      <a:ext cx="3334215" cy="809738"/>
+                    </a:xfrm>
+                    <a:prstGeom prst="rect">
+                      <a:avLst/>
+                    </a:prstGeom>
+                  </pic:spPr>
+                </pic:pic>
+              </a:graphicData>
+            </a:graphic>
+          </wp:inline>
+        </w:drawing>
+      </w:r>
+    </w:p>
+    <w:p>
+      <w:pPr>
+        <w:pStyle w:val="Normal"/>
+        <w:jc w:val="both"/>
+        <w:rPr>
+          <w:sz w:val="24"/>
+          <w:szCs w:val="24"/>
+        </w:rPr>
+      </w:pPr>
+    </w:p>
+    <w:p>
+      <w:pPr>
+        <w:pStyle w:val="Normal"/>
+        <w:jc w:val="both"/>
+        <w:rPr>
+          <w:sz w:val="24"/>
+          <w:szCs w:val="24"/>
+        </w:rPr>
+      </w:pPr>
+      <w:r>
+        <w:rPr>
+          <w:sz w:val="24"/>
+          <w:szCs w:val="24"/>
+        </w:rPr>
+        <w:t>Jogadores obtidos por fonte:</w:t>
+      </w:r>
+    </w:p>
+    <w:p>
+      <w:pPr>
+        <w:pStyle w:val="ListParagraph"/>
+        <w:numPr>
+          <w:ilvl w:val="0"/>
+          <w:numId w:val="1"/>
+        </w:numPr>
+        <w:jc w:val="both"/>
+        <w:rPr>
+          <w:sz w:val="24"/>
+          <w:szCs w:val="24"/>
+        </w:rPr>
+      </w:pPr>
+      <w:r>
+        <w:rPr>
+          <w:sz w:val="24"/>
+          <w:szCs w:val="24"/>
+        </w:rPr>
+        <w:t>Transfermarkt</w:t>
+      </w:r>
+      <w:r>
+        <w:rPr>
+          <w:sz w:val="24"/>
+          <w:szCs w:val="24"/>
+        </w:rPr>
+        <w:t>: 200</w:t>
+      </w:r>
+    </w:p>
+    <w:p>
+      <w:pPr>
+        <w:pStyle w:val="ListParagraph"/>
+        <w:numPr>
+          <w:ilvl w:val="0"/>
+          <w:numId w:val="1"/>
+        </w:numPr>
+        <w:jc w:val="both"/>
+        <w:rPr>
+          <w:sz w:val="24"/>
+          <w:szCs w:val="24"/>
+        </w:rPr>
+      </w:pPr>
+      <w:r>
+        <w:rPr>
+          <w:sz w:val="24"/>
+          <w:szCs w:val="24"/>
+        </w:rPr>
+        <w:t>Fbref</w:t>
+      </w:r>
+      <w:r>
+        <w:rPr>
+          <w:sz w:val="24"/>
+          <w:szCs w:val="24"/>
+        </w:rPr>
+        <w:t>: 2953</w:t>
+      </w:r>
+    </w:p>
+    <w:p>
+      <w:pPr>
+        <w:pStyle w:val="Normal"/>
+        <w:ind w:left="0"/>
+        <w:jc w:val="both"/>
+        <w:rPr>
+          <w:sz w:val="24"/>
+          <w:szCs w:val="24"/>
+        </w:rPr>
+      </w:pPr>
+      <w:r>
+        <w:rPr>
+          <w:sz w:val="24"/>
+          <w:szCs w:val="24"/>
+        </w:rPr>
+        <w:t xml:space="preserve">Jogadores no </w:t>
+      </w:r>
+      <w:r>
+        <w:rPr>
+          <w:sz w:val="24"/>
+          <w:szCs w:val="24"/>
+        </w:rPr>
+        <w:t>dataset</w:t>
+      </w:r>
+      <w:r>
+        <w:rPr>
+          <w:sz w:val="24"/>
+          <w:szCs w:val="24"/>
+        </w:rPr>
+        <w:t xml:space="preserve"> final:</w:t>
+      </w:r>
+    </w:p>
+    <w:p>
+      <w:pPr>
+        <w:pStyle w:val="ListParagraph"/>
+        <w:numPr>
+          <w:ilvl w:val="0"/>
+          <w:numId w:val="2"/>
+        </w:numPr>
+        <w:jc w:val="both"/>
+        <w:rPr>
+          <w:sz w:val="24"/>
+          <w:szCs w:val="24"/>
+        </w:rPr>
+      </w:pPr>
+      <w:r>
+        <w:rPr>
+          <w:sz w:val="24"/>
+          <w:szCs w:val="24"/>
+        </w:rPr>
+        <w:t>Com valor de mercado: 196</w:t>
+      </w:r>
+    </w:p>
+    <w:p>
+      <w:pPr>
+        <w:pStyle w:val="ListParagraph"/>
+        <w:numPr>
+          <w:ilvl w:val="0"/>
+          <w:numId w:val="2"/>
+        </w:numPr>
+        <w:jc w:val="both"/>
+        <w:rPr>
+          <w:sz w:val="24"/>
+          <w:szCs w:val="24"/>
+        </w:rPr>
+      </w:pPr>
+      <w:r>
+        <w:rPr>
+          <w:sz w:val="24"/>
+          <w:szCs w:val="24"/>
+        </w:rPr>
+        <w:t>Sem valor de mercado: 2729</w:t>
+      </w:r>
+    </w:p>
+    <w:p>
+      <w:pPr>
+        <w:pStyle w:val="Normal"/>
+        <w:ind w:left="0"/>
+        <w:jc w:val="both"/>
+        <w:rPr>
+          <w:sz w:val="28"/>
+          <w:szCs w:val="28"/>
+        </w:rPr>
+      </w:pPr>
+    </w:p>
+    <w:p>
+      <w:pPr>
+        <w:pStyle w:val="Normal"/>
+        <w:ind w:left="0"/>
+        <w:jc w:val="both"/>
+        <w:rPr>
+          <w:sz w:val="32"/>
+          <w:szCs w:val="32"/>
+        </w:rPr>
+      </w:pPr>
+      <w:r>
+        <w:rPr>
+          <w:sz w:val="28"/>
+          <w:szCs w:val="28"/>
+        </w:rPr>
+        <w:t>Etapa 2 — Pré-processamento e Análise Exploratória</w:t>
+      </w:r>
+    </w:p>
+    <w:p>
+      <w:pPr>
+        <w:pStyle w:val="Normal"/>
+        <w:ind w:left="0"/>
+        <w:jc w:val="both"/>
+        <w:rPr>
+          <w:sz w:val="24"/>
+          <w:szCs w:val="24"/>
+        </w:rPr>
+      </w:pPr>
+      <w:r>
+        <w:rPr>
+          <w:sz w:val="24"/>
+          <w:szCs w:val="24"/>
+        </w:rPr>
+        <w:t xml:space="preserve">Dos itens pedidos para a limpeza, o valor de mercado e valores ausentes posicionais já foram feitos na etapa </w:t>
+      </w:r>
+      <w:r>
+        <w:rPr>
+          <w:sz w:val="24"/>
+          <w:szCs w:val="24"/>
+        </w:rPr>
+        <w:t>1.</w:t>
+      </w:r>
+    </w:p>
+    <w:p>
+      <w:pPr>
+        <w:pStyle w:val="Normal"/>
+        <w:ind w:left="0"/>
+        <w:jc w:val="both"/>
+        <w:rPr>
+          <w:sz w:val="24"/>
+          <w:szCs w:val="24"/>
+        </w:rPr>
+      </w:pPr>
+      <w:r>
+        <w:rPr>
+          <w:sz w:val="24"/>
+          <w:szCs w:val="24"/>
+        </w:rPr>
+        <w:t>Em casos de múltiplas posições, foi adotada a posição mais ofensiva presente no registro. Dessa forma, jogadores classificados como "FW,MF" foram considerados atacantes (FW), enquanto "MF,DF" foram considerados meio-campistas (MF).</w:t>
+      </w:r>
+    </w:p>
+    <w:p>
+      <w:pPr>
+        <w:pStyle w:val="Normal"/>
+        <w:ind w:left="0"/>
+        <w:jc w:val="both"/>
+        <w:rPr>
+          <w:sz w:val="24"/>
+          <w:szCs w:val="24"/>
+        </w:rPr>
+      </w:pPr>
+    </w:p>
+    <w:p>
+      <w:pPr>
+        <w:pStyle w:val="Normal"/>
+        <w:ind w:left="0"/>
+        <w:jc w:val="both"/>
+        <w:rPr>
+          <w:b w:val="1"/>
+          <w:bCs w:val="1"/>
+          <w:sz w:val="24"/>
+          <w:szCs w:val="24"/>
+        </w:rPr>
+      </w:pPr>
+      <w:r>
+        <w:rPr>
+          <w:b w:val="1"/>
+          <w:bCs w:val="1"/>
+          <w:sz w:val="24"/>
+          <w:szCs w:val="24"/>
+        </w:rPr>
+        <w:t>Distribuição do Valor de Mercado:</w:t>
+      </w:r>
+    </w:p>
+    <w:p>
+      <w:pPr>
+        <w:pStyle w:val="Normal"/>
+        <w:ind w:left="0"/>
+        <w:jc w:val="both"/>
+        <w:rPr>
+          <w:sz w:val="28"/>
+          <w:szCs w:val="28"/>
+        </w:rPr>
+      </w:pPr>
+    </w:p>
+    <w:p>
+      <w:pPr>
+        <w:pStyle w:val="Normal"/>
+        <w:ind w:left="0"/>
+        <w:jc w:val="both"/>
+        <w:rPr>
+          <w:sz w:val="28"/>
+          <w:szCs w:val="28"/>
+        </w:rPr>
+      </w:pPr>
+    </w:p>
+    <w:p>
+      <w:pPr>
+        <w:pStyle w:val="Normal"/>
+        <w:ind w:left="0"/>
+        <w:jc w:val="both"/>
+      </w:pPr>
+      <w:r>
+        <w:drawing>
+          <wp:inline wp14:editId="746B91D4" wp14:anchorId="3F26CB17">
+            <wp:extent cx="4187248" cy="2724150"/>
+            <wp:effectExtent l="0" t="0" r="0" b="0"/>
+            <wp:docPr id="644963903" name="drawing"/>
+            <wp:cNvGraphicFramePr>
+              <a:graphicFrameLocks noChangeAspect="1"/>
+            </wp:cNvGraphicFramePr>
+            <a:graphic>
+              <a:graphicData xmlns:a="http://schemas.openxmlformats.org/drawingml/2006/main" uri="http://schemas.openxmlformats.org/drawingml/2006/picture">
+                <pic:pic xmlns:pic="http://schemas.openxmlformats.org/drawingml/2006/picture">
+                  <pic:nvPicPr>
+                    <pic:cNvPr id="644963903" name="Picture 644963903"/>
+                    <pic:cNvPicPr/>
+                  </pic:nvPicPr>
+                  <pic:blipFill>
+                    <a:blip xmlns:r="http://schemas.openxmlformats.org/officeDocument/2006/relationships" r:embed="rId1984591537">
+                      <a:extLst>
+                        <a:ext uri="{28A0092B-C50C-407E-A947-70E740481C1C}">
+                          <a14:useLocalDpi xmlns:a14="http://schemas.microsoft.com/office/drawing/2010/main"/>
+                        </a:ext>
+                      </a:extLst>
+                    </a:blip>
+                    <a:stretch>
+                      <a:fillRect/>
+                    </a:stretch>
+                  </pic:blipFill>
+                  <pic:spPr>
+                    <a:xfrm rot="0">
+                      <a:off x="0" y="0"/>
+                      <a:ext cx="4187248" cy="2724150"/>
+                    </a:xfrm>
+                    <a:prstGeom prst="rect">
+                      <a:avLst/>
+                    </a:prstGeom>
+                  </pic:spPr>
+                </pic:pic>
+              </a:graphicData>
+            </a:graphic>
+          </wp:inline>
+        </w:drawing>
+      </w:r>
+    </w:p>
+    <w:p>
+      <w:pPr>
+        <w:pStyle w:val="Normal"/>
+        <w:ind w:left="0"/>
+        <w:jc w:val="both"/>
+        <w:rPr>
+          <w:b w:val="1"/>
+          <w:bCs w:val="1"/>
+          <w:sz w:val="24"/>
+          <w:szCs w:val="24"/>
+        </w:rPr>
+      </w:pPr>
+      <w:r>
+        <w:rPr>
+          <w:b w:val="1"/>
+          <w:bCs w:val="1"/>
+          <w:sz w:val="24"/>
+          <w:szCs w:val="24"/>
+        </w:rPr>
+        <w:t>Perfil médio por posição:</w:t>
+      </w:r>
+    </w:p>
+    <w:p>
+      <w:pPr>
+        <w:pStyle w:val="Normal"/>
+        <w:ind w:left="0"/>
+        <w:jc w:val="both"/>
+      </w:pPr>
+      <w:r>
+        <w:drawing>
+          <wp:inline wp14:editId="2872725F" wp14:anchorId="243564AC">
+            <wp:extent cx="4200525" cy="2781712"/>
+            <wp:effectExtent l="0" t="0" r="0" b="0"/>
+            <wp:docPr id="2063579875" name="drawing"/>
+            <wp:cNvGraphicFramePr>
+              <a:graphicFrameLocks noChangeAspect="1"/>
+            </wp:cNvGraphicFramePr>
+            <a:graphic>
+              <a:graphicData xmlns:a="http://schemas.openxmlformats.org/drawingml/2006/main" uri="http://schemas.openxmlformats.org/drawingml/2006/picture">
+                <pic:pic xmlns:pic="http://schemas.openxmlformats.org/drawingml/2006/picture">
+                  <pic:nvPicPr>
+                    <pic:cNvPr id="2063579875" name="Picture 2063579875"/>
+                    <pic:cNvPicPr/>
+                  </pic:nvPicPr>
+                  <pic:blipFill>
+                    <a:blip xmlns:r="http://schemas.openxmlformats.org/officeDocument/2006/relationships" r:embed="rId742861420">
+                      <a:extLst>
+                        <a:ext uri="{28A0092B-C50C-407E-A947-70E740481C1C}">
+                          <a14:useLocalDpi xmlns:a14="http://schemas.microsoft.com/office/drawing/2010/main"/>
+                        </a:ext>
+                      </a:extLst>
+                    </a:blip>
+                    <a:stretch>
+                      <a:fillRect/>
+                    </a:stretch>
+                  </pic:blipFill>
+                  <pic:spPr>
+                    <a:xfrm rot="0">
+                      <a:off x="0" y="0"/>
+                      <a:ext cx="4200525" cy="2781712"/>
+                    </a:xfrm>
+                    <a:prstGeom prst="rect">
+                      <a:avLst/>
+                    </a:prstGeom>
+                  </pic:spPr>
+                </pic:pic>
+              </a:graphicData>
+            </a:graphic>
+          </wp:inline>
+        </w:drawing>
+      </w:r>
+    </w:p>
+    <w:p>
+      <w:pPr>
+        <w:pStyle w:val="Normal"/>
+        <w:ind w:left="0"/>
+        <w:jc w:val="both"/>
+      </w:pPr>
+    </w:p>
+    <w:p>
+      <w:pPr>
+        <w:pStyle w:val="Normal"/>
+        <w:ind w:left="0"/>
+        <w:jc w:val="both"/>
+        <w:rPr>
+          <w:b w:val="1"/>
+          <w:bCs w:val="1"/>
+        </w:rPr>
+      </w:pPr>
+      <w:r>
+        <w:rPr>
+          <w:b w:val="1"/>
+          <w:bCs w:val="1"/>
+        </w:rPr>
+        <w:t>Top 10 nacionalidades por valor de mercado médio:</w:t>
+      </w:r>
+    </w:p>
+    <w:p>
+      <w:pPr>
+        <w:pStyle w:val="Normal"/>
+        <w:ind w:left="0"/>
+        <w:jc w:val="both"/>
+      </w:pPr>
+      <w:r>
+        <w:drawing>
+          <wp:inline wp14:editId="5C20AB73" wp14:anchorId="4984C76A">
+            <wp:extent cx="4338441" cy="2981325"/>
+            <wp:effectExtent l="0" t="0" r="0" b="0"/>
+            <wp:docPr id="1398254012" name="drawing"/>
+            <wp:cNvGraphicFramePr>
+              <a:graphicFrameLocks noChangeAspect="1"/>
+            </wp:cNvGraphicFramePr>
+            <a:graphic>
+              <a:graphicData xmlns:a="http://schemas.openxmlformats.org/drawingml/2006/main" uri="http://schemas.openxmlformats.org/drawingml/2006/picture">
+                <pic:pic xmlns:pic="http://schemas.openxmlformats.org/drawingml/2006/picture">
+                  <pic:nvPicPr>
+                    <pic:cNvPr id="1398254012" name="Picture 1398254012"/>
+                    <pic:cNvPicPr/>
+                  </pic:nvPicPr>
+                  <pic:blipFill>
+                    <a:blip xmlns:r="http://schemas.openxmlformats.org/officeDocument/2006/relationships" r:embed="rId2136426417">
+                      <a:extLst>
+                        <a:ext uri="{28A0092B-C50C-407E-A947-70E740481C1C}">
+                          <a14:useLocalDpi xmlns:a14="http://schemas.microsoft.com/office/drawing/2010/main"/>
+                        </a:ext>
+                      </a:extLst>
+                    </a:blip>
+                    <a:stretch>
+                      <a:fillRect/>
+                    </a:stretch>
+                  </pic:blipFill>
+                  <pic:spPr>
+                    <a:xfrm rot="0">
+                      <a:off x="0" y="0"/>
+                      <a:ext cx="4338441" cy="2981325"/>
+                    </a:xfrm>
+                    <a:prstGeom prst="rect">
+                      <a:avLst/>
+                    </a:prstGeom>
+                  </pic:spPr>
+                </pic:pic>
+              </a:graphicData>
+            </a:graphic>
+          </wp:inline>
+        </w:drawing>
+      </w:r>
+    </w:p>
+    <w:p>
+      <w:pPr>
+        <w:pStyle w:val="Normal"/>
+        <w:ind w:left="0"/>
+        <w:jc w:val="both"/>
+        <w:rPr>
+          <w:b w:val="1"/>
+          <w:bCs w:val="1"/>
+        </w:rPr>
+      </w:pPr>
+      <w:r>
+        <w:rPr>
+          <w:b w:val="1"/>
+          <w:bCs w:val="1"/>
+        </w:rPr>
+        <w:t>Relação entre idade e valor de mercado:</w:t>
+      </w:r>
+    </w:p>
+    <w:p>
+      <w:pPr>
+        <w:pStyle w:val="Normal"/>
+        <w:ind w:left="0"/>
+        <w:jc w:val="both"/>
+      </w:pPr>
+      <w:r>
+        <w:drawing>
+          <wp:inline wp14:editId="12BB8CCB" wp14:anchorId="0A5E7B54">
+            <wp:extent cx="4356149" cy="3495675"/>
+            <wp:effectExtent l="0" t="0" r="0" b="0"/>
+            <wp:docPr id="203985609" name="drawing"/>
+            <wp:cNvGraphicFramePr>
+              <a:graphicFrameLocks noChangeAspect="1"/>
+            </wp:cNvGraphicFramePr>
+            <a:graphic>
+              <a:graphicData xmlns:a="http://schemas.openxmlformats.org/drawingml/2006/main" uri="http://schemas.openxmlformats.org/drawingml/2006/picture">
+                <pic:pic xmlns:pic="http://schemas.openxmlformats.org/drawingml/2006/picture">
+                  <pic:nvPicPr>
+                    <pic:cNvPr id="203985609" name="Picture 203985609"/>
+                    <pic:cNvPicPr/>
+                  </pic:nvPicPr>
+                  <pic:blipFill>
+                    <a:blip xmlns:r="http://schemas.openxmlformats.org/officeDocument/2006/relationships" r:embed="rId1780963266">
+                      <a:extLst>
+                        <a:ext uri="{28A0092B-C50C-407E-A947-70E740481C1C}">
+                          <a14:useLocalDpi xmlns:a14="http://schemas.microsoft.com/office/drawing/2010/main"/>
+                        </a:ext>
+                      </a:extLst>
+                    </a:blip>
+                    <a:stretch>
+                      <a:fillRect/>
+                    </a:stretch>
+                  </pic:blipFill>
+                  <pic:spPr>
+                    <a:xfrm rot="0">
+                      <a:off x="0" y="0"/>
+                      <a:ext cx="4356149" cy="3495675"/>
+                    </a:xfrm>
+                    <a:prstGeom prst="rect">
+                      <a:avLst/>
+                    </a:prstGeom>
+                  </pic:spPr>
+                </pic:pic>
+              </a:graphicData>
+            </a:graphic>
+          </wp:inline>
+        </w:drawing>
+      </w:r>
+    </w:p>
+    <w:p>
+      <w:pPr>
+        <w:pStyle w:val="Normal"/>
+        <w:ind w:left="0"/>
+        <w:jc w:val="both"/>
+      </w:pPr>
+    </w:p>
+    <w:p>
+      <w:pPr>
+        <w:pStyle w:val="Normal"/>
+        <w:ind w:left="0"/>
         <w:jc w:val="both"/>
       </w:pPr>
       <w:r>
         <w:rPr/>
-        <w:t xml:space="preserve">Encontramos no caminho 3 registros que tinham Nation = </w:t>
+        <w:t xml:space="preserve">**outro </w:t>
       </w:r>
       <w:r>
         <w:rPr/>
-        <w:t>Na</w:t>
+        <w:t>gráfico</w:t>
       </w:r>
       <w:r>
         <w:rPr/>
-        <w:t>N</w:t>
-      </w:r>
-      <w:r>
-        <w:rPr/>
-        <w:t>, 2 deles sem</w:t>
-      </w:r>
-      <w:r>
-        <w:rPr/>
-        <w:t xml:space="preserve"> valor nos campos</w:t>
-      </w:r>
-      <w:r>
-        <w:rPr/>
-        <w:t xml:space="preserve"> </w:t>
-      </w:r>
-      <w:r>
-        <w:rPr/>
-        <w:t>“</w:t>
-      </w:r>
-      <w:r>
-        <w:rPr/>
-        <w:t>Age</w:t>
-      </w:r>
-      <w:r>
-        <w:rPr/>
-        <w:t>”</w:t>
-      </w:r>
-      <w:r>
-        <w:rPr/>
-        <w:t xml:space="preserve"> </w:t>
-      </w:r>
-      <w:r>
-        <w:rPr/>
-        <w:t>e</w:t>
-      </w:r>
-      <w:r>
-        <w:rPr/>
-        <w:t xml:space="preserve"> </w:t>
-      </w:r>
-      <w:r>
-        <w:rPr/>
-        <w:t>“</w:t>
-      </w:r>
-      <w:r>
-        <w:rPr/>
-        <w:t>Born</w:t>
-      </w:r>
-      <w:r>
-        <w:rPr/>
-        <w:t>”</w:t>
-      </w:r>
-      <w:r>
-        <w:rPr/>
-        <w:t xml:space="preserve">. Optamos por manter como </w:t>
-      </w:r>
-      <w:r>
-        <w:rPr/>
-        <w:t>NaN</w:t>
-      </w:r>
-      <w:r>
-        <w:rPr/>
-        <w:t>, pois não é um dado decisivo.</w:t>
-      </w:r>
-    </w:p>
-    <w:p>
-      <w:pPr>
-        <w:pStyle w:val="Normal"/>
-        <w:jc w:val="both"/>
-      </w:pPr>
-      <w:r>
-        <w:rPr/>
-        <w:t xml:space="preserve">Após fazer o merge dos dois </w:t>
-      </w:r>
-      <w:r>
-        <w:rPr/>
-        <w:t>datasets</w:t>
-      </w:r>
-      <w:r>
-        <w:rPr/>
-        <w:t>, foi necessário mudar o nome dos campos para que a compreensão fosse mais fácil e para ficar igual à sugestão do professor</w:t>
-      </w:r>
-      <w:r>
-        <w:rPr/>
-        <w:t>. Fizemos uma lista para definir o nome novo para cada campo, além de fazer outra lista para definir quais os campos serão mostrados (pois existiam muito mais do que os neces</w:t>
-      </w:r>
-      <w:r>
-        <w:rPr/>
-        <w:t xml:space="preserve">sários). Como é um trabalho com relativamente poucos campos, não foi tão desafiador, mas certamente se tivessem muitos campos de interesse, essa etapa levaria muito mais tempo </w:t>
-      </w:r>
-      <w:r>
-        <w:rPr/>
-        <w:t>ou teria que ser feita de uma forma diferente da que foi usada nesse trabalho.</w:t>
+        <w:t xml:space="preserve"> aqui</w:t>
       </w:r>
     </w:p>
     <w:sectPr>
@@ -1017,6 +2302,356 @@
     </w:sectPr>
   </w:body>
 </w:document>
+</file>
+
+<file path=word/numbering.xml><?xml version="1.0" encoding="utf-8"?>
+<w:numbering xmlns:w="http://schemas.openxmlformats.org/wordprocessingml/2006/main">
+  <w:abstractNum xmlns:w="http://schemas.openxmlformats.org/wordprocessingml/2006/main" w:abstractNumId="3">
+    <w:nsid w:val="634f78ac"/>
+    <w:multiLevelType xmlns:w="http://schemas.openxmlformats.org/wordprocessingml/2006/main" w:val="hybridMultilevel"/>
+    <w:lvl xmlns:w="http://schemas.openxmlformats.org/wordprocessingml/2006/main" w:ilvl="0">
+      <w:start w:val="1"/>
+      <w:numFmt w:val="bullet"/>
+      <w:lvlText w:val=""/>
+      <w:lvlJc w:val="left"/>
+      <w:pPr>
+        <w:ind w:left="720" w:hanging="360"/>
+      </w:pPr>
+      <w:rPr>
+        <w:rFonts w:hint="default" w:ascii="Symbol" w:hAnsi="Symbol"/>
+      </w:rPr>
+    </w:lvl>
+    <w:lvl xmlns:w="http://schemas.openxmlformats.org/wordprocessingml/2006/main" w:ilvl="1">
+      <w:start w:val="1"/>
+      <w:numFmt w:val="bullet"/>
+      <w:lvlText w:val="o"/>
+      <w:lvlJc w:val="left"/>
+      <w:pPr>
+        <w:ind w:left="1440" w:hanging="360"/>
+      </w:pPr>
+      <w:rPr>
+        <w:rFonts w:hint="default" w:ascii="Courier New" w:hAnsi="Courier New"/>
+      </w:rPr>
+    </w:lvl>
+    <w:lvl xmlns:w="http://schemas.openxmlformats.org/wordprocessingml/2006/main" w:ilvl="2">
+      <w:start w:val="1"/>
+      <w:numFmt w:val="bullet"/>
+      <w:lvlText w:val=""/>
+      <w:lvlJc w:val="left"/>
+      <w:pPr>
+        <w:ind w:left="2160" w:hanging="360"/>
+      </w:pPr>
+      <w:rPr>
+        <w:rFonts w:hint="default" w:ascii="Wingdings" w:hAnsi="Wingdings"/>
+      </w:rPr>
+    </w:lvl>
+    <w:lvl xmlns:w="http://schemas.openxmlformats.org/wordprocessingml/2006/main" w:ilvl="3">
+      <w:start w:val="1"/>
+      <w:numFmt w:val="bullet"/>
+      <w:lvlText w:val=""/>
+      <w:lvlJc w:val="left"/>
+      <w:pPr>
+        <w:ind w:left="2880" w:hanging="360"/>
+      </w:pPr>
+      <w:rPr>
+        <w:rFonts w:hint="default" w:ascii="Symbol" w:hAnsi="Symbol"/>
+      </w:rPr>
+    </w:lvl>
+    <w:lvl xmlns:w="http://schemas.openxmlformats.org/wordprocessingml/2006/main" w:ilvl="4">
+      <w:start w:val="1"/>
+      <w:numFmt w:val="bullet"/>
+      <w:lvlText w:val="o"/>
+      <w:lvlJc w:val="left"/>
+      <w:pPr>
+        <w:ind w:left="3600" w:hanging="360"/>
+      </w:pPr>
+      <w:rPr>
+        <w:rFonts w:hint="default" w:ascii="Courier New" w:hAnsi="Courier New"/>
+      </w:rPr>
+    </w:lvl>
+    <w:lvl xmlns:w="http://schemas.openxmlformats.org/wordprocessingml/2006/main" w:ilvl="5">
+      <w:start w:val="1"/>
+      <w:numFmt w:val="bullet"/>
+      <w:lvlText w:val=""/>
+      <w:lvlJc w:val="left"/>
+      <w:pPr>
+        <w:ind w:left="4320" w:hanging="360"/>
+      </w:pPr>
+      <w:rPr>
+        <w:rFonts w:hint="default" w:ascii="Wingdings" w:hAnsi="Wingdings"/>
+      </w:rPr>
+    </w:lvl>
+    <w:lvl xmlns:w="http://schemas.openxmlformats.org/wordprocessingml/2006/main" w:ilvl="6">
+      <w:start w:val="1"/>
+      <w:numFmt w:val="bullet"/>
+      <w:lvlText w:val=""/>
+      <w:lvlJc w:val="left"/>
+      <w:pPr>
+        <w:ind w:left="5040" w:hanging="360"/>
+      </w:pPr>
+      <w:rPr>
+        <w:rFonts w:hint="default" w:ascii="Symbol" w:hAnsi="Symbol"/>
+      </w:rPr>
+    </w:lvl>
+    <w:lvl xmlns:w="http://schemas.openxmlformats.org/wordprocessingml/2006/main" w:ilvl="7">
+      <w:start w:val="1"/>
+      <w:numFmt w:val="bullet"/>
+      <w:lvlText w:val="o"/>
+      <w:lvlJc w:val="left"/>
+      <w:pPr>
+        <w:ind w:left="5760" w:hanging="360"/>
+      </w:pPr>
+      <w:rPr>
+        <w:rFonts w:hint="default" w:ascii="Courier New" w:hAnsi="Courier New"/>
+      </w:rPr>
+    </w:lvl>
+    <w:lvl xmlns:w="http://schemas.openxmlformats.org/wordprocessingml/2006/main" w:ilvl="8">
+      <w:start w:val="1"/>
+      <w:numFmt w:val="bullet"/>
+      <w:lvlText w:val=""/>
+      <w:lvlJc w:val="left"/>
+      <w:pPr>
+        <w:ind w:left="6480" w:hanging="360"/>
+      </w:pPr>
+      <w:rPr>
+        <w:rFonts w:hint="default" w:ascii="Wingdings" w:hAnsi="Wingdings"/>
+      </w:rPr>
+    </w:lvl>
+  </w:abstractNum>
+  <w:abstractNum xmlns:w="http://schemas.openxmlformats.org/wordprocessingml/2006/main" w:abstractNumId="2">
+    <w:nsid w:val="3bb78012"/>
+    <w:multiLevelType xmlns:w="http://schemas.openxmlformats.org/wordprocessingml/2006/main" w:val="hybridMultilevel"/>
+    <w:lvl xmlns:w="http://schemas.openxmlformats.org/wordprocessingml/2006/main" w:ilvl="0">
+      <w:start w:val="1"/>
+      <w:numFmt w:val="bullet"/>
+      <w:lvlText w:val="-"/>
+      <w:lvlJc w:val="left"/>
+      <w:pPr>
+        <w:ind w:left="720" w:hanging="360"/>
+      </w:pPr>
+      <w:rPr>
+        <w:rFonts w:hint="default" w:ascii="Aptos" w:hAnsi="Aptos"/>
+      </w:rPr>
+    </w:lvl>
+    <w:lvl xmlns:w="http://schemas.openxmlformats.org/wordprocessingml/2006/main" w:ilvl="1">
+      <w:start w:val="1"/>
+      <w:numFmt w:val="bullet"/>
+      <w:lvlText w:val="o"/>
+      <w:lvlJc w:val="left"/>
+      <w:pPr>
+        <w:ind w:left="1440" w:hanging="360"/>
+      </w:pPr>
+      <w:rPr>
+        <w:rFonts w:hint="default" w:ascii="Courier New" w:hAnsi="Courier New"/>
+      </w:rPr>
+    </w:lvl>
+    <w:lvl xmlns:w="http://schemas.openxmlformats.org/wordprocessingml/2006/main" w:ilvl="2">
+      <w:start w:val="1"/>
+      <w:numFmt w:val="bullet"/>
+      <w:lvlText w:val=""/>
+      <w:lvlJc w:val="left"/>
+      <w:pPr>
+        <w:ind w:left="2160" w:hanging="360"/>
+      </w:pPr>
+      <w:rPr>
+        <w:rFonts w:hint="default" w:ascii="Wingdings" w:hAnsi="Wingdings"/>
+      </w:rPr>
+    </w:lvl>
+    <w:lvl xmlns:w="http://schemas.openxmlformats.org/wordprocessingml/2006/main" w:ilvl="3">
+      <w:start w:val="1"/>
+      <w:numFmt w:val="bullet"/>
+      <w:lvlText w:val=""/>
+      <w:lvlJc w:val="left"/>
+      <w:pPr>
+        <w:ind w:left="2880" w:hanging="360"/>
+      </w:pPr>
+      <w:rPr>
+        <w:rFonts w:hint="default" w:ascii="Symbol" w:hAnsi="Symbol"/>
+      </w:rPr>
+    </w:lvl>
+    <w:lvl xmlns:w="http://schemas.openxmlformats.org/wordprocessingml/2006/main" w:ilvl="4">
+      <w:start w:val="1"/>
+      <w:numFmt w:val="bullet"/>
+      <w:lvlText w:val="o"/>
+      <w:lvlJc w:val="left"/>
+      <w:pPr>
+        <w:ind w:left="3600" w:hanging="360"/>
+      </w:pPr>
+      <w:rPr>
+        <w:rFonts w:hint="default" w:ascii="Courier New" w:hAnsi="Courier New"/>
+      </w:rPr>
+    </w:lvl>
+    <w:lvl xmlns:w="http://schemas.openxmlformats.org/wordprocessingml/2006/main" w:ilvl="5">
+      <w:start w:val="1"/>
+      <w:numFmt w:val="bullet"/>
+      <w:lvlText w:val=""/>
+      <w:lvlJc w:val="left"/>
+      <w:pPr>
+        <w:ind w:left="4320" w:hanging="360"/>
+      </w:pPr>
+      <w:rPr>
+        <w:rFonts w:hint="default" w:ascii="Wingdings" w:hAnsi="Wingdings"/>
+      </w:rPr>
+    </w:lvl>
+    <w:lvl xmlns:w="http://schemas.openxmlformats.org/wordprocessingml/2006/main" w:ilvl="6">
+      <w:start w:val="1"/>
+      <w:numFmt w:val="bullet"/>
+      <w:lvlText w:val=""/>
+      <w:lvlJc w:val="left"/>
+      <w:pPr>
+        <w:ind w:left="5040" w:hanging="360"/>
+      </w:pPr>
+      <w:rPr>
+        <w:rFonts w:hint="default" w:ascii="Symbol" w:hAnsi="Symbol"/>
+      </w:rPr>
+    </w:lvl>
+    <w:lvl xmlns:w="http://schemas.openxmlformats.org/wordprocessingml/2006/main" w:ilvl="7">
+      <w:start w:val="1"/>
+      <w:numFmt w:val="bullet"/>
+      <w:lvlText w:val="o"/>
+      <w:lvlJc w:val="left"/>
+      <w:pPr>
+        <w:ind w:left="5760" w:hanging="360"/>
+      </w:pPr>
+      <w:rPr>
+        <w:rFonts w:hint="default" w:ascii="Courier New" w:hAnsi="Courier New"/>
+      </w:rPr>
+    </w:lvl>
+    <w:lvl xmlns:w="http://schemas.openxmlformats.org/wordprocessingml/2006/main" w:ilvl="8">
+      <w:start w:val="1"/>
+      <w:numFmt w:val="bullet"/>
+      <w:lvlText w:val=""/>
+      <w:lvlJc w:val="left"/>
+      <w:pPr>
+        <w:ind w:left="6480" w:hanging="360"/>
+      </w:pPr>
+      <w:rPr>
+        <w:rFonts w:hint="default" w:ascii="Wingdings" w:hAnsi="Wingdings"/>
+      </w:rPr>
+    </w:lvl>
+  </w:abstractNum>
+  <w:abstractNum xmlns:w="http://schemas.openxmlformats.org/wordprocessingml/2006/main" w:abstractNumId="1">
+    <w:nsid w:val="2027147e"/>
+    <w:multiLevelType xmlns:w="http://schemas.openxmlformats.org/wordprocessingml/2006/main" w:val="hybridMultilevel"/>
+    <w:lvl xmlns:w="http://schemas.openxmlformats.org/wordprocessingml/2006/main" w:ilvl="0">
+      <w:start w:val="1"/>
+      <w:numFmt w:val="bullet"/>
+      <w:lvlText w:val="-"/>
+      <w:lvlJc w:val="left"/>
+      <w:pPr>
+        <w:ind w:left="720" w:hanging="360"/>
+      </w:pPr>
+      <w:rPr>
+        <w:rFonts w:hint="default" w:ascii="Aptos" w:hAnsi="Aptos"/>
+      </w:rPr>
+    </w:lvl>
+    <w:lvl xmlns:w="http://schemas.openxmlformats.org/wordprocessingml/2006/main" w:ilvl="1">
+      <w:start w:val="1"/>
+      <w:numFmt w:val="bullet"/>
+      <w:lvlText w:val="o"/>
+      <w:lvlJc w:val="left"/>
+      <w:pPr>
+        <w:ind w:left="1440" w:hanging="360"/>
+      </w:pPr>
+      <w:rPr>
+        <w:rFonts w:hint="default" w:ascii="Courier New" w:hAnsi="Courier New"/>
+      </w:rPr>
+    </w:lvl>
+    <w:lvl xmlns:w="http://schemas.openxmlformats.org/wordprocessingml/2006/main" w:ilvl="2">
+      <w:start w:val="1"/>
+      <w:numFmt w:val="bullet"/>
+      <w:lvlText w:val=""/>
+      <w:lvlJc w:val="left"/>
+      <w:pPr>
+        <w:ind w:left="2160" w:hanging="360"/>
+      </w:pPr>
+      <w:rPr>
+        <w:rFonts w:hint="default" w:ascii="Wingdings" w:hAnsi="Wingdings"/>
+      </w:rPr>
+    </w:lvl>
+    <w:lvl xmlns:w="http://schemas.openxmlformats.org/wordprocessingml/2006/main" w:ilvl="3">
+      <w:start w:val="1"/>
+      <w:numFmt w:val="bullet"/>
+      <w:lvlText w:val=""/>
+      <w:lvlJc w:val="left"/>
+      <w:pPr>
+        <w:ind w:left="2880" w:hanging="360"/>
+      </w:pPr>
+      <w:rPr>
+        <w:rFonts w:hint="default" w:ascii="Symbol" w:hAnsi="Symbol"/>
+      </w:rPr>
+    </w:lvl>
+    <w:lvl xmlns:w="http://schemas.openxmlformats.org/wordprocessingml/2006/main" w:ilvl="4">
+      <w:start w:val="1"/>
+      <w:numFmt w:val="bullet"/>
+      <w:lvlText w:val="o"/>
+      <w:lvlJc w:val="left"/>
+      <w:pPr>
+        <w:ind w:left="3600" w:hanging="360"/>
+      </w:pPr>
+      <w:rPr>
+        <w:rFonts w:hint="default" w:ascii="Courier New" w:hAnsi="Courier New"/>
+      </w:rPr>
+    </w:lvl>
+    <w:lvl xmlns:w="http://schemas.openxmlformats.org/wordprocessingml/2006/main" w:ilvl="5">
+      <w:start w:val="1"/>
+      <w:numFmt w:val="bullet"/>
+      <w:lvlText w:val=""/>
+      <w:lvlJc w:val="left"/>
+      <w:pPr>
+        <w:ind w:left="4320" w:hanging="360"/>
+      </w:pPr>
+      <w:rPr>
+        <w:rFonts w:hint="default" w:ascii="Wingdings" w:hAnsi="Wingdings"/>
+      </w:rPr>
+    </w:lvl>
+    <w:lvl xmlns:w="http://schemas.openxmlformats.org/wordprocessingml/2006/main" w:ilvl="6">
+      <w:start w:val="1"/>
+      <w:numFmt w:val="bullet"/>
+      <w:lvlText w:val=""/>
+      <w:lvlJc w:val="left"/>
+      <w:pPr>
+        <w:ind w:left="5040" w:hanging="360"/>
+      </w:pPr>
+      <w:rPr>
+        <w:rFonts w:hint="default" w:ascii="Symbol" w:hAnsi="Symbol"/>
+      </w:rPr>
+    </w:lvl>
+    <w:lvl xmlns:w="http://schemas.openxmlformats.org/wordprocessingml/2006/main" w:ilvl="7">
+      <w:start w:val="1"/>
+      <w:numFmt w:val="bullet"/>
+      <w:lvlText w:val="o"/>
+      <w:lvlJc w:val="left"/>
+      <w:pPr>
+        <w:ind w:left="5760" w:hanging="360"/>
+      </w:pPr>
+      <w:rPr>
+        <w:rFonts w:hint="default" w:ascii="Courier New" w:hAnsi="Courier New"/>
+      </w:rPr>
+    </w:lvl>
+    <w:lvl xmlns:w="http://schemas.openxmlformats.org/wordprocessingml/2006/main" w:ilvl="8">
+      <w:start w:val="1"/>
+      <w:numFmt w:val="bullet"/>
+      <w:lvlText w:val=""/>
+      <w:lvlJc w:val="left"/>
+      <w:pPr>
+        <w:ind w:left="6480" w:hanging="360"/>
+      </w:pPr>
+      <w:rPr>
+        <w:rFonts w:hint="default" w:ascii="Wingdings" w:hAnsi="Wingdings"/>
+      </w:rPr>
+    </w:lvl>
+  </w:abstractNum>
+  <w:num w:numId="3">
+    <w:abstractNumId w:val="3"/>
+  </w:num>
+  <w:num w:numId="2">
+    <w:abstractNumId w:val="2"/>
+  </w:num>
+  <w:num w:numId="1">
+    <w:abstractNumId w:val="1"/>
+  </w:num>
+</w:numbering>
 </file>
 
 <file path=word/styles.xml><?xml version="1.0" encoding="utf-8"?>
@@ -1440,6 +3075,18 @@
     <w:semiHidden/>
     <w:unhideWhenUsed/>
   </w:style>
+  <w:style w:type="paragraph" w:styleId="ListParagraph">
+    <w:uiPriority w:val="34"/>
+    <w:name w:val="List Paragraph"/>
+    <w:basedOn w:val="Normal"/>
+    <w:qFormat/>
+    <w:rsid w:val="4C5B4D1A"/>
+    <w:pPr>
+      <w:spacing/>
+      <w:ind w:left="720"/>
+      <w:contextualSpacing/>
+    </w:pPr>
+  </w:style>
 </w:styles>
 </file>
 

--- a/relatorio.docx
+++ b/relatorio.docx
@@ -1204,7 +1204,7 @@
       </w:pPr>
       <w:r>
         <w:drawing>
-          <wp:inline wp14:editId="00E2030C" wp14:anchorId="5BF94FEA">
+          <wp:inline wp14:editId="7FFB9F07" wp14:anchorId="5BF94FEA">
             <wp:extent cx="2762636" cy="1914792"/>
             <wp:effectExtent l="0" t="0" r="0" b="0"/>
             <wp:docPr id="264765289" name="drawing"/>
@@ -1303,7 +1303,7 @@
       </w:pPr>
       <w:r>
         <w:drawing>
-          <wp:inline wp14:editId="6696D23F" wp14:anchorId="4826A21F">
+          <wp:inline wp14:editId="16590670" wp14:anchorId="4826A21F">
             <wp:extent cx="3991532" cy="3943900"/>
             <wp:effectExtent l="0" t="0" r="0" b="0"/>
             <wp:docPr id="1004578629" name="drawing"/>
@@ -1356,7 +1356,7 @@
       </w:pPr>
       <w:r>
         <w:drawing>
-          <wp:inline wp14:editId="78A5D6B5" wp14:anchorId="76E9824A">
+          <wp:inline wp14:editId="7F1D5B5D" wp14:anchorId="76E9824A">
             <wp:extent cx="4258269" cy="1952898"/>
             <wp:effectExtent l="0" t="0" r="0" b="0"/>
             <wp:docPr id="885699406" name="drawing"/>
@@ -1677,7 +1677,7 @@
       </w:r>
       <w:r>
         <w:drawing>
-          <wp:inline wp14:editId="50B9820E" wp14:anchorId="7C737458">
+          <wp:inline wp14:editId="43922B54" wp14:anchorId="7C737458">
             <wp:extent cx="3334215" cy="809738"/>
             <wp:effectExtent l="0" t="0" r="0" b="0"/>
             <wp:docPr id="788250203" name="drawing"/>
@@ -1987,10 +1987,47 @@
         <w:ind w:left="0"/>
         <w:jc w:val="both"/>
         <w:rPr>
-          <w:sz w:val="28"/>
-          <w:szCs w:val="28"/>
-        </w:rPr>
-      </w:pPr>
+          <w:sz w:val="24"/>
+          <w:szCs w:val="24"/>
+        </w:rPr>
+      </w:pPr>
+      <w:r>
+        <w:rPr>
+          <w:b w:val="1"/>
+          <w:bCs w:val="1"/>
+          <w:sz w:val="24"/>
+          <w:szCs w:val="24"/>
+        </w:rPr>
+        <w:t>Interpretação:</w:t>
+      </w:r>
+      <w:r>
+        <w:rPr>
+          <w:sz w:val="24"/>
+          <w:szCs w:val="24"/>
+        </w:rPr>
+        <w:t xml:space="preserve"> É notável no histograma que a distribuição dos valores de mercado é muito assimétrica à direita. </w:t>
+      </w:r>
+      <w:r>
+        <w:rPr>
+          <w:sz w:val="24"/>
+          <w:szCs w:val="24"/>
+        </w:rPr>
+        <w:t>A maior parte dos jogadores possui valor entre ~40 e ~60 milhões de euros. Enquanto isso, poucos jogadores atingem v</w:t>
+      </w:r>
+      <w:r>
+        <w:rPr>
+          <w:sz w:val="24"/>
+          <w:szCs w:val="24"/>
+        </w:rPr>
+        <w:t>alores muito elevados, acima de 150 milhões de euros</w:t>
+      </w:r>
+      <w:r>
+        <w:rPr>
+          <w:sz w:val="24"/>
+          <w:szCs w:val="24"/>
+        </w:rPr>
+        <w:t>. A linha da mediana evidencia que metade dos jogadores possui valor de mercado inferior a cerca de 55 milhões de euros.</w:t>
+      </w:r>
     </w:p>
     <w:p>
       <w:pPr>
@@ -1998,10 +2035,58 @@
         <w:ind w:left="0"/>
         <w:jc w:val="both"/>
         <w:rPr>
-          <w:sz w:val="28"/>
-          <w:szCs w:val="28"/>
-        </w:rPr>
-      </w:pPr>
+          <w:b w:val="1"/>
+          <w:bCs w:val="1"/>
+          <w:sz w:val="24"/>
+          <w:szCs w:val="24"/>
+        </w:rPr>
+      </w:pPr>
+      <w:r>
+        <w:rPr>
+          <w:b w:val="1"/>
+          <w:bCs w:val="1"/>
+          <w:sz w:val="24"/>
+          <w:szCs w:val="24"/>
+        </w:rPr>
+        <w:t xml:space="preserve">Para a federação: </w:t>
+      </w:r>
+      <w:r>
+        <w:rPr>
+          <w:b w:val="0"/>
+          <w:bCs w:val="0"/>
+          <w:sz w:val="24"/>
+          <w:szCs w:val="24"/>
+        </w:rPr>
+        <w:t>Esse resultado indica que o valor total de uma seleç</w:t>
+      </w:r>
+      <w:r>
+        <w:rPr>
+          <w:b w:val="0"/>
+          <w:bCs w:val="0"/>
+          <w:sz w:val="24"/>
+          <w:szCs w:val="24"/>
+        </w:rPr>
+        <w:t>ão, geralmente depende pouco de atletas caríssimos, a maior parte do elenco é formada por jogadores de valor um pouco mais intermediário</w:t>
+      </w:r>
+      <w:r>
+        <w:rPr>
+          <w:b w:val="0"/>
+          <w:bCs w:val="0"/>
+          <w:sz w:val="24"/>
+          <w:szCs w:val="24"/>
+        </w:rPr>
+        <w:t xml:space="preserve">. </w:t>
+      </w:r>
+      <w:r>
+        <w:rPr>
+          <w:rFonts w:ascii="Aptos" w:hAnsi="Aptos" w:eastAsia="Aptos" w:cs="Aptos"/>
+          <w:noProof w:val="0"/>
+          <w:sz w:val="24"/>
+          <w:szCs w:val="24"/>
+          <w:lang w:val="pt-BR"/>
+        </w:rPr>
+        <w:t>Isso sugere que a gestão de lesões, a preparação física e a preservação dos principais talentos são fatores estratégicos, pois a ausência de um único jogador muito valorizado pode impactar significativamente o desempenho dos jogos.</w:t>
+      </w:r>
     </w:p>
     <w:p>
       <w:pPr>
@@ -2011,8 +2096,8 @@
       </w:pPr>
       <w:r>
         <w:drawing>
-          <wp:inline wp14:editId="746B91D4" wp14:anchorId="3F26CB17">
-            <wp:extent cx="4187248" cy="2724150"/>
+          <wp:inline wp14:editId="1E4C556F" wp14:anchorId="3F26CB17">
+            <wp:extent cx="3999430" cy="2601959"/>
             <wp:effectExtent l="0" t="0" r="0" b="0"/>
             <wp:docPr id="644963903" name="drawing"/>
             <wp:cNvGraphicFramePr>
@@ -2040,7 +2125,7 @@
                   <pic:spPr>
                     <a:xfrm rot="0">
                       <a:off x="0" y="0"/>
-                      <a:ext cx="4187248" cy="2724150"/>
+                      <a:ext cx="3999430" cy="2601959"/>
                     </a:xfrm>
                     <a:prstGeom prst="rect">
                       <a:avLst/>
@@ -2058,6 +2143,13 @@
         <w:pStyle w:val="Normal"/>
         <w:ind w:left="0"/>
         <w:jc w:val="both"/>
+      </w:pPr>
+    </w:p>
+    <w:p>
+      <w:pPr>
+        <w:pStyle w:val="Normal"/>
+        <w:ind w:left="0"/>
+        <w:jc w:val="both"/>
         <w:rPr>
           <w:b w:val="1"/>
           <w:bCs w:val="1"/>
@@ -2080,11 +2172,153 @@
         <w:pStyle w:val="Normal"/>
         <w:ind w:left="0"/>
         <w:jc w:val="both"/>
+        <w:rPr>
+          <w:b w:val="0"/>
+          <w:bCs w:val="0"/>
+          <w:sz w:val="24"/>
+          <w:szCs w:val="24"/>
+        </w:rPr>
+      </w:pPr>
+      <w:r>
+        <w:rPr>
+          <w:b w:val="1"/>
+          <w:bCs w:val="1"/>
+          <w:sz w:val="24"/>
+          <w:szCs w:val="24"/>
+        </w:rPr>
+        <w:t xml:space="preserve">Interpretação: </w:t>
+      </w:r>
+      <w:r>
+        <w:rPr>
+          <w:b w:val="0"/>
+          <w:bCs w:val="0"/>
+          <w:sz w:val="24"/>
+          <w:szCs w:val="24"/>
+        </w:rPr>
+        <w:t>O gráfico evidencia as diferenças entre as funções de cada posição. Os atacantes têm seu papel ofensivo confirmado, os meio camp</w:t>
+      </w:r>
+      <w:r>
+        <w:rPr>
+          <w:b w:val="0"/>
+          <w:bCs w:val="0"/>
+          <w:sz w:val="24"/>
+          <w:szCs w:val="24"/>
+        </w:rPr>
+        <w:t>istas possuem altos valores de passes, além de contribuírem também com assistências</w:t>
+      </w:r>
+      <w:r>
+        <w:rPr>
+          <w:b w:val="0"/>
+          <w:bCs w:val="0"/>
+          <w:sz w:val="24"/>
+          <w:szCs w:val="24"/>
+        </w:rPr>
+        <w:t>,</w:t>
+      </w:r>
+      <w:r>
+        <w:rPr>
+          <w:b w:val="0"/>
+          <w:bCs w:val="0"/>
+          <w:sz w:val="24"/>
+          <w:szCs w:val="24"/>
+        </w:rPr>
+        <w:t xml:space="preserve"> gols</w:t>
+      </w:r>
+      <w:r>
+        <w:rPr>
+          <w:b w:val="0"/>
+          <w:bCs w:val="0"/>
+          <w:sz w:val="24"/>
+          <w:szCs w:val="24"/>
+        </w:rPr>
+        <w:t xml:space="preserve"> e desarmes</w:t>
+      </w:r>
+      <w:r>
+        <w:rPr>
+          <w:b w:val="0"/>
+          <w:bCs w:val="0"/>
+          <w:sz w:val="24"/>
+          <w:szCs w:val="24"/>
+        </w:rPr>
+        <w:t>.</w:t>
+      </w:r>
+      <w:r>
+        <w:rPr>
+          <w:rFonts w:ascii="Aptos" w:hAnsi="Aptos" w:eastAsia="Aptos" w:cs="Aptos"/>
+          <w:noProof w:val="0"/>
+          <w:sz w:val="24"/>
+          <w:szCs w:val="24"/>
+          <w:lang w:val="pt-BR"/>
+        </w:rPr>
+        <w:t xml:space="preserve"> Já os zagueiros e goleiros possuem médias que refletem sua responsabilidade defensiva.</w:t>
+      </w:r>
+    </w:p>
+    <w:p>
+      <w:pPr>
+        <w:pStyle w:val="Normal"/>
+        <w:ind w:left="0"/>
+        <w:jc w:val="both"/>
+        <w:rPr>
+          <w:rFonts w:ascii="Aptos" w:hAnsi="Aptos" w:eastAsia="Aptos" w:cs="Aptos"/>
+          <w:noProof w:val="0"/>
+          <w:sz w:val="24"/>
+          <w:szCs w:val="24"/>
+          <w:lang w:val="pt-BR"/>
+        </w:rPr>
+      </w:pPr>
+      <w:r>
+        <w:rPr>
+          <w:rFonts w:ascii="Aptos" w:hAnsi="Aptos" w:eastAsia="Aptos" w:cs="Aptos"/>
+          <w:b w:val="1"/>
+          <w:bCs w:val="1"/>
+          <w:noProof w:val="0"/>
+          <w:sz w:val="24"/>
+          <w:szCs w:val="24"/>
+          <w:lang w:val="pt-BR"/>
+        </w:rPr>
+        <w:t>Para a federação:</w:t>
+      </w:r>
+      <w:r>
+        <w:rPr>
+          <w:rFonts w:ascii="Aptos" w:hAnsi="Aptos" w:eastAsia="Aptos" w:cs="Aptos"/>
+          <w:noProof w:val="0"/>
+          <w:sz w:val="24"/>
+          <w:szCs w:val="24"/>
+          <w:lang w:val="pt-BR"/>
+        </w:rPr>
+        <w:t xml:space="preserve"> Com o gráfico, é reforçada a necessidade de montar um elenco equili</w:t>
+      </w:r>
+      <w:r>
+        <w:rPr>
+          <w:rFonts w:ascii="Aptos" w:hAnsi="Aptos" w:eastAsia="Aptos" w:cs="Aptos"/>
+          <w:noProof w:val="0"/>
+          <w:sz w:val="24"/>
+          <w:szCs w:val="24"/>
+          <w:lang w:val="pt-BR"/>
+        </w:rPr>
+        <w:t>brado, evitando selecionar jogadores com base apenas em gols marcados, pois fica evidente que cada um contribui de maneira específica para o desempenho coletivo.</w:t>
+      </w:r>
+      <w:r>
+        <w:rPr>
+          <w:rFonts w:ascii="Aptos" w:hAnsi="Aptos" w:eastAsia="Aptos" w:cs="Aptos"/>
+          <w:noProof w:val="0"/>
+          <w:sz w:val="24"/>
+          <w:szCs w:val="24"/>
+          <w:lang w:val="pt-BR"/>
+        </w:rPr>
+        <w:t xml:space="preserve"> Reforça que é importante combinar atletas capazes de criar jogadas, finalizar oportunidades e recuperar a bola.</w:t>
+      </w:r>
+    </w:p>
+    <w:p>
+      <w:pPr>
+        <w:pStyle w:val="Normal"/>
+        <w:ind w:left="0"/>
+        <w:jc w:val="both"/>
       </w:pPr>
       <w:r>
         <w:drawing>
-          <wp:inline wp14:editId="2872725F" wp14:anchorId="243564AC">
-            <wp:extent cx="4200525" cy="2781712"/>
+          <wp:inline wp14:editId="39706C71" wp14:anchorId="243564AC">
+            <wp:extent cx="3912818" cy="2591184"/>
             <wp:effectExtent l="0" t="0" r="0" b="0"/>
             <wp:docPr id="2063579875" name="drawing"/>
             <wp:cNvGraphicFramePr>
@@ -2112,7 +2346,7 @@
                   <pic:spPr>
                     <a:xfrm rot="0">
                       <a:off x="0" y="0"/>
-                      <a:ext cx="4200525" cy="2781712"/>
+                      <a:ext cx="3912818" cy="2591184"/>
                     </a:xfrm>
                     <a:prstGeom prst="rect">
                       <a:avLst/>
@@ -2155,13 +2389,105 @@
         <w:pStyle w:val="Normal"/>
         <w:ind w:left="0"/>
         <w:jc w:val="both"/>
+        <w:rPr>
+          <w:b w:val="0"/>
+          <w:bCs w:val="0"/>
+        </w:rPr>
+      </w:pPr>
+      <w:r>
+        <w:rPr>
+          <w:b w:val="1"/>
+          <w:bCs w:val="1"/>
+        </w:rPr>
+        <w:t xml:space="preserve">Interpretação: </w:t>
+      </w:r>
+      <w:r>
+        <w:rPr>
+          <w:b w:val="0"/>
+          <w:bCs w:val="0"/>
+        </w:rPr>
+        <w:t xml:space="preserve">É </w:t>
+      </w:r>
+      <w:r>
+        <w:rPr>
+          <w:b w:val="0"/>
+          <w:bCs w:val="0"/>
+        </w:rPr>
+        <w:t>notavel</w:t>
+      </w:r>
+      <w:r>
+        <w:rPr>
+          <w:b w:val="0"/>
+          <w:bCs w:val="0"/>
+        </w:rPr>
+        <w:t xml:space="preserve"> que algumas nacionalidades apresentam valores médios de mercado significativamente superiores às demais. Portugal lidera o ranking, seguido por França, </w:t>
+      </w:r>
+      <w:r>
+        <w:rPr>
+          <w:b w:val="0"/>
+          <w:bCs w:val="0"/>
+        </w:rPr>
+        <w:t>Espanha etc.</w:t>
+      </w:r>
+      <w:r>
+        <w:rPr>
+          <w:b w:val="0"/>
+          <w:bCs w:val="0"/>
+        </w:rPr>
+        <w:t xml:space="preserve"> Esses países concentram atletas altamente valorizados, indicando forte presença em ligas de elite e elevado reconhecimento internacional.</w:t>
+      </w:r>
+    </w:p>
+    <w:p>
+      <w:pPr>
+        <w:pStyle w:val="Normal"/>
+        <w:ind w:left="0"/>
+        <w:jc w:val="both"/>
+        <w:rPr>
+          <w:b w:val="0"/>
+          <w:bCs w:val="0"/>
+        </w:rPr>
+      </w:pPr>
+      <w:r>
+        <w:rPr>
+          <w:b w:val="0"/>
+          <w:bCs w:val="0"/>
+        </w:rPr>
+        <w:t>Para a federação: Além do gráfico evidenci</w:t>
+      </w:r>
+      <w:r>
+        <w:rPr>
+          <w:b w:val="0"/>
+          <w:bCs w:val="0"/>
+        </w:rPr>
+        <w:t>ar a importância de investimento nas categorias de base para formação de atletas, para aumentar o valor e a compe</w:t>
+      </w:r>
+      <w:r>
+        <w:rPr>
+          <w:b w:val="0"/>
+          <w:bCs w:val="0"/>
+        </w:rPr>
+        <w:t>titividade dos jogadores nacionais, também pode ser interpretado como uma medida indireta da qualidade técnica e do potencial competitivo dos jogadores produzidos por cada país</w:t>
+      </w:r>
+      <w:r>
+        <w:rPr>
+          <w:b w:val="0"/>
+          <w:bCs w:val="0"/>
+        </w:rPr>
+        <w:t>.</w:t>
+      </w:r>
+    </w:p>
+    <w:p>
+      <w:pPr>
+        <w:pStyle w:val="Normal"/>
+        <w:ind w:left="0"/>
+        <w:jc w:val="both"/>
       </w:pPr>
       <w:r>
         <w:drawing>
-          <wp:inline wp14:editId="5C20AB73" wp14:anchorId="4984C76A">
-            <wp:extent cx="4338441" cy="2981325"/>
+          <wp:inline wp14:editId="0703B76D" wp14:anchorId="17B60618">
+            <wp:extent cx="4019550" cy="2849132"/>
             <wp:effectExtent l="0" t="0" r="0" b="0"/>
-            <wp:docPr id="1398254012" name="drawing"/>
+            <wp:docPr id="143719394" name="drawing"/>
             <wp:cNvGraphicFramePr>
               <a:graphicFrameLocks noChangeAspect="1"/>
             </wp:cNvGraphicFramePr>
@@ -2169,11 +2495,11 @@
               <a:graphicData xmlns:a="http://schemas.openxmlformats.org/drawingml/2006/main" uri="http://schemas.openxmlformats.org/drawingml/2006/picture">
                 <pic:pic xmlns:pic="http://schemas.openxmlformats.org/drawingml/2006/picture">
                   <pic:nvPicPr>
-                    <pic:cNvPr id="1398254012" name="Picture 1398254012"/>
+                    <pic:cNvPr id="143719394" name="Picture 143719394"/>
                     <pic:cNvPicPr/>
                   </pic:nvPicPr>
                   <pic:blipFill>
-                    <a:blip xmlns:r="http://schemas.openxmlformats.org/officeDocument/2006/relationships" r:embed="rId2136426417">
+                    <a:blip xmlns:r="http://schemas.openxmlformats.org/officeDocument/2006/relationships" r:embed="rId216110716">
                       <a:extLst>
                         <a:ext uri="{28A0092B-C50C-407E-A947-70E740481C1C}">
                           <a14:useLocalDpi xmlns:a14="http://schemas.microsoft.com/office/drawing/2010/main"/>
@@ -2187,7 +2513,7 @@
                   <pic:spPr>
                     <a:xfrm rot="0">
                       <a:off x="0" y="0"/>
-                      <a:ext cx="4338441" cy="2981325"/>
+                      <a:ext cx="4019550" cy="2849132"/>
                     </a:xfrm>
                     <a:prstGeom prst="rect">
                       <a:avLst/>
@@ -2205,6 +2531,13 @@
         <w:pStyle w:val="Normal"/>
         <w:ind w:left="0"/>
         <w:jc w:val="both"/>
+      </w:pPr>
+    </w:p>
+    <w:p>
+      <w:pPr>
+        <w:pStyle w:val="Normal"/>
+        <w:ind w:left="0"/>
+        <w:jc w:val="both"/>
         <w:rPr>
           <w:b w:val="1"/>
           <w:bCs w:val="1"/>
@@ -2223,11 +2556,101 @@
         <w:pStyle w:val="Normal"/>
         <w:ind w:left="0"/>
         <w:jc w:val="both"/>
+        <w:rPr>
+          <w:b w:val="0"/>
+          <w:bCs w:val="0"/>
+        </w:rPr>
+      </w:pPr>
+      <w:r>
+        <w:rPr>
+          <w:b w:val="1"/>
+          <w:bCs w:val="1"/>
+        </w:rPr>
+        <w:t xml:space="preserve">Interpretação: </w:t>
+      </w:r>
+      <w:r>
+        <w:rPr>
+          <w:b w:val="0"/>
+          <w:bCs w:val="0"/>
+        </w:rPr>
+        <w:t xml:space="preserve">O gráfico mostra que o intervalo de idades com maiores valores de mercado, se concentra </w:t>
+      </w:r>
+      <w:r>
+        <w:rPr>
+          <w:b w:val="0"/>
+          <w:bCs w:val="0"/>
+        </w:rPr>
+        <w:t xml:space="preserve">principalmente </w:t>
+      </w:r>
+      <w:r>
+        <w:rPr>
+          <w:b w:val="0"/>
+          <w:bCs w:val="0"/>
+        </w:rPr>
+        <w:t xml:space="preserve">em atletas </w:t>
+      </w:r>
+      <w:r>
+        <w:rPr>
+          <w:b w:val="0"/>
+          <w:bCs w:val="0"/>
+        </w:rPr>
+        <w:t xml:space="preserve">entre os 23 e 27 anos, o que </w:t>
+      </w:r>
+      <w:r>
+        <w:rPr>
+          <w:rFonts w:ascii="Aptos" w:hAnsi="Aptos" w:eastAsia="Aptos" w:cs="Aptos"/>
+          <w:noProof w:val="0"/>
+          <w:sz w:val="24"/>
+          <w:szCs w:val="24"/>
+          <w:lang w:val="pt-BR"/>
+        </w:rPr>
+        <w:t>sugere a existência de um pico de valorização durante a fase considerada ideal da carreira esportiva.</w:t>
+      </w:r>
+    </w:p>
+    <w:p>
+      <w:pPr>
+        <w:pStyle w:val="Normal"/>
+        <w:ind w:left="0"/>
+        <w:jc w:val="both"/>
+        <w:rPr>
+          <w:rFonts w:ascii="Aptos" w:hAnsi="Aptos" w:eastAsia="Aptos" w:cs="Aptos"/>
+          <w:noProof w:val="0"/>
+          <w:sz w:val="24"/>
+          <w:szCs w:val="24"/>
+          <w:lang w:val="pt-BR"/>
+        </w:rPr>
+      </w:pPr>
+      <w:r>
+        <w:rPr>
+          <w:rFonts w:ascii="Aptos" w:hAnsi="Aptos" w:eastAsia="Aptos" w:cs="Aptos"/>
+          <w:noProof w:val="0"/>
+          <w:sz w:val="24"/>
+          <w:szCs w:val="24"/>
+          <w:lang w:val="pt-BR"/>
+        </w:rPr>
+        <w:t>Para a federação: Esse padrão é relevante para o planejamento de longo prazo das seleções nacionais.</w:t>
+      </w:r>
+      <w:r>
+        <w:rPr>
+          <w:rFonts w:ascii="Aptos" w:hAnsi="Aptos" w:eastAsia="Aptos" w:cs="Aptos"/>
+          <w:noProof w:val="0"/>
+          <w:sz w:val="24"/>
+          <w:szCs w:val="24"/>
+          <w:lang w:val="pt-BR"/>
+        </w:rPr>
+        <w:t xml:space="preserve"> Jogadores próximos ao pico de valorização normalmente combinam maturidade tática, experiência, capacidade física e regularidade de desempenho, características fundamentais em torneios como a Copa do Mundo.</w:t>
+      </w:r>
+    </w:p>
+    <w:p>
+      <w:pPr>
+        <w:pStyle w:val="Normal"/>
+        <w:ind w:left="0"/>
+        <w:jc w:val="both"/>
       </w:pPr>
       <w:r>
         <w:drawing>
-          <wp:inline wp14:editId="12BB8CCB" wp14:anchorId="0A5E7B54">
-            <wp:extent cx="4356149" cy="3495675"/>
+          <wp:inline wp14:editId="2B81192B" wp14:anchorId="0A5E7B54">
+            <wp:extent cx="3908142" cy="3136164"/>
             <wp:effectExtent l="0" t="0" r="0" b="0"/>
             <wp:docPr id="203985609" name="drawing"/>
             <wp:cNvGraphicFramePr>
@@ -2255,7 +2678,7 @@
                   <pic:spPr>
                     <a:xfrm rot="0">
                       <a:off x="0" y="0"/>
-                      <a:ext cx="4356149" cy="3495675"/>
+                      <a:ext cx="3908142" cy="3136164"/>
                     </a:xfrm>
                     <a:prstGeom prst="rect">
                       <a:avLst/>
@@ -2280,18 +2703,423 @@
         <w:pStyle w:val="Normal"/>
         <w:ind w:left="0"/>
         <w:jc w:val="both"/>
-      </w:pPr>
-      <w:r>
-        <w:rPr/>
-        <w:t xml:space="preserve">**outro </w:t>
-      </w:r>
-      <w:r>
-        <w:rPr/>
-        <w:t>gráfico</w:t>
-      </w:r>
-      <w:r>
-        <w:rPr/>
-        <w:t xml:space="preserve"> aqui</w:t>
+        <w:rPr>
+          <w:b w:val="1"/>
+          <w:bCs w:val="1"/>
+        </w:rPr>
+      </w:pPr>
+      <w:r>
+        <w:rPr>
+          <w:b w:val="1"/>
+          <w:bCs w:val="1"/>
+        </w:rPr>
+        <w:t xml:space="preserve">Relação entre </w:t>
+      </w:r>
+      <w:r>
+        <w:rPr>
+          <w:b w:val="1"/>
+          <w:bCs w:val="1"/>
+        </w:rPr>
+        <w:t>Expected</w:t>
+      </w:r>
+      <w:r>
+        <w:rPr>
+          <w:b w:val="1"/>
+          <w:bCs w:val="1"/>
+        </w:rPr>
+        <w:t xml:space="preserve"> Gols e Gols:</w:t>
+      </w:r>
+    </w:p>
+    <w:p>
+      <w:pPr>
+        <w:pStyle w:val="Normal"/>
+        <w:ind w:left="0"/>
+        <w:jc w:val="both"/>
+        <w:rPr>
+          <w:rFonts w:ascii="Aptos" w:hAnsi="Aptos" w:eastAsia="Aptos" w:cs="Aptos"/>
+          <w:noProof w:val="0"/>
+          <w:sz w:val="24"/>
+          <w:szCs w:val="24"/>
+          <w:lang w:val="pt-BR"/>
+        </w:rPr>
+      </w:pPr>
+      <w:r>
+        <w:rPr>
+          <w:b w:val="0"/>
+          <w:bCs w:val="0"/>
+        </w:rPr>
+        <w:t xml:space="preserve">Interpretação: </w:t>
+      </w:r>
+      <w:r>
+        <w:rPr>
+          <w:rFonts w:ascii="Aptos" w:hAnsi="Aptos" w:eastAsia="Aptos" w:cs="Aptos"/>
+          <w:noProof w:val="0"/>
+          <w:sz w:val="24"/>
+          <w:szCs w:val="24"/>
+          <w:lang w:val="pt-BR"/>
+        </w:rPr>
+        <w:t>O gráfico tem uma forte relação positiva entre o número esperado de gols (</w:t>
+      </w:r>
+      <w:r>
+        <w:rPr>
+          <w:rFonts w:ascii="Aptos" w:hAnsi="Aptos" w:eastAsia="Aptos" w:cs="Aptos"/>
+          <w:noProof w:val="0"/>
+          <w:sz w:val="24"/>
+          <w:szCs w:val="24"/>
+          <w:lang w:val="pt-BR"/>
+        </w:rPr>
+        <w:t>xG</w:t>
+      </w:r>
+      <w:r>
+        <w:rPr>
+          <w:rFonts w:ascii="Aptos" w:hAnsi="Aptos" w:eastAsia="Aptos" w:cs="Aptos"/>
+          <w:noProof w:val="0"/>
+          <w:sz w:val="24"/>
+          <w:szCs w:val="24"/>
+          <w:lang w:val="pt-BR"/>
+        </w:rPr>
+        <w:t>) e os gols efetivamente marcados pelos jogadores.</w:t>
+      </w:r>
+      <w:r>
+        <w:rPr>
+          <w:rFonts w:ascii="Aptos" w:hAnsi="Aptos" w:eastAsia="Aptos" w:cs="Aptos"/>
+          <w:noProof w:val="0"/>
+          <w:sz w:val="24"/>
+          <w:szCs w:val="24"/>
+          <w:lang w:val="pt-BR"/>
+        </w:rPr>
+        <w:t xml:space="preserve"> A linha de tendência ascendente </w:t>
+      </w:r>
+      <w:r>
+        <w:rPr>
+          <w:rFonts w:ascii="Aptos" w:hAnsi="Aptos" w:eastAsia="Aptos" w:cs="Aptos"/>
+          <w:noProof w:val="0"/>
+          <w:sz w:val="24"/>
+          <w:szCs w:val="24"/>
+          <w:lang w:val="pt-BR"/>
+        </w:rPr>
+        <w:t>evidencia</w:t>
+      </w:r>
+      <w:r>
+        <w:rPr>
+          <w:rFonts w:ascii="Aptos" w:hAnsi="Aptos" w:eastAsia="Aptos" w:cs="Aptos"/>
+          <w:noProof w:val="0"/>
+          <w:sz w:val="24"/>
+          <w:szCs w:val="24"/>
+          <w:lang w:val="pt-BR"/>
+        </w:rPr>
+        <w:t xml:space="preserve"> que à medida que o </w:t>
+      </w:r>
+      <w:r>
+        <w:rPr>
+          <w:rFonts w:ascii="Aptos" w:hAnsi="Aptos" w:eastAsia="Aptos" w:cs="Aptos"/>
+          <w:noProof w:val="0"/>
+          <w:sz w:val="24"/>
+          <w:szCs w:val="24"/>
+          <w:lang w:val="pt-BR"/>
+        </w:rPr>
+        <w:t>xG</w:t>
+      </w:r>
+      <w:r>
+        <w:rPr>
+          <w:rFonts w:ascii="Aptos" w:hAnsi="Aptos" w:eastAsia="Aptos" w:cs="Aptos"/>
+          <w:noProof w:val="0"/>
+          <w:sz w:val="24"/>
+          <w:szCs w:val="24"/>
+          <w:lang w:val="pt-BR"/>
+        </w:rPr>
+        <w:t xml:space="preserve"> aumenta, os gols marcados também tendem a crescer. </w:t>
+      </w:r>
+      <w:r>
+        <w:rPr>
+          <w:rFonts w:ascii="Aptos" w:hAnsi="Aptos" w:eastAsia="Aptos" w:cs="Aptos"/>
+          <w:noProof w:val="0"/>
+          <w:sz w:val="24"/>
+          <w:szCs w:val="24"/>
+          <w:lang w:val="pt-BR"/>
+        </w:rPr>
+        <w:t xml:space="preserve">Além disso, alguns jogadores acima da linha de tendência, que marcam mais gols do que o esperado em relação ao </w:t>
+      </w:r>
+      <w:r>
+        <w:rPr>
+          <w:rFonts w:ascii="Aptos" w:hAnsi="Aptos" w:eastAsia="Aptos" w:cs="Aptos"/>
+          <w:noProof w:val="0"/>
+          <w:sz w:val="24"/>
+          <w:szCs w:val="24"/>
+          <w:lang w:val="pt-BR"/>
+        </w:rPr>
+        <w:t>xG</w:t>
+      </w:r>
+      <w:r>
+        <w:rPr>
+          <w:rFonts w:ascii="Aptos" w:hAnsi="Aptos" w:eastAsia="Aptos" w:cs="Aptos"/>
+          <w:noProof w:val="0"/>
+          <w:sz w:val="24"/>
+          <w:szCs w:val="24"/>
+          <w:lang w:val="pt-BR"/>
+        </w:rPr>
+        <w:t>. Da mesma forma, existem atletas abaixo da linha, que criam boas oportunidades, mas convertem menos chances do que o esperado.</w:t>
+      </w:r>
+    </w:p>
+    <w:p>
+      <w:pPr>
+        <w:pStyle w:val="Normal"/>
+        <w:jc w:val="both"/>
+        <w:rPr>
+          <w:rFonts w:ascii="Aptos" w:hAnsi="Aptos" w:eastAsia="Aptos" w:cs="Aptos"/>
+          <w:noProof w:val="0"/>
+          <w:sz w:val="24"/>
+          <w:szCs w:val="24"/>
+          <w:lang w:val="pt-BR"/>
+        </w:rPr>
+      </w:pPr>
+      <w:r>
+        <w:rPr>
+          <w:rFonts w:ascii="Aptos" w:hAnsi="Aptos" w:eastAsia="Aptos" w:cs="Aptos"/>
+          <w:b w:val="1"/>
+          <w:bCs w:val="1"/>
+          <w:noProof w:val="0"/>
+          <w:sz w:val="24"/>
+          <w:szCs w:val="24"/>
+          <w:lang w:val="pt-BR"/>
+        </w:rPr>
+        <w:t>Para a federação:</w:t>
+      </w:r>
+      <w:r>
+        <w:rPr>
+          <w:rFonts w:ascii="Aptos" w:hAnsi="Aptos" w:eastAsia="Aptos" w:cs="Aptos"/>
+          <w:noProof w:val="0"/>
+          <w:sz w:val="24"/>
+          <w:szCs w:val="24"/>
+          <w:lang w:val="pt-BR"/>
+        </w:rPr>
+        <w:t xml:space="preserve"> O gráfico mostra que não basta avaliar apenas os gols marcados. Jogadores com alto </w:t>
+      </w:r>
+      <w:r>
+        <w:rPr>
+          <w:rFonts w:ascii="Aptos" w:hAnsi="Aptos" w:eastAsia="Aptos" w:cs="Aptos"/>
+          <w:noProof w:val="0"/>
+          <w:sz w:val="24"/>
+          <w:szCs w:val="24"/>
+          <w:lang w:val="pt-BR"/>
+        </w:rPr>
+        <w:t>xG</w:t>
+      </w:r>
+      <w:r>
+        <w:rPr>
+          <w:rFonts w:ascii="Aptos" w:hAnsi="Aptos" w:eastAsia="Aptos" w:cs="Aptos"/>
+          <w:noProof w:val="0"/>
+          <w:sz w:val="24"/>
+          <w:szCs w:val="24"/>
+          <w:lang w:val="pt-BR"/>
+        </w:rPr>
+        <w:t xml:space="preserve"> criam mais oportunidades de qualidade e tendem a ser mais consistentes ofensivamente. Em uma Copa do Mundo, identificar atletas que combinam alto </w:t>
+      </w:r>
+      <w:r>
+        <w:rPr>
+          <w:rFonts w:ascii="Aptos" w:hAnsi="Aptos" w:eastAsia="Aptos" w:cs="Aptos"/>
+          <w:noProof w:val="0"/>
+          <w:sz w:val="24"/>
+          <w:szCs w:val="24"/>
+          <w:lang w:val="pt-BR"/>
+        </w:rPr>
+        <w:t>xG</w:t>
+      </w:r>
+      <w:r>
+        <w:rPr>
+          <w:rFonts w:ascii="Aptos" w:hAnsi="Aptos" w:eastAsia="Aptos" w:cs="Aptos"/>
+          <w:noProof w:val="0"/>
+          <w:sz w:val="24"/>
+          <w:szCs w:val="24"/>
+          <w:lang w:val="pt-BR"/>
+        </w:rPr>
+        <w:t xml:space="preserve"> e boa conversão de gols pode ser fundamental para aumentar as chances de sucesso da seleção.</w:t>
+      </w:r>
+    </w:p>
+    <w:p>
+      <w:pPr>
+        <w:pStyle w:val="Normal"/>
+        <w:ind w:left="0"/>
+        <w:jc w:val="both"/>
+        <w:rPr>
+          <w:rFonts w:ascii="Aptos" w:hAnsi="Aptos" w:eastAsia="Aptos" w:cs="Aptos"/>
+          <w:b w:val="0"/>
+          <w:bCs w:val="0"/>
+          <w:noProof w:val="0"/>
+          <w:sz w:val="24"/>
+          <w:szCs w:val="24"/>
+          <w:lang w:val="pt-BR"/>
+        </w:rPr>
+      </w:pPr>
+      <w:r>
+        <w:rPr>
+          <w:rFonts w:ascii="Aptos" w:hAnsi="Aptos" w:eastAsia="Aptos" w:cs="Aptos"/>
+          <w:b w:val="1"/>
+          <w:bCs w:val="1"/>
+          <w:noProof w:val="0"/>
+          <w:sz w:val="24"/>
+          <w:szCs w:val="24"/>
+          <w:lang w:val="pt-BR"/>
+        </w:rPr>
+        <w:t xml:space="preserve">Observação: </w:t>
+      </w:r>
+      <w:r>
+        <w:rPr>
+          <w:rFonts w:ascii="Aptos" w:hAnsi="Aptos" w:eastAsia="Aptos" w:cs="Aptos"/>
+          <w:b w:val="0"/>
+          <w:bCs w:val="0"/>
+          <w:noProof w:val="0"/>
+          <w:sz w:val="24"/>
+          <w:szCs w:val="24"/>
+          <w:lang w:val="pt-BR"/>
+        </w:rPr>
+        <w:t xml:space="preserve">Existem casos com </w:t>
+      </w:r>
+      <w:r>
+        <w:rPr>
+          <w:rFonts w:ascii="Aptos" w:hAnsi="Aptos" w:eastAsia="Aptos" w:cs="Aptos"/>
+          <w:b w:val="0"/>
+          <w:bCs w:val="0"/>
+          <w:noProof w:val="0"/>
+          <w:sz w:val="24"/>
+          <w:szCs w:val="24"/>
+          <w:lang w:val="pt-BR"/>
+        </w:rPr>
+        <w:t>x</w:t>
+      </w:r>
+      <w:r>
+        <w:rPr>
+          <w:rFonts w:ascii="Aptos" w:hAnsi="Aptos" w:eastAsia="Aptos" w:cs="Aptos"/>
+          <w:b w:val="0"/>
+          <w:bCs w:val="0"/>
+          <w:noProof w:val="0"/>
+          <w:sz w:val="24"/>
+          <w:szCs w:val="24"/>
+          <w:lang w:val="pt-BR"/>
+        </w:rPr>
+        <w:t>G</w:t>
+      </w:r>
+      <w:r>
+        <w:rPr>
+          <w:rFonts w:ascii="Aptos" w:hAnsi="Aptos" w:eastAsia="Aptos" w:cs="Aptos"/>
+          <w:b w:val="0"/>
+          <w:bCs w:val="0"/>
+          <w:noProof w:val="0"/>
+          <w:sz w:val="24"/>
+          <w:szCs w:val="24"/>
+          <w:lang w:val="pt-BR"/>
+        </w:rPr>
+        <w:t xml:space="preserve"> = </w:t>
+      </w:r>
+      <w:r>
+        <w:rPr>
+          <w:rFonts w:ascii="Aptos" w:hAnsi="Aptos" w:eastAsia="Aptos" w:cs="Aptos"/>
+          <w:b w:val="0"/>
+          <w:bCs w:val="0"/>
+          <w:noProof w:val="0"/>
+          <w:sz w:val="24"/>
+          <w:szCs w:val="24"/>
+          <w:lang w:val="pt-BR"/>
+        </w:rPr>
+        <w:t>0</w:t>
+      </w:r>
+      <w:r>
+        <w:rPr>
+          <w:rFonts w:ascii="Aptos" w:hAnsi="Aptos" w:eastAsia="Aptos" w:cs="Aptos"/>
+          <w:b w:val="0"/>
+          <w:bCs w:val="0"/>
+          <w:noProof w:val="0"/>
+          <w:sz w:val="24"/>
+          <w:szCs w:val="24"/>
+          <w:lang w:val="pt-BR"/>
+        </w:rPr>
+        <w:t xml:space="preserve"> </w:t>
+      </w:r>
+      <w:r>
+        <w:rPr>
+          <w:rFonts w:ascii="Aptos" w:hAnsi="Aptos" w:eastAsia="Aptos" w:cs="Aptos"/>
+          <w:b w:val="0"/>
+          <w:bCs w:val="0"/>
+          <w:noProof w:val="0"/>
+          <w:sz w:val="24"/>
+          <w:szCs w:val="24"/>
+          <w:lang w:val="pt-BR"/>
+        </w:rPr>
+        <w:t xml:space="preserve">mas com gols marcados &gt; 0. </w:t>
+      </w:r>
+      <w:r>
+        <w:rPr>
+          <w:rFonts w:ascii="Aptos" w:hAnsi="Aptos" w:eastAsia="Aptos" w:cs="Aptos"/>
+          <w:b w:val="0"/>
+          <w:bCs w:val="0"/>
+          <w:noProof w:val="0"/>
+          <w:sz w:val="24"/>
+          <w:szCs w:val="24"/>
+          <w:lang w:val="pt-BR"/>
+        </w:rPr>
+        <w:t>Isso significa que há muitos defensores e goleiros que não geraram oportunidades de finalização relevantes, mas que ainda podem ter marcado algum gol</w:t>
+      </w:r>
+      <w:r>
+        <w:rPr>
+          <w:rFonts w:ascii="Aptos" w:hAnsi="Aptos" w:eastAsia="Aptos" w:cs="Aptos"/>
+          <w:b w:val="0"/>
+          <w:bCs w:val="0"/>
+          <w:noProof w:val="0"/>
+          <w:sz w:val="24"/>
+          <w:szCs w:val="24"/>
+          <w:lang w:val="pt-BR"/>
+        </w:rPr>
+        <w:t>.</w:t>
+      </w:r>
+    </w:p>
+    <w:p>
+      <w:pPr>
+        <w:pStyle w:val="Normal"/>
+        <w:ind w:left="0"/>
+        <w:jc w:val="both"/>
+      </w:pPr>
+      <w:r>
+        <w:drawing>
+          <wp:inline wp14:editId="410773F6" wp14:anchorId="48412028">
+            <wp:extent cx="4111141" cy="3276600"/>
+            <wp:effectExtent l="0" t="0" r="0" b="0"/>
+            <wp:docPr id="1667790679" name="drawing"/>
+            <wp:cNvGraphicFramePr>
+              <a:graphicFrameLocks noChangeAspect="1"/>
+            </wp:cNvGraphicFramePr>
+            <a:graphic>
+              <a:graphicData xmlns:a="http://schemas.openxmlformats.org/drawingml/2006/main" uri="http://schemas.openxmlformats.org/drawingml/2006/picture">
+                <pic:pic xmlns:pic="http://schemas.openxmlformats.org/drawingml/2006/picture">
+                  <pic:nvPicPr>
+                    <pic:cNvPr id="1667790679" name="Picture 1667790679"/>
+                    <pic:cNvPicPr/>
+                  </pic:nvPicPr>
+                  <pic:blipFill>
+                    <a:blip xmlns:r="http://schemas.openxmlformats.org/officeDocument/2006/relationships" r:embed="rId1897926959">
+                      <a:extLst>
+                        <a:ext uri="{28A0092B-C50C-407E-A947-70E740481C1C}">
+                          <a14:useLocalDpi xmlns:a14="http://schemas.microsoft.com/office/drawing/2010/main"/>
+                        </a:ext>
+                      </a:extLst>
+                    </a:blip>
+                    <a:stretch>
+                      <a:fillRect/>
+                    </a:stretch>
+                  </pic:blipFill>
+                  <pic:spPr>
+                    <a:xfrm rot="0">
+                      <a:off x="0" y="0"/>
+                      <a:ext cx="4111141" cy="3276600"/>
+                    </a:xfrm>
+                    <a:prstGeom prst="rect">
+                      <a:avLst/>
+                    </a:prstGeom>
+                  </pic:spPr>
+                </pic:pic>
+              </a:graphicData>
+            </a:graphic>
+          </wp:inline>
+        </w:drawing>
       </w:r>
     </w:p>
     <w:sectPr>
@@ -3080,7 +3908,7 @@
     <w:name w:val="List Paragraph"/>
     <w:basedOn w:val="Normal"/>
     <w:qFormat/>
-    <w:rsid w:val="4C5B4D1A"/>
+    <w:rsid w:val="55FC6120"/>
     <w:pPr>
       <w:spacing/>
       <w:ind w:left="720"/>

--- a/relatorio.docx
+++ b/relatorio.docx
@@ -594,522 +594,26 @@
           <w:ilvl w:val="0"/>
           <w:numId w:val="3"/>
         </w:numPr>
-        <w:jc w:val="both"/>
-        <w:rPr>
-          <w:b w:val="0"/>
-          <w:bCs w:val="0"/>
-          <w:sz w:val="24"/>
-          <w:szCs w:val="24"/>
-        </w:rPr>
-      </w:pPr>
-      <w:r>
-        <w:rPr>
-          <w:b w:val="0"/>
-          <w:bCs w:val="0"/>
-          <w:sz w:val="24"/>
-          <w:szCs w:val="24"/>
-        </w:rPr>
-        <w:t>Sandi Lovrić                2</w:t>
-      </w:r>
-    </w:p>
-    <w:p>
-      <w:pPr>
-        <w:pStyle w:val="ListParagraph"/>
-        <w:numPr>
-          <w:ilvl w:val="0"/>
-          <w:numId w:val="3"/>
-        </w:numPr>
-        <w:jc w:val="both"/>
-        <w:rPr>
-          <w:b w:val="0"/>
-          <w:bCs w:val="0"/>
-          <w:sz w:val="24"/>
-          <w:szCs w:val="24"/>
-        </w:rPr>
-      </w:pPr>
-      <w:r>
-        <w:rPr>
-          <w:b w:val="0"/>
-          <w:bCs w:val="0"/>
-          <w:sz w:val="24"/>
-          <w:szCs w:val="24"/>
-        </w:rPr>
-        <w:t>Eren Dinkçi                 2</w:t>
-      </w:r>
-    </w:p>
-    <w:p>
-      <w:pPr>
-        <w:pStyle w:val="ListParagraph"/>
-        <w:numPr>
-          <w:ilvl w:val="0"/>
-          <w:numId w:val="3"/>
-        </w:numPr>
-        <w:jc w:val="both"/>
-        <w:rPr>
-          <w:b w:val="0"/>
-          <w:bCs w:val="0"/>
-          <w:sz w:val="24"/>
-          <w:szCs w:val="24"/>
-        </w:rPr>
-      </w:pPr>
-      <w:r>
-        <w:rPr>
-          <w:b w:val="0"/>
-          <w:bCs w:val="0"/>
-          <w:sz w:val="24"/>
-          <w:szCs w:val="24"/>
-        </w:rPr>
-        <w:t>Albert Grønbaek             2</w:t>
-      </w:r>
-    </w:p>
-    <w:p>
-      <w:pPr>
-        <w:pStyle w:val="ListParagraph"/>
-        <w:numPr>
-          <w:ilvl w:val="0"/>
-          <w:numId w:val="3"/>
-        </w:numPr>
-        <w:jc w:val="both"/>
-        <w:rPr>
-          <w:b w:val="0"/>
-          <w:bCs w:val="0"/>
-          <w:sz w:val="24"/>
-          <w:szCs w:val="24"/>
-        </w:rPr>
-      </w:pPr>
-      <w:r>
-        <w:rPr>
-          <w:b w:val="0"/>
-          <w:bCs w:val="0"/>
-          <w:sz w:val="24"/>
-          <w:szCs w:val="24"/>
-        </w:rPr>
-        <w:t>Martin Satriano             2</w:t>
-      </w:r>
-    </w:p>
-    <w:p>
-      <w:pPr>
-        <w:pStyle w:val="ListParagraph"/>
-        <w:numPr>
-          <w:ilvl w:val="0"/>
-          <w:numId w:val="3"/>
-        </w:numPr>
-        <w:jc w:val="both"/>
-        <w:rPr>
-          <w:b w:val="0"/>
-          <w:bCs w:val="0"/>
-          <w:sz w:val="24"/>
-          <w:szCs w:val="24"/>
-        </w:rPr>
-      </w:pPr>
-      <w:r>
-        <w:rPr>
-          <w:b w:val="0"/>
-          <w:bCs w:val="0"/>
-          <w:sz w:val="24"/>
-          <w:szCs w:val="24"/>
-        </w:rPr>
-        <w:t>Mamadou Sarr                2</w:t>
-      </w:r>
-    </w:p>
-    <w:p>
-      <w:pPr>
-        <w:pStyle w:val="ListParagraph"/>
-        <w:numPr>
-          <w:ilvl w:val="0"/>
-          <w:numId w:val="3"/>
-        </w:numPr>
-        <w:jc w:val="both"/>
-        <w:rPr>
-          <w:b w:val="0"/>
-          <w:bCs w:val="0"/>
-          <w:sz w:val="24"/>
-          <w:szCs w:val="24"/>
-        </w:rPr>
-      </w:pPr>
-      <w:r>
-        <w:rPr>
-          <w:b w:val="0"/>
-          <w:bCs w:val="0"/>
-          <w:sz w:val="24"/>
-          <w:szCs w:val="24"/>
-        </w:rPr>
-        <w:t>Marc Guéhi                  2</w:t>
-      </w:r>
-    </w:p>
-    <w:p>
-      <w:pPr>
-        <w:pStyle w:val="ListParagraph"/>
-        <w:numPr>
-          <w:ilvl w:val="0"/>
-          <w:numId w:val="3"/>
-        </w:numPr>
-        <w:jc w:val="both"/>
-        <w:rPr>
-          <w:b w:val="0"/>
-          <w:bCs w:val="0"/>
-          <w:sz w:val="24"/>
-          <w:szCs w:val="24"/>
-        </w:rPr>
-      </w:pPr>
-      <w:r>
-        <w:rPr>
-          <w:b w:val="0"/>
-          <w:bCs w:val="0"/>
-          <w:sz w:val="24"/>
-          <w:szCs w:val="24"/>
-        </w:rPr>
-        <w:t>Fer López                   2</w:t>
-      </w:r>
-    </w:p>
-    <w:p>
-      <w:pPr>
-        <w:pStyle w:val="ListParagraph"/>
-        <w:numPr>
-          <w:ilvl w:val="0"/>
-          <w:numId w:val="3"/>
-        </w:numPr>
-        <w:jc w:val="both"/>
-        <w:rPr>
-          <w:b w:val="0"/>
-          <w:bCs w:val="0"/>
-          <w:sz w:val="24"/>
-          <w:szCs w:val="24"/>
-        </w:rPr>
-      </w:pPr>
-      <w:r>
-        <w:rPr>
-          <w:b w:val="0"/>
-          <w:bCs w:val="0"/>
-          <w:sz w:val="24"/>
-          <w:szCs w:val="24"/>
-        </w:rPr>
-        <w:t>Arnaud Nordin               2</w:t>
-      </w:r>
-    </w:p>
-    <w:p>
-      <w:pPr>
-        <w:pStyle w:val="ListParagraph"/>
-        <w:numPr>
-          <w:ilvl w:val="0"/>
-          <w:numId w:val="3"/>
-        </w:numPr>
-        <w:jc w:val="both"/>
-        <w:rPr>
-          <w:b w:val="0"/>
-          <w:bCs w:val="0"/>
-          <w:sz w:val="24"/>
-          <w:szCs w:val="24"/>
-        </w:rPr>
-      </w:pPr>
-      <w:r>
-        <w:rPr>
-          <w:b w:val="0"/>
-          <w:bCs w:val="0"/>
-          <w:sz w:val="24"/>
-          <w:szCs w:val="24"/>
-        </w:rPr>
-        <w:t>Hans Nicolussi Caviglia     2</w:t>
-      </w:r>
-    </w:p>
-    <w:p>
-      <w:pPr>
-        <w:pStyle w:val="ListParagraph"/>
-        <w:numPr>
-          <w:ilvl w:val="0"/>
-          <w:numId w:val="3"/>
-        </w:numPr>
-        <w:jc w:val="both"/>
-        <w:rPr>
-          <w:b w:val="0"/>
-          <w:bCs w:val="0"/>
-          <w:sz w:val="24"/>
-          <w:szCs w:val="24"/>
-        </w:rPr>
-      </w:pPr>
-      <w:r>
-        <w:rPr>
-          <w:b w:val="0"/>
-          <w:bCs w:val="0"/>
-          <w:sz w:val="24"/>
-          <w:szCs w:val="24"/>
-        </w:rPr>
-        <w:t>Ademola Lookman             2</w:t>
-      </w:r>
-    </w:p>
-    <w:p>
-      <w:pPr>
-        <w:pStyle w:val="ListParagraph"/>
-        <w:numPr>
-          <w:ilvl w:val="0"/>
-          <w:numId w:val="3"/>
-        </w:numPr>
-        <w:jc w:val="both"/>
-        <w:rPr>
-          <w:b w:val="0"/>
-          <w:bCs w:val="0"/>
-          <w:sz w:val="24"/>
-          <w:szCs w:val="24"/>
-        </w:rPr>
-      </w:pPr>
-      <w:r>
-        <w:rPr>
-          <w:b w:val="0"/>
-          <w:bCs w:val="0"/>
-          <w:sz w:val="24"/>
-          <w:szCs w:val="24"/>
-        </w:rPr>
-        <w:t>Evann Guessand              2</w:t>
-      </w:r>
-    </w:p>
-    <w:p>
-      <w:pPr>
-        <w:pStyle w:val="ListParagraph"/>
-        <w:numPr>
-          <w:ilvl w:val="0"/>
-          <w:numId w:val="3"/>
-        </w:numPr>
-        <w:jc w:val="both"/>
-        <w:rPr>
-          <w:b w:val="0"/>
-          <w:bCs w:val="0"/>
-          <w:sz w:val="24"/>
-          <w:szCs w:val="24"/>
-        </w:rPr>
-      </w:pPr>
-      <w:r>
-        <w:rPr>
-          <w:b w:val="0"/>
-          <w:bCs w:val="0"/>
-          <w:sz w:val="24"/>
-          <w:szCs w:val="24"/>
-        </w:rPr>
-        <w:t>Idrissa Guèye               2</w:t>
-      </w:r>
-    </w:p>
-    <w:p>
-      <w:pPr>
-        <w:pStyle w:val="ListParagraph"/>
-        <w:numPr>
-          <w:ilvl w:val="0"/>
-          <w:numId w:val="3"/>
-        </w:numPr>
-        <w:jc w:val="both"/>
-        <w:rPr>
-          <w:b w:val="0"/>
-          <w:bCs w:val="0"/>
-          <w:sz w:val="24"/>
-          <w:szCs w:val="24"/>
-        </w:rPr>
-      </w:pPr>
-      <w:r>
-        <w:rPr>
-          <w:b w:val="0"/>
-          <w:bCs w:val="0"/>
-          <w:sz w:val="24"/>
-          <w:szCs w:val="24"/>
-        </w:rPr>
-        <w:t>Álvaro Núñez                2</w:t>
-      </w:r>
-    </w:p>
-    <w:p>
-      <w:pPr>
-        <w:pStyle w:val="ListParagraph"/>
-        <w:numPr>
-          <w:ilvl w:val="0"/>
-          <w:numId w:val="3"/>
-        </w:numPr>
-        <w:jc w:val="both"/>
-        <w:rPr>
-          <w:b w:val="0"/>
-          <w:bCs w:val="0"/>
-          <w:sz w:val="24"/>
-          <w:szCs w:val="24"/>
-        </w:rPr>
-      </w:pPr>
-      <w:r>
-        <w:rPr>
-          <w:b w:val="0"/>
-          <w:bCs w:val="0"/>
-          <w:sz w:val="24"/>
-          <w:szCs w:val="24"/>
-        </w:rPr>
-        <w:t>Unai Núñez                  2</w:t>
-      </w:r>
-    </w:p>
-    <w:p>
-      <w:pPr>
-        <w:pStyle w:val="ListParagraph"/>
-        <w:numPr>
-          <w:ilvl w:val="0"/>
-          <w:numId w:val="3"/>
-        </w:numPr>
-        <w:jc w:val="both"/>
-        <w:rPr>
-          <w:b w:val="0"/>
-          <w:bCs w:val="0"/>
-          <w:sz w:val="24"/>
-          <w:szCs w:val="24"/>
-        </w:rPr>
-      </w:pPr>
-      <w:r>
-        <w:rPr>
-          <w:b w:val="0"/>
-          <w:bCs w:val="0"/>
-          <w:sz w:val="24"/>
-          <w:szCs w:val="24"/>
-        </w:rPr>
-        <w:t>Ethan Nwaneri               2</w:t>
-      </w:r>
-    </w:p>
-    <w:p>
-      <w:pPr>
-        <w:pStyle w:val="ListParagraph"/>
-        <w:numPr>
-          <w:ilvl w:val="0"/>
-          <w:numId w:val="3"/>
-        </w:numPr>
-        <w:jc w:val="both"/>
-        <w:rPr>
-          <w:b w:val="0"/>
-          <w:bCs w:val="0"/>
-          <w:sz w:val="24"/>
-          <w:szCs w:val="24"/>
-        </w:rPr>
-      </w:pPr>
-      <w:r>
-        <w:rPr>
-          <w:b w:val="0"/>
-          <w:bCs w:val="0"/>
-          <w:sz w:val="24"/>
-          <w:szCs w:val="24"/>
-        </w:rPr>
-        <w:t>M'Bala Nzola                2</w:t>
-      </w:r>
-    </w:p>
-    <w:p>
-      <w:pPr>
-        <w:pStyle w:val="ListParagraph"/>
-        <w:numPr>
-          <w:ilvl w:val="0"/>
-          <w:numId w:val="3"/>
-        </w:numPr>
-        <w:jc w:val="both"/>
-        <w:rPr>
-          <w:b w:val="0"/>
-          <w:bCs w:val="0"/>
-          <w:sz w:val="24"/>
-          <w:szCs w:val="24"/>
-        </w:rPr>
-      </w:pPr>
-      <w:r>
-        <w:rPr>
-          <w:b w:val="0"/>
-          <w:bCs w:val="0"/>
-          <w:sz w:val="24"/>
-          <w:szCs w:val="24"/>
-        </w:rPr>
-        <w:t>Robinio Vaz                 2</w:t>
-      </w:r>
-    </w:p>
-    <w:p>
-      <w:pPr>
-        <w:pStyle w:val="ListParagraph"/>
-        <w:numPr>
-          <w:ilvl w:val="0"/>
-          <w:numId w:val="3"/>
-        </w:numPr>
-        <w:jc w:val="both"/>
-        <w:rPr>
-          <w:b w:val="0"/>
-          <w:bCs w:val="0"/>
-          <w:sz w:val="24"/>
-          <w:szCs w:val="24"/>
-        </w:rPr>
-      </w:pPr>
-      <w:r>
-        <w:rPr>
-          <w:b w:val="0"/>
-          <w:bCs w:val="0"/>
-          <w:sz w:val="24"/>
-          <w:szCs w:val="24"/>
-        </w:rPr>
-        <w:t>Matt O'Riley                2</w:t>
-      </w:r>
-    </w:p>
-    <w:p>
-      <w:pPr>
-        <w:pStyle w:val="ListParagraph"/>
-        <w:numPr>
-          <w:ilvl w:val="0"/>
-          <w:numId w:val="3"/>
-        </w:numPr>
-        <w:jc w:val="both"/>
-        <w:rPr>
-          <w:b w:val="0"/>
-          <w:bCs w:val="0"/>
-          <w:sz w:val="24"/>
-          <w:szCs w:val="24"/>
-        </w:rPr>
-      </w:pPr>
-      <w:r>
-        <w:rPr>
-          <w:b w:val="0"/>
-          <w:bCs w:val="0"/>
-          <w:sz w:val="24"/>
-          <w:szCs w:val="24"/>
-        </w:rPr>
-        <w:t>Sheraldo Becker             2</w:t>
-      </w:r>
-    </w:p>
-    <w:p>
-      <w:pPr>
-        <w:pStyle w:val="ListParagraph"/>
-        <w:numPr>
-          <w:ilvl w:val="0"/>
-          <w:numId w:val="3"/>
-        </w:numPr>
-        <w:jc w:val="both"/>
-        <w:rPr>
-          <w:b w:val="0"/>
-          <w:bCs w:val="0"/>
-          <w:sz w:val="24"/>
-          <w:szCs w:val="24"/>
-        </w:rPr>
-      </w:pPr>
-      <w:r>
-        <w:rPr>
-          <w:b w:val="0"/>
-          <w:bCs w:val="0"/>
-          <w:sz w:val="24"/>
-          <w:szCs w:val="24"/>
-        </w:rPr>
-        <w:t>Matías Vecino               2</w:t>
-      </w:r>
-    </w:p>
-    <w:p>
-      <w:pPr>
-        <w:pStyle w:val="ListParagraph"/>
-        <w:numPr>
-          <w:ilvl w:val="0"/>
-          <w:numId w:val="3"/>
-        </w:numPr>
-        <w:jc w:val="both"/>
-        <w:rPr>
-          <w:b w:val="0"/>
-          <w:bCs w:val="0"/>
-          <w:sz w:val="24"/>
-          <w:szCs w:val="24"/>
-        </w:rPr>
-      </w:pPr>
-      <w:r>
-        <w:rPr>
-          <w:b w:val="0"/>
-          <w:bCs w:val="0"/>
-          <w:sz w:val="24"/>
-          <w:szCs w:val="24"/>
-        </w:rPr>
-        <w:t>David López                 2</w:t>
+        <w:suppressLineNumbers w:val="0"/>
+        <w:bidi w:val="0"/>
+        <w:spacing w:before="0" w:beforeAutospacing="off" w:after="160" w:afterAutospacing="off" w:line="279" w:lineRule="auto"/>
+        <w:ind w:left="720" w:right="0" w:hanging="360"/>
+        <w:jc w:val="both"/>
+        <w:rPr>
+          <w:b w:val="0"/>
+          <w:bCs w:val="0"/>
+          <w:sz w:val="24"/>
+          <w:szCs w:val="24"/>
+        </w:rPr>
+      </w:pPr>
+      <w:r>
+        <w:rPr>
+          <w:b w:val="0"/>
+          <w:bCs w:val="0"/>
+          <w:sz w:val="24"/>
+          <w:szCs w:val="24"/>
+        </w:rPr>
+        <w:t>etc...</w:t>
       </w:r>
     </w:p>
     <w:p>
@@ -1204,7 +708,7 @@
       </w:pPr>
       <w:r>
         <w:drawing>
-          <wp:inline wp14:editId="7FFB9F07" wp14:anchorId="5BF94FEA">
+          <wp:inline wp14:editId="4694953A" wp14:anchorId="5BF94FEA">
             <wp:extent cx="2762636" cy="1914792"/>
             <wp:effectExtent l="0" t="0" r="0" b="0"/>
             <wp:docPr id="264765289" name="drawing"/>
@@ -1303,7 +807,7 @@
       </w:pPr>
       <w:r>
         <w:drawing>
-          <wp:inline wp14:editId="16590670" wp14:anchorId="4826A21F">
+          <wp:inline wp14:editId="5C0B25A5" wp14:anchorId="4826A21F">
             <wp:extent cx="3991532" cy="3943900"/>
             <wp:effectExtent l="0" t="0" r="0" b="0"/>
             <wp:docPr id="1004578629" name="drawing"/>
@@ -1356,7 +860,7 @@
       </w:pPr>
       <w:r>
         <w:drawing>
-          <wp:inline wp14:editId="7F1D5B5D" wp14:anchorId="76E9824A">
+          <wp:inline wp14:editId="652DAD5F" wp14:anchorId="76E9824A">
             <wp:extent cx="4258269" cy="1952898"/>
             <wp:effectExtent l="0" t="0" r="0" b="0"/>
             <wp:docPr id="885699406" name="drawing"/>
@@ -1677,7 +1181,7 @@
       </w:r>
       <w:r>
         <w:drawing>
-          <wp:inline wp14:editId="43922B54" wp14:anchorId="7C737458">
+          <wp:inline wp14:editId="7FA23CC6" wp14:anchorId="7C737458">
             <wp:extent cx="3334215" cy="809738"/>
             <wp:effectExtent l="0" t="0" r="0" b="0"/>
             <wp:docPr id="788250203" name="drawing"/>
@@ -2096,7 +1600,7 @@
       </w:pPr>
       <w:r>
         <w:drawing>
-          <wp:inline wp14:editId="1E4C556F" wp14:anchorId="3F26CB17">
+          <wp:inline wp14:editId="76664A60" wp14:anchorId="3F26CB17">
             <wp:extent cx="3999430" cy="2601959"/>
             <wp:effectExtent l="0" t="0" r="0" b="0"/>
             <wp:docPr id="644963903" name="drawing"/>
@@ -2317,7 +1821,7 @@
       </w:pPr>
       <w:r>
         <w:drawing>
-          <wp:inline wp14:editId="39706C71" wp14:anchorId="243564AC">
+          <wp:inline wp14:editId="2596E619" wp14:anchorId="243564AC">
             <wp:extent cx="3912818" cy="2591184"/>
             <wp:effectExtent l="0" t="0" r="0" b="0"/>
             <wp:docPr id="2063579875" name="drawing"/>
@@ -2484,7 +1988,7 @@
       </w:pPr>
       <w:r>
         <w:drawing>
-          <wp:inline wp14:editId="0703B76D" wp14:anchorId="17B60618">
+          <wp:inline wp14:editId="6C8ED72C" wp14:anchorId="17B60618">
             <wp:extent cx="4019550" cy="2849132"/>
             <wp:effectExtent l="0" t="0" r="0" b="0"/>
             <wp:docPr id="143719394" name="drawing"/>
@@ -2649,7 +2153,7 @@
       </w:pPr>
       <w:r>
         <w:drawing>
-          <wp:inline wp14:editId="2B81192B" wp14:anchorId="0A5E7B54">
+          <wp:inline wp14:editId="7D7A49EB" wp14:anchorId="0A5E7B54">
             <wp:extent cx="3908142" cy="3136164"/>
             <wp:effectExtent l="0" t="0" r="0" b="0"/>
             <wp:docPr id="203985609" name="drawing"/>
@@ -3080,7 +2584,7 @@
       </w:pPr>
       <w:r>
         <w:drawing>
-          <wp:inline wp14:editId="410773F6" wp14:anchorId="48412028">
+          <wp:inline wp14:editId="081E49AF" wp14:anchorId="48412028">
             <wp:extent cx="4111141" cy="3276600"/>
             <wp:effectExtent l="0" t="0" r="0" b="0"/>
             <wp:docPr id="1667790679" name="drawing"/>
@@ -3121,6 +2625,1209 @@
           </wp:inline>
         </w:drawing>
       </w:r>
+    </w:p>
+    <w:p>
+      <w:pPr>
+        <w:pStyle w:val="Normal"/>
+        <w:ind w:left="0"/>
+        <w:jc w:val="both"/>
+      </w:pPr>
+    </w:p>
+    <w:p>
+      <w:pPr>
+        <w:pStyle w:val="Normal"/>
+        <w:ind w:left="0"/>
+        <w:jc w:val="both"/>
+        <w:rPr>
+          <w:b w:val="1"/>
+          <w:bCs w:val="1"/>
+          <w:sz w:val="32"/>
+          <w:szCs w:val="32"/>
+        </w:rPr>
+      </w:pPr>
+      <w:r>
+        <w:rPr>
+          <w:b w:val="1"/>
+          <w:bCs w:val="1"/>
+          <w:sz w:val="28"/>
+          <w:szCs w:val="28"/>
+        </w:rPr>
+        <w:t>Etapa 3 — Clusterização: Mapeando Perfis de Jogadores</w:t>
+      </w:r>
+    </w:p>
+    <w:p>
+      <w:pPr>
+        <w:pStyle w:val="Normal"/>
+        <w:ind w:left="0"/>
+        <w:jc w:val="both"/>
+        <w:rPr>
+          <w:b w:val="1"/>
+          <w:bCs w:val="1"/>
+          <w:sz w:val="28"/>
+          <w:szCs w:val="28"/>
+        </w:rPr>
+      </w:pPr>
+    </w:p>
+    <w:p>
+      <w:pPr>
+        <w:pStyle w:val="Normal"/>
+        <w:ind w:left="0"/>
+        <w:jc w:val="both"/>
+        <w:rPr>
+          <w:b w:val="0"/>
+          <w:bCs w:val="0"/>
+          <w:sz w:val="24"/>
+          <w:szCs w:val="24"/>
+        </w:rPr>
+      </w:pPr>
+      <w:r>
+        <w:rPr>
+          <w:b w:val="0"/>
+          <w:bCs w:val="0"/>
+          <w:sz w:val="24"/>
+          <w:szCs w:val="24"/>
+        </w:rPr>
+        <w:t xml:space="preserve">Fizemos uma nova variável X para guardar apenas os valores que são importantes na clusterização. Procuramos valores </w:t>
+      </w:r>
+      <w:r>
+        <w:rPr>
+          <w:b w:val="0"/>
+          <w:bCs w:val="0"/>
+          <w:sz w:val="24"/>
+          <w:szCs w:val="24"/>
+        </w:rPr>
+        <w:t>NaN</w:t>
+      </w:r>
+      <w:r>
+        <w:rPr>
+          <w:b w:val="0"/>
+          <w:bCs w:val="0"/>
+          <w:sz w:val="24"/>
+          <w:szCs w:val="24"/>
+        </w:rPr>
+        <w:t xml:space="preserve"> para removê-los antes da n</w:t>
+      </w:r>
+      <w:r>
+        <w:rPr>
+          <w:b w:val="0"/>
+          <w:bCs w:val="0"/>
+          <w:sz w:val="24"/>
+          <w:szCs w:val="24"/>
+        </w:rPr>
+        <w:t xml:space="preserve">ormalização. Foram encontrados apenas 2 registros de jogadores com idade </w:t>
+      </w:r>
+      <w:r>
+        <w:rPr>
+          <w:b w:val="0"/>
+          <w:bCs w:val="0"/>
+          <w:sz w:val="24"/>
+          <w:szCs w:val="24"/>
+        </w:rPr>
+        <w:t>NaN</w:t>
+      </w:r>
+      <w:r>
+        <w:rPr>
+          <w:b w:val="0"/>
+          <w:bCs w:val="0"/>
+          <w:sz w:val="24"/>
+          <w:szCs w:val="24"/>
+        </w:rPr>
+        <w:t>, então preenchemos com a mediana de todas as idades.</w:t>
+      </w:r>
+    </w:p>
+    <w:p>
+      <w:pPr>
+        <w:pStyle w:val="Normal"/>
+        <w:ind w:left="0"/>
+        <w:jc w:val="both"/>
+        <w:rPr>
+          <w:b w:val="0"/>
+          <w:bCs w:val="0"/>
+          <w:sz w:val="24"/>
+          <w:szCs w:val="24"/>
+        </w:rPr>
+      </w:pPr>
+    </w:p>
+    <w:p>
+      <w:pPr>
+        <w:pStyle w:val="Normal"/>
+        <w:ind w:left="0"/>
+        <w:jc w:val="both"/>
+        <w:rPr>
+          <w:b w:val="0"/>
+          <w:bCs w:val="0"/>
+          <w:sz w:val="24"/>
+          <w:szCs w:val="24"/>
+        </w:rPr>
+      </w:pPr>
+      <w:r>
+        <w:rPr>
+          <w:b w:val="0"/>
+          <w:bCs w:val="0"/>
+          <w:sz w:val="24"/>
+          <w:szCs w:val="24"/>
+        </w:rPr>
+        <w:t>Método de Cotovelo e Silhouette Score:</w:t>
+      </w:r>
+    </w:p>
+    <w:p>
+      <w:pPr>
+        <w:pStyle w:val="Normal"/>
+        <w:ind w:left="0"/>
+        <w:jc w:val="both"/>
+      </w:pPr>
+      <w:r>
+        <w:drawing>
+          <wp:anchor distT="0" distB="0" distL="114300" distR="114300" simplePos="0" relativeHeight="251658240" behindDoc="0" locked="0" layoutInCell="1" allowOverlap="1" wp14:anchorId="61BFA9D4" wp14:editId="7804F46D">
+            <wp:simplePos x="0" y="0"/>
+            <wp:positionH relativeFrom="column">
+              <wp:align>left</wp:align>
+            </wp:positionH>
+            <wp:positionV relativeFrom="paragraph">
+              <wp:posOffset>0</wp:posOffset>
+            </wp:positionV>
+            <wp:extent cx="2847807" cy="1876425"/>
+            <wp:effectExtent l="0" t="0" r="0" b="0"/>
+            <wp:wrapSquare wrapText="bothSides"/>
+            <wp:docPr id="1257768089" name="drawing"/>
+            <wp:cNvGraphicFramePr>
+              <a:graphicFrameLocks noChangeAspect="1"/>
+            </wp:cNvGraphicFramePr>
+            <a:graphic>
+              <a:graphicData xmlns:a="http://schemas.openxmlformats.org/drawingml/2006/main" uri="http://schemas.openxmlformats.org/drawingml/2006/picture">
+                <pic:pic xmlns:pic="http://schemas.openxmlformats.org/drawingml/2006/picture">
+                  <pic:nvPicPr>
+                    <pic:cNvPr id="1257768089" name="Picture 1257768089"/>
+                    <pic:cNvPicPr/>
+                  </pic:nvPicPr>
+                  <pic:blipFill>
+                    <a:blip xmlns:r="http://schemas.openxmlformats.org/officeDocument/2006/relationships" r:embed="rId479831721">
+                      <a:extLst>
+                        <a:ext uri="{28A0092B-C50C-407E-A947-70E740481C1C}">
+                          <a14:useLocalDpi xmlns:a14="http://schemas.microsoft.com/office/drawing/2010/main"/>
+                        </a:ext>
+                      </a:extLst>
+                    </a:blip>
+                    <a:stretch>
+                      <a:fillRect/>
+                    </a:stretch>
+                  </pic:blipFill>
+                  <pic:spPr>
+                    <a:xfrm rot="0">
+                      <a:off x="0" y="0"/>
+                      <a:ext cx="2847807" cy="1876425"/>
+                    </a:xfrm>
+                    <a:prstGeom prst="rect">
+                      <a:avLst/>
+                    </a:prstGeom>
+                  </pic:spPr>
+                </pic:pic>
+              </a:graphicData>
+            </a:graphic>
+            <wp14:sizeRelH relativeFrom="page">
+              <wp14:pctWidth>0</wp14:pctWidth>
+            </wp14:sizeRelH>
+            <wp14:sizeRelV relativeFrom="page">
+              <wp14:pctHeight>0</wp14:pctHeight>
+            </wp14:sizeRelV>
+          </wp:anchor>
+        </w:drawing>
+      </w:r>
+      <w:r>
+        <w:drawing>
+          <wp:anchor distT="0" distB="0" distL="114300" distR="114300" simplePos="0" relativeHeight="251658240" behindDoc="0" locked="0" layoutInCell="1" allowOverlap="1" wp14:anchorId="4EFE2011" wp14:editId="0DD20A13">
+            <wp:simplePos x="0" y="0"/>
+            <wp:positionH relativeFrom="column">
+              <wp:align>right</wp:align>
+            </wp:positionH>
+            <wp:positionV relativeFrom="paragraph">
+              <wp:posOffset>0</wp:posOffset>
+            </wp:positionV>
+            <wp:extent cx="2768596" cy="1861086"/>
+            <wp:effectExtent l="0" t="0" r="0" b="0"/>
+            <wp:wrapSquare wrapText="bothSides"/>
+            <wp:docPr id="868451881" name="drawing"/>
+            <wp:cNvGraphicFramePr>
+              <a:graphicFrameLocks noChangeAspect="1"/>
+            </wp:cNvGraphicFramePr>
+            <a:graphic>
+              <a:graphicData xmlns:a="http://schemas.openxmlformats.org/drawingml/2006/main" uri="http://schemas.openxmlformats.org/drawingml/2006/picture">
+                <pic:pic xmlns:pic="http://schemas.openxmlformats.org/drawingml/2006/picture">
+                  <pic:nvPicPr>
+                    <pic:cNvPr id="868451881" name="Picture 868451881"/>
+                    <pic:cNvPicPr/>
+                  </pic:nvPicPr>
+                  <pic:blipFill>
+                    <a:blip xmlns:r="http://schemas.openxmlformats.org/officeDocument/2006/relationships" r:embed="rId1420723945">
+                      <a:extLst>
+                        <a:ext uri="{28A0092B-C50C-407E-A947-70E740481C1C}">
+                          <a14:useLocalDpi xmlns:a14="http://schemas.microsoft.com/office/drawing/2010/main"/>
+                        </a:ext>
+                      </a:extLst>
+                    </a:blip>
+                    <a:stretch>
+                      <a:fillRect/>
+                    </a:stretch>
+                  </pic:blipFill>
+                  <pic:spPr>
+                    <a:xfrm rot="0">
+                      <a:off x="0" y="0"/>
+                      <a:ext cx="2768596" cy="1861086"/>
+                    </a:xfrm>
+                    <a:prstGeom prst="rect">
+                      <a:avLst/>
+                    </a:prstGeom>
+                  </pic:spPr>
+                </pic:pic>
+              </a:graphicData>
+            </a:graphic>
+            <wp14:sizeRelH relativeFrom="page">
+              <wp14:pctWidth>0</wp14:pctWidth>
+            </wp14:sizeRelH>
+            <wp14:sizeRelV relativeFrom="page">
+              <wp14:pctHeight>0</wp14:pctHeight>
+            </wp14:sizeRelV>
+          </wp:anchor>
+        </w:drawing>
+      </w:r>
+    </w:p>
+    <w:p>
+      <w:pPr>
+        <w:pStyle w:val="Normal"/>
+        <w:ind w:left="0"/>
+        <w:jc w:val="both"/>
+        <w:rPr>
+          <w:b w:val="0"/>
+          <w:bCs w:val="0"/>
+          <w:sz w:val="24"/>
+          <w:szCs w:val="24"/>
+        </w:rPr>
+      </w:pPr>
+      <w:r>
+        <w:rPr>
+          <w:rFonts w:ascii="Aptos" w:hAnsi="Aptos" w:eastAsia="Aptos" w:cs="Aptos"/>
+          <w:noProof w:val="0"/>
+          <w:sz w:val="24"/>
+          <w:szCs w:val="24"/>
+          <w:lang w:val="pt-BR"/>
+        </w:rPr>
+        <w:t xml:space="preserve">O Método do Cotovelo indicou uma inflexão clara em K=4, </w:t>
+      </w:r>
+      <w:r>
+        <w:rPr>
+          <w:rFonts w:ascii="Aptos" w:hAnsi="Aptos" w:eastAsia="Aptos" w:cs="Aptos"/>
+          <w:noProof w:val="0"/>
+          <w:sz w:val="24"/>
+          <w:szCs w:val="24"/>
+          <w:lang w:val="pt-BR"/>
+        </w:rPr>
+        <w:t>mostra</w:t>
+      </w:r>
+      <w:r>
+        <w:rPr>
+          <w:rFonts w:ascii="Aptos" w:hAnsi="Aptos" w:eastAsia="Aptos" w:cs="Aptos"/>
+          <w:noProof w:val="0"/>
+          <w:sz w:val="24"/>
+          <w:szCs w:val="24"/>
+          <w:lang w:val="pt-BR"/>
+        </w:rPr>
+        <w:t>ndo</w:t>
+      </w:r>
+      <w:r>
+        <w:rPr>
+          <w:rFonts w:ascii="Aptos" w:hAnsi="Aptos" w:eastAsia="Aptos" w:cs="Aptos"/>
+          <w:noProof w:val="0"/>
+          <w:sz w:val="24"/>
+          <w:szCs w:val="24"/>
+          <w:lang w:val="pt-BR"/>
+        </w:rPr>
+        <w:t xml:space="preserve"> </w:t>
+      </w:r>
+      <w:r>
+        <w:rPr>
+          <w:rFonts w:ascii="Aptos" w:hAnsi="Aptos" w:eastAsia="Aptos" w:cs="Aptos"/>
+          <w:noProof w:val="0"/>
+          <w:sz w:val="24"/>
+          <w:szCs w:val="24"/>
+          <w:lang w:val="pt-BR"/>
+        </w:rPr>
+        <w:t>que a partir desse ponto</w:t>
+      </w:r>
+      <w:r>
+        <w:rPr>
+          <w:rFonts w:ascii="Aptos" w:hAnsi="Aptos" w:eastAsia="Aptos" w:cs="Aptos"/>
+          <w:noProof w:val="0"/>
+          <w:sz w:val="24"/>
+          <w:szCs w:val="24"/>
+          <w:lang w:val="pt-BR"/>
+        </w:rPr>
+        <w:t>,</w:t>
+      </w:r>
+      <w:r>
+        <w:rPr>
+          <w:rFonts w:ascii="Aptos" w:hAnsi="Aptos" w:eastAsia="Aptos" w:cs="Aptos"/>
+          <w:noProof w:val="0"/>
+          <w:sz w:val="24"/>
+          <w:szCs w:val="24"/>
+          <w:lang w:val="pt-BR"/>
+        </w:rPr>
+        <w:t xml:space="preserve"> o ganho de qualidade passa a ser pequeno. </w:t>
+      </w:r>
+      <w:r>
+        <w:rPr>
+          <w:rFonts w:ascii="Aptos" w:hAnsi="Aptos" w:eastAsia="Aptos" w:cs="Aptos"/>
+          <w:noProof w:val="0"/>
+          <w:sz w:val="24"/>
+          <w:szCs w:val="24"/>
+          <w:lang w:val="pt-BR"/>
+        </w:rPr>
+        <w:t>Apesar d</w:t>
+      </w:r>
+      <w:r>
+        <w:rPr>
+          <w:rFonts w:ascii="Aptos" w:hAnsi="Aptos" w:eastAsia="Aptos" w:cs="Aptos"/>
+          <w:noProof w:val="0"/>
+          <w:sz w:val="24"/>
+          <w:szCs w:val="24"/>
+          <w:lang w:val="pt-BR"/>
+        </w:rPr>
+        <w:t xml:space="preserve">o maior </w:t>
+      </w:r>
+      <w:r>
+        <w:rPr>
+          <w:rFonts w:ascii="Aptos" w:hAnsi="Aptos" w:eastAsia="Aptos" w:cs="Aptos"/>
+          <w:noProof w:val="0"/>
+          <w:sz w:val="24"/>
+          <w:szCs w:val="24"/>
+          <w:lang w:val="pt-BR"/>
+        </w:rPr>
+        <w:t>Silhouette</w:t>
+      </w:r>
+      <w:r>
+        <w:rPr>
+          <w:rFonts w:ascii="Aptos" w:hAnsi="Aptos" w:eastAsia="Aptos" w:cs="Aptos"/>
+          <w:noProof w:val="0"/>
+          <w:sz w:val="24"/>
+          <w:szCs w:val="24"/>
+          <w:lang w:val="pt-BR"/>
+        </w:rPr>
+        <w:t xml:space="preserve"> Score tenha ocorrido em K=3 (0,336), o valor obtido para K=4 (0,331) foi muito próximo, indicando perda mínima de coesão. Dessa forma, </w:t>
+      </w:r>
+      <w:r>
+        <w:rPr>
+          <w:rFonts w:ascii="Aptos" w:hAnsi="Aptos" w:eastAsia="Aptos" w:cs="Aptos"/>
+          <w:noProof w:val="0"/>
+          <w:sz w:val="24"/>
+          <w:szCs w:val="24"/>
+          <w:lang w:val="pt-BR"/>
+        </w:rPr>
+        <w:t>aptamos</w:t>
+      </w:r>
+      <w:r>
+        <w:rPr>
+          <w:rFonts w:ascii="Aptos" w:hAnsi="Aptos" w:eastAsia="Aptos" w:cs="Aptos"/>
+          <w:noProof w:val="0"/>
+          <w:sz w:val="24"/>
+          <w:szCs w:val="24"/>
+          <w:lang w:val="pt-BR"/>
+        </w:rPr>
+        <w:t xml:space="preserve"> por utilizar quatro clusters por apresentarem melhor interpreta</w:t>
+      </w:r>
+      <w:r>
+        <w:rPr>
+          <w:rFonts w:ascii="Aptos" w:hAnsi="Aptos" w:eastAsia="Aptos" w:cs="Aptos"/>
+          <w:noProof w:val="0"/>
+          <w:sz w:val="24"/>
+          <w:szCs w:val="24"/>
+          <w:lang w:val="pt-BR"/>
+        </w:rPr>
+        <w:t xml:space="preserve">ção </w:t>
+      </w:r>
+      <w:r>
+        <w:rPr>
+          <w:rFonts w:ascii="Aptos" w:hAnsi="Aptos" w:eastAsia="Aptos" w:cs="Aptos"/>
+          <w:noProof w:val="0"/>
+          <w:sz w:val="24"/>
+          <w:szCs w:val="24"/>
+          <w:lang w:val="pt-BR"/>
+        </w:rPr>
+        <w:t>esportiva, permitindo representar de maneira mais natural perfis associados às quatro posições principais do futebol (goleiros, defensores, meio-campistas e atacantes).</w:t>
+      </w:r>
+    </w:p>
+    <w:p>
+      <w:pPr>
+        <w:pStyle w:val="Normal"/>
+        <w:ind w:left="0"/>
+        <w:jc w:val="both"/>
+      </w:pPr>
+      <w:r>
+        <w:rPr>
+          <w:rFonts w:ascii="Aptos" w:hAnsi="Aptos" w:eastAsia="Aptos" w:cs="Aptos"/>
+          <w:noProof w:val="0"/>
+          <w:sz w:val="24"/>
+          <w:szCs w:val="24"/>
+          <w:lang w:val="pt-BR"/>
+        </w:rPr>
+        <w:t>Divisão de quantidades por posição em cada cluster:</w:t>
+      </w:r>
+      <w:r>
+        <w:br/>
+      </w:r>
+      <w:r>
+        <w:drawing>
+          <wp:inline wp14:editId="2F718773" wp14:anchorId="052659D5">
+            <wp:extent cx="1971950" cy="1400370"/>
+            <wp:effectExtent l="0" t="0" r="0" b="0"/>
+            <wp:docPr id="1059490705" name="drawing"/>
+            <wp:cNvGraphicFramePr>
+              <a:graphicFrameLocks noChangeAspect="1"/>
+            </wp:cNvGraphicFramePr>
+            <a:graphic>
+              <a:graphicData xmlns:a="http://schemas.openxmlformats.org/drawingml/2006/main" uri="http://schemas.openxmlformats.org/drawingml/2006/picture">
+                <pic:pic xmlns:pic="http://schemas.openxmlformats.org/drawingml/2006/picture">
+                  <pic:nvPicPr>
+                    <pic:cNvPr id="1059490705" name="Picture 1059490705"/>
+                    <pic:cNvPicPr/>
+                  </pic:nvPicPr>
+                  <pic:blipFill>
+                    <a:blip xmlns:r="http://schemas.openxmlformats.org/officeDocument/2006/relationships" r:embed="rId2126123949">
+                      <a:extLst>
+                        <a:ext uri="{28A0092B-C50C-407E-A947-70E740481C1C}">
+                          <a14:useLocalDpi xmlns:a14="http://schemas.microsoft.com/office/drawing/2010/main"/>
+                        </a:ext>
+                      </a:extLst>
+                    </a:blip>
+                    <a:stretch>
+                      <a:fillRect/>
+                    </a:stretch>
+                  </pic:blipFill>
+                  <pic:spPr>
+                    <a:xfrm>
+                      <a:off x="0" y="0"/>
+                      <a:ext cx="1971950" cy="1400370"/>
+                    </a:xfrm>
+                    <a:prstGeom prst="rect">
+                      <a:avLst/>
+                    </a:prstGeom>
+                  </pic:spPr>
+                </pic:pic>
+              </a:graphicData>
+            </a:graphic>
+          </wp:inline>
+        </w:drawing>
+      </w:r>
+    </w:p>
+    <w:p>
+      <w:pPr>
+        <w:pStyle w:val="Normal"/>
+        <w:ind w:left="0"/>
+        <w:jc w:val="both"/>
+        <w:rPr>
+          <w:rFonts w:ascii="Aptos" w:hAnsi="Aptos" w:eastAsia="Aptos" w:cs="Aptos"/>
+          <w:noProof w:val="0"/>
+          <w:sz w:val="24"/>
+          <w:szCs w:val="24"/>
+          <w:lang w:val="pt-BR"/>
+        </w:rPr>
+      </w:pPr>
+      <w:r>
+        <w:drawing>
+          <wp:inline wp14:editId="74641E0C" wp14:anchorId="5D956E52">
+            <wp:extent cx="5724525" cy="1171575"/>
+            <wp:effectExtent l="0" t="0" r="0" b="0"/>
+            <wp:docPr id="1624762330" name="drawing"/>
+            <wp:cNvGraphicFramePr>
+              <a:graphicFrameLocks noChangeAspect="1"/>
+            </wp:cNvGraphicFramePr>
+            <a:graphic>
+              <a:graphicData xmlns:a="http://schemas.openxmlformats.org/drawingml/2006/main" uri="http://schemas.openxmlformats.org/drawingml/2006/picture">
+                <pic:pic xmlns:pic="http://schemas.openxmlformats.org/drawingml/2006/picture">
+                  <pic:nvPicPr>
+                    <pic:cNvPr id="1624762330" name="Picture 1624762330"/>
+                    <pic:cNvPicPr/>
+                  </pic:nvPicPr>
+                  <pic:blipFill>
+                    <a:blip xmlns:r="http://schemas.openxmlformats.org/officeDocument/2006/relationships" r:embed="rId1082701100">
+                      <a:extLst>
+                        <a:ext uri="{28A0092B-C50C-407E-A947-70E740481C1C}">
+                          <a14:useLocalDpi xmlns:a14="http://schemas.microsoft.com/office/drawing/2010/main"/>
+                        </a:ext>
+                      </a:extLst>
+                    </a:blip>
+                    <a:stretch>
+                      <a:fillRect/>
+                    </a:stretch>
+                  </pic:blipFill>
+                  <pic:spPr>
+                    <a:xfrm>
+                      <a:off x="0" y="0"/>
+                      <a:ext cx="5724525" cy="1171575"/>
+                    </a:xfrm>
+                    <a:prstGeom prst="rect">
+                      <a:avLst/>
+                    </a:prstGeom>
+                  </pic:spPr>
+                </pic:pic>
+              </a:graphicData>
+            </a:graphic>
+          </wp:inline>
+        </w:drawing>
+      </w:r>
+      <w:r>
+        <w:rPr/>
+        <w:t>*Detalhe: p</w:t>
+      </w:r>
+      <w:r>
+        <w:rPr>
+          <w:rFonts w:ascii="Aptos" w:hAnsi="Aptos" w:eastAsia="Aptos" w:cs="Aptos"/>
+          <w:noProof w:val="0"/>
+          <w:sz w:val="24"/>
+          <w:szCs w:val="24"/>
+          <w:lang w:val="pt-BR"/>
+        </w:rPr>
+        <w:t>ercentual de passes (</w:t>
+      </w:r>
+      <w:r>
+        <w:rPr>
+          <w:noProof w:val="0"/>
+          <w:lang w:val="pt-BR"/>
+        </w:rPr>
+        <w:t>Cmp</w:t>
+      </w:r>
+      <w:r>
+        <w:rPr>
+          <w:noProof w:val="0"/>
+          <w:lang w:val="pt-BR"/>
+        </w:rPr>
+        <w:t>%</w:t>
+      </w:r>
+      <w:r>
+        <w:rPr>
+          <w:rFonts w:ascii="Aptos" w:hAnsi="Aptos" w:eastAsia="Aptos" w:cs="Aptos"/>
+          <w:noProof w:val="0"/>
+          <w:sz w:val="24"/>
+          <w:szCs w:val="24"/>
+          <w:lang w:val="pt-BR"/>
+        </w:rPr>
+        <w:t>), passes progressivos (</w:t>
+      </w:r>
+      <w:r>
+        <w:rPr>
+          <w:noProof w:val="0"/>
+          <w:lang w:val="pt-BR"/>
+        </w:rPr>
+        <w:t>PrgDist</w:t>
+      </w:r>
+      <w:r>
+        <w:rPr>
+          <w:rFonts w:ascii="Aptos" w:hAnsi="Aptos" w:eastAsia="Aptos" w:cs="Aptos"/>
+          <w:noProof w:val="0"/>
+          <w:sz w:val="24"/>
+          <w:szCs w:val="24"/>
+          <w:lang w:val="pt-BR"/>
+        </w:rPr>
+        <w:t>)</w:t>
+      </w:r>
+      <w:r>
+        <w:rPr>
+          <w:rFonts w:ascii="Aptos" w:hAnsi="Aptos" w:eastAsia="Aptos" w:cs="Aptos"/>
+          <w:noProof w:val="0"/>
+          <w:sz w:val="24"/>
+          <w:szCs w:val="24"/>
+          <w:lang w:val="pt-BR"/>
+        </w:rPr>
+        <w:t xml:space="preserve"> e cortes (</w:t>
+      </w:r>
+      <w:r>
+        <w:rPr>
+          <w:rFonts w:ascii="Aptos" w:hAnsi="Aptos" w:eastAsia="Aptos" w:cs="Aptos"/>
+          <w:noProof w:val="0"/>
+          <w:sz w:val="24"/>
+          <w:szCs w:val="24"/>
+          <w:lang w:val="pt-BR"/>
+        </w:rPr>
+        <w:t>Clr</w:t>
+      </w:r>
+      <w:r>
+        <w:rPr>
+          <w:rFonts w:ascii="Aptos" w:hAnsi="Aptos" w:eastAsia="Aptos" w:cs="Aptos"/>
+          <w:noProof w:val="0"/>
+          <w:sz w:val="24"/>
+          <w:szCs w:val="24"/>
+          <w:lang w:val="pt-BR"/>
+        </w:rPr>
+        <w:t>)</w:t>
+      </w:r>
+      <w:r>
+        <w:rPr>
+          <w:rFonts w:ascii="Aptos" w:hAnsi="Aptos" w:eastAsia="Aptos" w:cs="Aptos"/>
+          <w:noProof w:val="0"/>
+          <w:sz w:val="24"/>
+          <w:szCs w:val="24"/>
+          <w:lang w:val="pt-BR"/>
+        </w:rPr>
+        <w:t xml:space="preserve"> foram removidos pois essas colunas não aparecem preenchidas nenhuma vez no </w:t>
+      </w:r>
+      <w:r>
+        <w:rPr>
+          <w:rFonts w:ascii="Aptos" w:hAnsi="Aptos" w:eastAsia="Aptos" w:cs="Aptos"/>
+          <w:noProof w:val="0"/>
+          <w:sz w:val="24"/>
+          <w:szCs w:val="24"/>
+          <w:lang w:val="pt-BR"/>
+        </w:rPr>
+        <w:t>dataset</w:t>
+      </w:r>
+      <w:r>
+        <w:rPr>
+          <w:rFonts w:ascii="Aptos" w:hAnsi="Aptos" w:eastAsia="Aptos" w:cs="Aptos"/>
+          <w:noProof w:val="0"/>
+          <w:sz w:val="24"/>
+          <w:szCs w:val="24"/>
+          <w:lang w:val="pt-BR"/>
+        </w:rPr>
+        <w:t xml:space="preserve"> do fbref.</w:t>
+      </w:r>
+    </w:p>
+    <w:p>
+      <w:pPr>
+        <w:pStyle w:val="Normal"/>
+        <w:jc w:val="both"/>
+        <w:rPr>
+          <w:rFonts w:ascii="Aptos" w:hAnsi="Aptos" w:eastAsia="Aptos" w:cs="Aptos"/>
+          <w:noProof w:val="0"/>
+          <w:sz w:val="24"/>
+          <w:szCs w:val="24"/>
+          <w:lang w:val="pt-BR"/>
+        </w:rPr>
+      </w:pPr>
+    </w:p>
+    <w:p>
+      <w:pPr>
+        <w:pStyle w:val="Normal"/>
+        <w:jc w:val="both"/>
+        <w:rPr>
+          <w:rFonts w:ascii="Aptos" w:hAnsi="Aptos" w:eastAsia="Aptos" w:cs="Aptos"/>
+          <w:noProof w:val="0"/>
+          <w:sz w:val="24"/>
+          <w:szCs w:val="24"/>
+          <w:lang w:val="pt-BR"/>
+        </w:rPr>
+      </w:pPr>
+      <w:r>
+        <w:rPr>
+          <w:rFonts w:ascii="Aptos" w:hAnsi="Aptos" w:eastAsia="Aptos" w:cs="Aptos"/>
+          <w:noProof w:val="0"/>
+          <w:sz w:val="24"/>
+          <w:szCs w:val="24"/>
+          <w:lang w:val="pt-BR"/>
+        </w:rPr>
+        <w:t>A visualização dos clusters ficou assim:</w:t>
+      </w:r>
+    </w:p>
+    <w:p>
+      <w:pPr>
+        <w:pStyle w:val="Normal"/>
+        <w:ind w:left="0"/>
+        <w:jc w:val="both"/>
+      </w:pPr>
+      <w:r>
+        <w:drawing>
+          <wp:inline wp14:editId="243389B1" wp14:anchorId="1D81369B">
+            <wp:extent cx="3685317" cy="2857500"/>
+            <wp:effectExtent l="0" t="0" r="0" b="0"/>
+            <wp:docPr id="869114659" name="drawing"/>
+            <wp:cNvGraphicFramePr>
+              <a:graphicFrameLocks noChangeAspect="1"/>
+            </wp:cNvGraphicFramePr>
+            <a:graphic>
+              <a:graphicData xmlns:a="http://schemas.openxmlformats.org/drawingml/2006/main" uri="http://schemas.openxmlformats.org/drawingml/2006/picture">
+                <pic:pic xmlns:pic="http://schemas.openxmlformats.org/drawingml/2006/picture">
+                  <pic:nvPicPr>
+                    <pic:cNvPr id="635707306" name="Picture 635707306"/>
+                    <pic:cNvPicPr/>
+                  </pic:nvPicPr>
+                  <pic:blipFill>
+                    <a:blip xmlns:r="http://schemas.openxmlformats.org/officeDocument/2006/relationships" r:embed="rId1956991360">
+                      <a:extLst>
+                        <a:ext uri="{28A0092B-C50C-407E-A947-70E740481C1C}">
+                          <a14:useLocalDpi xmlns:a14="http://schemas.microsoft.com/office/drawing/2010/main"/>
+                        </a:ext>
+                      </a:extLst>
+                    </a:blip>
+                    <a:stretch>
+                      <a:fillRect/>
+                    </a:stretch>
+                  </pic:blipFill>
+                  <pic:spPr>
+                    <a:xfrm rot="0">
+                      <a:off x="0" y="0"/>
+                      <a:ext cx="3685317" cy="2857500"/>
+                    </a:xfrm>
+                    <a:prstGeom prst="rect">
+                      <a:avLst/>
+                    </a:prstGeom>
+                  </pic:spPr>
+                </pic:pic>
+              </a:graphicData>
+            </a:graphic>
+          </wp:inline>
+        </w:drawing>
+      </w:r>
+    </w:p>
+    <w:p>
+      <w:pPr>
+        <w:pStyle w:val="Normal"/>
+        <w:ind w:left="0"/>
+        <w:jc w:val="both"/>
+        <w:rPr>
+          <w:rFonts w:ascii="Aptos" w:hAnsi="Aptos" w:eastAsia="Aptos" w:cs="Aptos"/>
+          <w:noProof w:val="0"/>
+          <w:sz w:val="24"/>
+          <w:szCs w:val="24"/>
+          <w:lang w:val="pt-BR"/>
+        </w:rPr>
+      </w:pPr>
+      <w:r>
+        <w:rPr>
+          <w:rFonts w:ascii="Aptos" w:hAnsi="Aptos" w:eastAsia="Aptos" w:cs="Aptos"/>
+          <w:noProof w:val="0"/>
+          <w:sz w:val="24"/>
+          <w:szCs w:val="24"/>
+          <w:lang w:val="pt-BR"/>
+        </w:rPr>
+        <w:t xml:space="preserve">Ou seja, o que </w:t>
+      </w:r>
+      <w:r>
+        <w:rPr>
+          <w:rFonts w:ascii="Aptos" w:hAnsi="Aptos" w:eastAsia="Aptos" w:cs="Aptos"/>
+          <w:noProof w:val="0"/>
+          <w:sz w:val="24"/>
+          <w:szCs w:val="24"/>
+          <w:lang w:val="pt-BR"/>
+        </w:rPr>
+        <w:t>se interpreta</w:t>
+      </w:r>
+      <w:r>
+        <w:rPr>
+          <w:rFonts w:ascii="Aptos" w:hAnsi="Aptos" w:eastAsia="Aptos" w:cs="Aptos"/>
+          <w:noProof w:val="0"/>
+          <w:sz w:val="24"/>
+          <w:szCs w:val="24"/>
+          <w:lang w:val="pt-BR"/>
+        </w:rPr>
+        <w:t xml:space="preserve"> desses dados:</w:t>
+      </w:r>
+    </w:p>
+    <w:tbl>
+      <w:tblPr>
+        <w:tblStyle w:val="TableGrid"/>
+        <w:bidiVisual w:val="0"/>
+        <w:tblW w:w="0" w:type="auto"/>
+        <w:tblLook w:val="06A0" w:firstRow="1" w:lastRow="0" w:firstColumn="1" w:lastColumn="0" w:noHBand="1" w:noVBand="1"/>
+      </w:tblPr>
+      <w:tblGrid>
+        <w:gridCol w:w="3005"/>
+        <w:gridCol w:w="3005"/>
+        <w:gridCol w:w="3005"/>
+      </w:tblGrid>
+      <w:tr>
+        <w:trPr>
+          <w:trHeight w:val="300"/>
+        </w:trPr>
+        <w:tc>
+          <w:tcPr>
+            <w:tcW w:w="3005" w:type="dxa"/>
+            <w:tcMar/>
+          </w:tcPr>
+          <w:p>
+            <w:pPr>
+              <w:spacing w:before="0" w:beforeAutospacing="off" w:after="0" w:afterAutospacing="off"/>
+              <w:jc w:val="center"/>
+            </w:pPr>
+            <w:r>
+              <w:rPr>
+                <w:b w:val="1"/>
+                <w:bCs w:val="1"/>
+              </w:rPr>
+              <w:t>Cluster</w:t>
+            </w:r>
+          </w:p>
+        </w:tc>
+        <w:tc>
+          <w:tcPr>
+            <w:tcW w:w="3005" w:type="dxa"/>
+            <w:tcMar/>
+          </w:tcPr>
+          <w:p>
+            <w:pPr>
+              <w:spacing w:before="0" w:beforeAutospacing="off" w:after="0" w:afterAutospacing="off"/>
+              <w:jc w:val="center"/>
+            </w:pPr>
+            <w:r>
+              <w:rPr>
+                <w:b w:val="1"/>
+                <w:bCs w:val="1"/>
+              </w:rPr>
+              <w:t>Nome</w:t>
+            </w:r>
+          </w:p>
+        </w:tc>
+        <w:tc>
+          <w:tcPr>
+            <w:tcW w:w="3005" w:type="dxa"/>
+            <w:tcMar/>
+          </w:tcPr>
+          <w:p>
+            <w:pPr>
+              <w:spacing w:before="0" w:beforeAutospacing="off" w:after="0" w:afterAutospacing="off"/>
+              <w:jc w:val="center"/>
+            </w:pPr>
+            <w:r>
+              <w:rPr>
+                <w:b w:val="1"/>
+                <w:bCs w:val="1"/>
+              </w:rPr>
+              <w:t>Justificativa</w:t>
+            </w:r>
+          </w:p>
+        </w:tc>
+      </w:tr>
+      <w:tr>
+        <w:trPr>
+          <w:trHeight w:val="300"/>
+        </w:trPr>
+        <w:tc>
+          <w:tcPr>
+            <w:tcW w:w="3005" w:type="dxa"/>
+            <w:tcMar/>
+          </w:tcPr>
+          <w:p>
+            <w:pPr>
+              <w:spacing w:before="0" w:beforeAutospacing="off" w:after="0" w:afterAutospacing="off"/>
+            </w:pPr>
+            <w:r>
+              <w:rPr/>
+              <w:t>0</w:t>
+            </w:r>
+          </w:p>
+        </w:tc>
+        <w:tc>
+          <w:tcPr>
+            <w:tcW w:w="3005" w:type="dxa"/>
+            <w:tcMar/>
+          </w:tcPr>
+          <w:p>
+            <w:pPr>
+              <w:spacing w:before="0" w:beforeAutospacing="off" w:after="0" w:afterAutospacing="off"/>
+            </w:pPr>
+            <w:r>
+              <w:rPr/>
+              <w:t>Atacantes</w:t>
+            </w:r>
+          </w:p>
+        </w:tc>
+        <w:tc>
+          <w:tcPr>
+            <w:tcW w:w="3005" w:type="dxa"/>
+            <w:tcMar/>
+          </w:tcPr>
+          <w:p>
+            <w:pPr>
+              <w:spacing w:before="0" w:beforeAutospacing="off" w:after="0" w:afterAutospacing="off"/>
+            </w:pPr>
+            <w:r>
+              <w:rPr/>
+              <w:t>Maior média de gols, xG, assistências, finalizações e chutes no alvo.</w:t>
+            </w:r>
+          </w:p>
+        </w:tc>
+      </w:tr>
+      <w:tr>
+        <w:trPr>
+          <w:trHeight w:val="300"/>
+        </w:trPr>
+        <w:tc>
+          <w:tcPr>
+            <w:tcW w:w="3005" w:type="dxa"/>
+            <w:tcMar/>
+          </w:tcPr>
+          <w:p>
+            <w:pPr>
+              <w:spacing w:before="0" w:beforeAutospacing="off" w:after="0" w:afterAutospacing="off"/>
+            </w:pPr>
+            <w:r>
+              <w:rPr/>
+              <w:t>1</w:t>
+            </w:r>
+          </w:p>
+        </w:tc>
+        <w:tc>
+          <w:tcPr>
+            <w:tcW w:w="3005" w:type="dxa"/>
+            <w:tcMar/>
+          </w:tcPr>
+          <w:p>
+            <w:pPr>
+              <w:spacing w:before="0" w:beforeAutospacing="off" w:after="0" w:afterAutospacing="off"/>
+            </w:pPr>
+            <w:r>
+              <w:rPr/>
+              <w:t>Jogadores de Apoio / Equilibrados</w:t>
+            </w:r>
+          </w:p>
+        </w:tc>
+        <w:tc>
+          <w:tcPr>
+            <w:tcW w:w="3005" w:type="dxa"/>
+            <w:tcMar/>
+          </w:tcPr>
+          <w:p>
+            <w:pPr>
+              <w:spacing w:before="0" w:beforeAutospacing="off" w:after="0" w:afterAutospacing="off"/>
+            </w:pPr>
+            <w:r>
+              <w:rPr/>
+              <w:t>Baixas médias em praticamente todas as estatísticas, reunindo atletas de várias posições que desempenham funções mais equilibradas ou menos especializadas.</w:t>
+            </w:r>
+          </w:p>
+        </w:tc>
+      </w:tr>
+      <w:tr>
+        <w:trPr>
+          <w:trHeight w:val="300"/>
+        </w:trPr>
+        <w:tc>
+          <w:tcPr>
+            <w:tcW w:w="3005" w:type="dxa"/>
+            <w:tcMar/>
+          </w:tcPr>
+          <w:p>
+            <w:pPr>
+              <w:spacing w:before="0" w:beforeAutospacing="off" w:after="0" w:afterAutospacing="off"/>
+            </w:pPr>
+            <w:r>
+              <w:rPr/>
+              <w:t>2</w:t>
+            </w:r>
+          </w:p>
+        </w:tc>
+        <w:tc>
+          <w:tcPr>
+            <w:tcW w:w="3005" w:type="dxa"/>
+            <w:tcMar/>
+          </w:tcPr>
+          <w:p>
+            <w:pPr>
+              <w:spacing w:before="0" w:beforeAutospacing="off" w:after="0" w:afterAutospacing="off"/>
+            </w:pPr>
+            <w:r>
+              <w:rPr/>
+              <w:t>Defensores</w:t>
+            </w:r>
+          </w:p>
+        </w:tc>
+        <w:tc>
+          <w:tcPr>
+            <w:tcW w:w="3005" w:type="dxa"/>
+            <w:tcMar/>
+          </w:tcPr>
+          <w:p>
+            <w:pPr>
+              <w:pStyle w:val="Normal"/>
+              <w:suppressLineNumbers w:val="0"/>
+              <w:bidi w:val="0"/>
+              <w:spacing w:before="0" w:beforeAutospacing="off" w:after="0" w:afterAutospacing="off" w:line="240" w:lineRule="auto"/>
+              <w:ind w:left="0" w:right="0"/>
+              <w:jc w:val="left"/>
+            </w:pPr>
+            <w:r>
+              <w:rPr/>
+              <w:t xml:space="preserve">Maiores médias de desarmes e interceptações, </w:t>
+            </w:r>
+            <w:r>
+              <w:rPr/>
+              <w:t xml:space="preserve">ou seja, maior </w:t>
+            </w:r>
+            <w:r>
+              <w:rPr/>
+              <w:t>perfil defensivo.</w:t>
+            </w:r>
+          </w:p>
+        </w:tc>
+      </w:tr>
+      <w:tr>
+        <w:trPr>
+          <w:trHeight w:val="300"/>
+        </w:trPr>
+        <w:tc>
+          <w:tcPr>
+            <w:tcW w:w="3005" w:type="dxa"/>
+            <w:tcMar/>
+          </w:tcPr>
+          <w:p>
+            <w:pPr>
+              <w:spacing w:before="0" w:beforeAutospacing="off" w:after="0" w:afterAutospacing="off"/>
+            </w:pPr>
+            <w:r>
+              <w:rPr/>
+              <w:t>3</w:t>
+            </w:r>
+          </w:p>
+        </w:tc>
+        <w:tc>
+          <w:tcPr>
+            <w:tcW w:w="3005" w:type="dxa"/>
+            <w:tcMar/>
+          </w:tcPr>
+          <w:p>
+            <w:pPr>
+              <w:spacing w:before="0" w:beforeAutospacing="off" w:after="0" w:afterAutospacing="off"/>
+            </w:pPr>
+            <w:r>
+              <w:rPr/>
+              <w:t>Goleiros</w:t>
+            </w:r>
+          </w:p>
+        </w:tc>
+        <w:tc>
+          <w:tcPr>
+            <w:tcW w:w="3005" w:type="dxa"/>
+            <w:tcMar/>
+          </w:tcPr>
+          <w:p>
+            <w:pPr>
+              <w:spacing w:before="0" w:beforeAutospacing="off" w:after="0" w:afterAutospacing="off"/>
+            </w:pPr>
+            <w:r>
+              <w:rPr/>
+              <w:t>Altíssimas médias de defesas</w:t>
+            </w:r>
+            <w:r>
+              <w:rPr/>
+              <w:t xml:space="preserve"> e</w:t>
+            </w:r>
+            <w:r>
+              <w:rPr/>
+              <w:t xml:space="preserve"> percentual de defesas</w:t>
+            </w:r>
+            <w:r>
+              <w:rPr/>
+              <w:t>, com 0 chutes, baixo índice de desarmes, etc</w:t>
+            </w:r>
+            <w:r>
+              <w:rPr/>
+              <w:t>.</w:t>
+            </w:r>
+          </w:p>
+        </w:tc>
+      </w:tr>
+    </w:tbl>
+    <w:p>
+      <w:pPr>
+        <w:pStyle w:val="Normal"/>
+        <w:ind w:left="0"/>
+        <w:jc w:val="both"/>
+        <w:rPr>
+          <w:rFonts w:ascii="Aptos" w:hAnsi="Aptos" w:eastAsia="Aptos" w:cs="Aptos"/>
+          <w:noProof w:val="0"/>
+          <w:sz w:val="24"/>
+          <w:szCs w:val="24"/>
+          <w:lang w:val="pt-BR"/>
+        </w:rPr>
+      </w:pPr>
+    </w:p>
+    <w:p>
+      <w:pPr>
+        <w:pStyle w:val="Normal"/>
+        <w:ind w:left="0"/>
+        <w:jc w:val="both"/>
+        <w:rPr>
+          <w:rFonts w:ascii="Aptos" w:hAnsi="Aptos" w:eastAsia="Aptos" w:cs="Aptos"/>
+          <w:noProof w:val="0"/>
+          <w:sz w:val="24"/>
+          <w:szCs w:val="24"/>
+          <w:lang w:val="pt-BR"/>
+        </w:rPr>
+      </w:pPr>
+      <w:r>
+        <w:rPr>
+          <w:rFonts w:ascii="Aptos" w:hAnsi="Aptos" w:eastAsia="Aptos" w:cs="Aptos"/>
+          <w:noProof w:val="0"/>
+          <w:sz w:val="24"/>
+          <w:szCs w:val="24"/>
+          <w:lang w:val="pt-BR"/>
+        </w:rPr>
+        <w:t>Os clusters representam diferentes perfis de atuação em campo. O algoritmo conseguiu separar naturalmente jogadores ofensivos, defensivos e goleiros. Além disso, identificou um grupo intermediário formado por atletas com características mais equilibradas, evidenciando que a clusterização foi baseada no comportamento estatístico dos jogadores e não apenas em sua posição oficial.</w:t>
+      </w:r>
+    </w:p>
+    <w:p>
+      <w:pPr>
+        <w:pStyle w:val="Normal"/>
+        <w:ind w:left="0"/>
+        <w:jc w:val="both"/>
+      </w:pPr>
+      <w:r>
+        <w:rPr>
+          <w:rFonts w:ascii="Aptos" w:hAnsi="Aptos" w:eastAsia="Aptos" w:cs="Aptos"/>
+          <w:noProof w:val="0"/>
+          <w:sz w:val="24"/>
+          <w:szCs w:val="24"/>
+          <w:lang w:val="pt-BR"/>
+        </w:rPr>
+        <w:t xml:space="preserve">Nem todos os clusters correspondem exatamente às posições tradicionais que os jogadores já têm. O Cluster 1 reúne defensores, meio-campistas e atacantes, enquanto os Clusters 0 e 2 também apresentam pequenas misturas de posições. Isso indica que o algoritmo agrupou jogadores com base em similaridade estatística, e não apenas na posição registrada. Assim, meio-campistas ofensivos podem ser agrupados junto aos atacantes, enquanto volantes e laterais podem compartilhar características com defensores. Isso também se dá pois no momento </w:t>
+      </w:r>
+      <w:r>
+        <w:rPr>
+          <w:rFonts w:ascii="Aptos" w:hAnsi="Aptos" w:eastAsia="Aptos" w:cs="Aptos"/>
+          <w:noProof w:val="0"/>
+          <w:sz w:val="24"/>
+          <w:szCs w:val="24"/>
+          <w:lang w:val="pt-BR"/>
+        </w:rPr>
+        <w:t xml:space="preserve">da normalização, deixamos apenas 1 </w:t>
+      </w:r>
+      <w:r>
+        <w:rPr>
+          <w:rFonts w:ascii="Aptos" w:hAnsi="Aptos" w:eastAsia="Aptos" w:cs="Aptos"/>
+          <w:noProof w:val="0"/>
+          <w:sz w:val="24"/>
+          <w:szCs w:val="24"/>
+          <w:lang w:val="pt-BR"/>
+        </w:rPr>
+        <w:t>função</w:t>
+      </w:r>
+      <w:r>
+        <w:rPr>
+          <w:rFonts w:ascii="Aptos" w:hAnsi="Aptos" w:eastAsia="Aptos" w:cs="Aptos"/>
+          <w:noProof w:val="0"/>
+          <w:sz w:val="24"/>
+          <w:szCs w:val="24"/>
+          <w:lang w:val="pt-BR"/>
+        </w:rPr>
+        <w:t xml:space="preserve"> para jogadores que atuam em mais de 1.</w:t>
+      </w:r>
+    </w:p>
+    <w:p>
+      <w:pPr>
+        <w:pStyle w:val="Normal"/>
+        <w:ind w:left="0"/>
+        <w:jc w:val="both"/>
+        <w:rPr>
+          <w:rFonts w:ascii="Aptos" w:hAnsi="Aptos" w:eastAsia="Aptos" w:cs="Aptos"/>
+          <w:noProof w:val="0"/>
+          <w:sz w:val="24"/>
+          <w:szCs w:val="24"/>
+          <w:lang w:val="pt-BR"/>
+        </w:rPr>
+      </w:pPr>
+    </w:p>
+    <w:p>
+      <w:pPr>
+        <w:pStyle w:val="Normal"/>
+        <w:ind w:left="0"/>
+        <w:jc w:val="both"/>
+      </w:pPr>
     </w:p>
     <w:sectPr>
       <w:pgSz w:w="11906" w:h="16838" w:orient="portrait"/>
@@ -3908,12 +4615,38 @@
     <w:name w:val="List Paragraph"/>
     <w:basedOn w:val="Normal"/>
     <w:qFormat/>
-    <w:rsid w:val="55FC6120"/>
+    <w:rsid w:val="5C60483D"/>
     <w:pPr>
       <w:spacing/>
       <w:ind w:left="720"/>
       <w:contextualSpacing/>
     </w:pPr>
+  </w:style>
+  <w:style xmlns:w="http://schemas.openxmlformats.org/wordprocessingml/2006/main" w:type="table" w:styleId="TableGrid">
+    <w:name xmlns:w="http://schemas.openxmlformats.org/wordprocessingml/2006/main" w:val="Table Grid"/>
+    <w:basedOn xmlns:w="http://schemas.openxmlformats.org/wordprocessingml/2006/main" w:val="TableNormal"/>
+    <w:uiPriority xmlns:w="http://schemas.openxmlformats.org/wordprocessingml/2006/main" w:val="59"/>
+    <w:rsid xmlns:w="http://schemas.openxmlformats.org/wordprocessingml/2006/main" w:val="00FB4123"/>
+    <w:pPr xmlns:w="http://schemas.openxmlformats.org/wordprocessingml/2006/main">
+      <w:spacing w:after="0" w:line="240" w:lineRule="auto"/>
+    </w:pPr>
+    <w:tblPr xmlns:w="http://schemas.openxmlformats.org/wordprocessingml/2006/main">
+      <w:tblInd w:w="0" w:type="dxa"/>
+      <w:tblBorders>
+        <w:top w:val="single" w:color="000000" w:themeColor="text1" w:sz="4" w:space="0"/>
+        <w:left w:val="single" w:color="000000" w:themeColor="text1" w:sz="4" w:space="0"/>
+        <w:bottom w:val="single" w:color="000000" w:themeColor="text1" w:sz="4" w:space="0"/>
+        <w:right w:val="single" w:color="000000" w:themeColor="text1" w:sz="4" w:space="0"/>
+        <w:insideH w:val="single" w:color="000000" w:themeColor="text1" w:sz="4" w:space="0"/>
+        <w:insideV w:val="single" w:color="000000" w:themeColor="text1" w:sz="4" w:space="0"/>
+      </w:tblBorders>
+      <w:tblCellMar>
+        <w:top w:w="0" w:type="dxa"/>
+        <w:left w:w="108" w:type="dxa"/>
+        <w:bottom w:w="0" w:type="dxa"/>
+        <w:right w:w="108" w:type="dxa"/>
+      </w:tblCellMar>
+    </w:tblPr>
   </w:style>
 </w:styles>
 </file>
